--- a/_manuscript/proposal-2026-01.docx
+++ b/_manuscript/proposal-2026-01.docx
@@ -140,7 +140,7 @@
         <w:t xml:space="preserve"> </w:t>
       </w:r>
       <w:r>
-        <w:t xml:space="preserve">Lin et al. (2024)</w:t>
+        <w:t xml:space="preserve">(Wilson 2025; Hotkar 2025; Lin et al. 2024)</w:t>
       </w:r>
       <w:r>
         <w:t xml:space="preserve"> </w:t>
@@ -154,7 +154,19 @@
         <w:pStyle w:val="BodyText"/>
       </w:pPr>
       <w:r>
-        <w:t xml:space="preserve">Technology is not merely a neutral phenomenon with inherently positive outcomes and there is a great need for finding solutions that benefit us all.</w:t>
+        <w:t xml:space="preserve">Technology is not merely a neutral phenomenon</w:t>
+      </w:r>
+      <w:r>
+        <w:t xml:space="preserve"> </w:t>
+      </w:r>
+      <w:r>
+        <w:t xml:space="preserve">(Heyndels 2023; Morrow 2014)</w:t>
+      </w:r>
+      <w:r>
+        <w:t xml:space="preserve"> </w:t>
+      </w:r>
+      <w:r>
+        <w:t xml:space="preserve">with inherently positive outcomes and there is a great need for finding solutions that benefit us all.</w:t>
       </w:r>
     </w:p>
     <w:bookmarkStart w:id="20" w:name="gap"/>
@@ -194,6 +206,25 @@
       <w:r>
         <w:t xml:space="preserve">.</w:t>
       </w:r>
+      <w:r>
+        <w:t xml:space="preserve"> </w:t>
+      </w:r>
+      <w:r>
+        <w:t xml:space="preserve">Technological deterministic views of AI are suggesting we are moving towards an Artificial General Intelligence or</w:t>
+      </w:r>
+      <w:r>
+        <w:t xml:space="preserve"> </w:t>
+      </w:r>
+      <w:r>
+        <w:rPr>
+          <w:i/>
+          <w:iCs/>
+        </w:rPr>
+        <w:t xml:space="preserve">Singularity</w:t>
+      </w:r>
+      <w:r>
+        <w:t xml:space="preserve">. The</w:t>
+      </w:r>
     </w:p>
     <w:p>
       <w:pPr>
@@ -232,7 +263,24 @@
         <w:pStyle w:val="BodyText"/>
       </w:pPr>
       <w:r>
-        <w:t xml:space="preserve">What is lacking then from scientific discourse is a systematic analysis of cases where GenAI (or AI in general) has had a positive impact on agency and human freedom to distill which factors are crucial for bringing about such change.</w:t>
+        <w:t xml:space="preserve">What seems to be lacking then from scientific discourse is a systematic analysis of the impact GenAI (or AI in general) is having on agency and human freedom. However such a thing is very difficult to quantify or measure by other means without being reductionist as it is a multidimensional construct</w:t>
+      </w:r>
+      <w:r>
+        <w:t xml:space="preserve"> </w:t>
+      </w:r>
+      <w:r>
+        <w:t xml:space="preserve">(Cauce and Gordon, n.d.)</w:t>
+      </w:r>
+      <w:r>
+        <w:t xml:space="preserve">.</w:t>
+      </w:r>
+    </w:p>
+    <w:p>
+      <w:pPr>
+        <w:pStyle w:val="BodyText"/>
+      </w:pPr>
+      <w:r>
+        <w:t xml:space="preserve">The fact that GenAI is having an effect itself is plausible, but whether that effect is positive (e.g. lowering the barrier to entry to be able to write a script in a computer code) or negative (e.g. automation is taking over parts of the work) is uncertain.</w:t>
       </w:r>
     </w:p>
     <w:bookmarkEnd w:id="20"/>
@@ -250,6 +298,44 @@
         <w:pStyle w:val="FirstParagraph"/>
       </w:pPr>
       <w:r>
+        <w:rPr>
+          <w:i/>
+          <w:iCs/>
+        </w:rPr>
+        <w:t xml:space="preserve">“Technological development has invested the powers that be with</w:t>
+      </w:r>
+      <w:r>
+        <w:rPr>
+          <w:i/>
+          <w:iCs/>
+        </w:rPr>
+        <w:t xml:space="preserve"> </w:t>
+      </w:r>
+      <w:r>
+        <w:rPr>
+          <w:i/>
+          <w:iCs/>
+        </w:rPr>
+        <w:t xml:space="preserve">not only more efficient, better and more deadly instruments of coercion but with the instruments of persuasion decidedly more efficient than those hitherto used by the political bosses..”</w:t>
+      </w:r>
+      <w:r>
+        <w:t xml:space="preserve"> </w:t>
+      </w:r>
+      <w:r>
+        <w:t xml:space="preserve">-</w:t>
+      </w:r>
+      <w:r>
+        <w:t xml:space="preserve"> </w:t>
+      </w:r>
+      <w:r>
+        <w:t xml:space="preserve">(Mathur, n.d.)</w:t>
+      </w:r>
+    </w:p>
+    <w:p>
+      <w:pPr>
+        <w:pStyle w:val="BodyText"/>
+      </w:pPr>
+      <w:r>
         <w:t xml:space="preserve">We need to figure a way out of what</w:t>
       </w:r>
       <w:r>
@@ -275,17 +361,51 @@
       </w:r>
       <w:r>
         <w:t xml:space="preserve">where technological and economic power create a concentration of political power and find solutions, patterns, systems, beyond policy where the benefits of transformational technology like GenAI are available to everyone.</w:t>
+      </w:r>
+    </w:p>
+    <w:p>
+      <w:pPr>
+        <w:pStyle w:val="BodyText"/>
+      </w:pPr>
+      <w:r>
+        <w:t xml:space="preserve">Students in higher education institutes are often already interacting with tools like ChatGPT</w:t>
+      </w:r>
+      <w:r>
+        <w:t xml:space="preserve"> </w:t>
+      </w:r>
+      <w:r>
+        <w:t xml:space="preserve">(Dai 2025)</w:t>
+      </w:r>
+      <w:r>
+        <w:t xml:space="preserve">, so this study primarily focuses on that group.</w:t>
       </w:r>
     </w:p>
     <w:bookmarkEnd w:id="21"/>
     <w:bookmarkEnd w:id="22"/>
-    <w:bookmarkStart w:id="23" w:name="research-questions"/>
+    <w:bookmarkStart w:id="24" w:name="research-questions"/>
     <w:p>
       <w:pPr>
         <w:pStyle w:val="Heading2"/>
       </w:pPr>
       <w:r>
         <w:t xml:space="preserve">Research Questions</w:t>
+      </w:r>
+    </w:p>
+    <w:p>
+      <w:pPr>
+        <w:pStyle w:val="FirstParagraph"/>
+      </w:pPr>
+      <w:r>
+        <w:t xml:space="preserve">What kind of effects is GenAI having on human agency and freedom among students?</w:t>
+      </w:r>
+    </w:p>
+    <w:bookmarkStart w:id="23" w:name="sub-questions"/>
+    <w:p>
+      <w:pPr>
+        <w:pStyle w:val="Heading3"/>
+      </w:pPr>
+      <w:r>
+        <w:t xml:space="preserve">Sub-questions</w:t>
       </w:r>
     </w:p>
     <w:p>
@@ -297,17 +417,7 @@
         </w:numPr>
       </w:pPr>
       <w:r>
-        <w:t xml:space="preserve">What lessons can we draw from existing of patterns using GenAI that enable meaningfully increased human agency?</w:t>
-      </w:r>
-    </w:p>
-    <w:bookmarkEnd w:id="23"/>
-    <w:bookmarkStart w:id="24" w:name="sub-questions"/>
-    <w:p>
-      <w:pPr>
-        <w:pStyle w:val="Heading2"/>
-      </w:pPr>
-      <w:r>
-        <w:t xml:space="preserve">Sub questions</w:t>
+        <w:t xml:space="preserve">How are students interacting with GenAI?</w:t>
       </w:r>
     </w:p>
     <w:p>
@@ -315,20 +425,11 @@
         <w:pStyle w:val="Compact"/>
         <w:numPr>
           <w:ilvl w:val="0"/>
-          <w:numId w:val="1002"/>
+          <w:numId w:val="1001"/>
         </w:numPr>
       </w:pPr>
       <w:r>
-        <w:t xml:space="preserve">How do we measure increased human agency and liberty?</w:t>
-      </w:r>
-      <w:r>
-        <w:t xml:space="preserve"> </w:t>
-      </w:r>
-      <w:r>
-        <w:t xml:space="preserve">(Prados de la Escosura 2022, 25)</w:t>
-      </w:r>
-      <w:r>
-        <w:t xml:space="preserve">.</w:t>
+        <w:t xml:space="preserve">What kind of beliefs do students have about GenAI and its capabilities in relation to their own capabilities?</w:t>
       </w:r>
     </w:p>
     <w:p>
@@ -336,37 +437,36 @@
         <w:pStyle w:val="Compact"/>
         <w:numPr>
           <w:ilvl w:val="0"/>
-          <w:numId w:val="1002"/>
+          <w:numId w:val="1001"/>
         </w:numPr>
       </w:pPr>
       <w:r>
-        <w:t xml:space="preserve">What policies and laws have been instrumental in steering technologically driven societal transformation in the past and where has it failed?</w:t>
-      </w:r>
-    </w:p>
-    <w:p>
-      <w:pPr>
-        <w:pStyle w:val="Compact"/>
-        <w:numPr>
-          <w:ilvl w:val="0"/>
-          <w:numId w:val="1002"/>
-        </w:numPr>
-      </w:pPr>
-      <w:r>
-        <w:t xml:space="preserve">Which uses of GenAI defy policy or lack of liberty and empowered people?</w:t>
-      </w:r>
-    </w:p>
+        <w:t xml:space="preserve">How is GenAI affecting the execution of tasks for studying?</w:t>
+      </w:r>
+    </w:p>
+    <w:bookmarkEnd w:id="23"/>
     <w:bookmarkEnd w:id="24"/>
-    <w:bookmarkStart w:id="43" w:name="references"/>
+    <w:bookmarkStart w:id="25" w:name="methodology"/>
     <w:p>
       <w:pPr>
         <w:pStyle w:val="Heading2"/>
       </w:pPr>
       <w:r>
+        <w:t xml:space="preserve">Methodology</w:t>
+      </w:r>
+    </w:p>
+    <w:bookmarkEnd w:id="25"/>
+    <w:bookmarkStart w:id="52" w:name="references"/>
+    <w:p>
+      <w:pPr>
+        <w:pStyle w:val="Heading2"/>
+      </w:pPr>
+      <w:r>
         <w:t xml:space="preserve">References</w:t>
       </w:r>
     </w:p>
-    <w:bookmarkStart w:id="42" w:name="refs"/>
-    <w:bookmarkStart w:id="26" w:name="ref-brynjolfssonTuringTrapPromise2022"/>
+    <w:bookmarkStart w:id="51" w:name="refs"/>
+    <w:bookmarkStart w:id="27" w:name="ref-brynjolfssonTuringTrapPromise2022"/>
     <w:p>
       <w:pPr>
         <w:pStyle w:val="Bibliography"/>
@@ -441,7 +541,7 @@
       <w:r>
         <w:t xml:space="preserve"> </w:t>
       </w:r>
-      <w:hyperlink r:id="rId25">
+      <w:hyperlink r:id="rId26">
         <w:r>
           <w:rPr>
             <w:rStyle w:val="Hyperlink"/>
@@ -453,13 +553,74 @@
         <w:t xml:space="preserve">.</w:t>
       </w:r>
     </w:p>
-    <w:bookmarkEnd w:id="26"/>
-    <w:bookmarkStart w:id="28" w:name="X11753044df99c9f5661779529477c53c9dc0658"/>
+    <w:bookmarkEnd w:id="27"/>
+    <w:bookmarkStart w:id="28" w:name="ref-cauceMeasurementHumanAgency"/>
     <w:p>
       <w:pPr>
         <w:pStyle w:val="Bibliography"/>
       </w:pPr>
       <w:r>
+        <w:t xml:space="preserve">Cauce, Ana Marie, and Edmund W Gordon. n.d.</w:t>
+      </w:r>
+      <w:r>
+        <w:t xml:space="preserve"> </w:t>
+      </w:r>
+      <w:r>
+        <w:t xml:space="preserve">“Toward the</w:t>
+      </w:r>
+      <w:r>
+        <w:t xml:space="preserve"> </w:t>
+      </w:r>
+      <w:r>
+        <w:t xml:space="preserve">Measurement</w:t>
+      </w:r>
+      <w:r>
+        <w:t xml:space="preserve"> </w:t>
+      </w:r>
+      <w:r>
+        <w:t xml:space="preserve">of</w:t>
+      </w:r>
+      <w:r>
+        <w:t xml:space="preserve"> </w:t>
+      </w:r>
+      <w:r>
+        <w:t xml:space="preserve">Human Agency</w:t>
+      </w:r>
+      <w:r>
+        <w:t xml:space="preserve"> </w:t>
+      </w:r>
+      <w:r>
+        <w:t xml:space="preserve">and the</w:t>
+      </w:r>
+      <w:r>
+        <w:t xml:space="preserve"> </w:t>
+      </w:r>
+      <w:r>
+        <w:t xml:space="preserve">Disposition</w:t>
+      </w:r>
+      <w:r>
+        <w:t xml:space="preserve"> </w:t>
+      </w:r>
+      <w:r>
+        <w:t xml:space="preserve">to</w:t>
+      </w:r>
+      <w:r>
+        <w:t xml:space="preserve"> </w:t>
+      </w:r>
+      <w:r>
+        <w:t xml:space="preserve">Express It</w:t>
+      </w:r>
+      <w:r>
+        <w:t xml:space="preserve">.”</w:t>
+      </w:r>
+    </w:p>
+    <w:bookmarkEnd w:id="28"/>
+    <w:bookmarkStart w:id="30" w:name="X11753044df99c9f5661779529477c53c9dc0658"/>
+    <w:p>
+      <w:pPr>
+        <w:pStyle w:val="Bibliography"/>
+      </w:pPr>
+      <w:r>
         <w:t xml:space="preserve">Cupać, Jelena, Hendrik Schopmans, and İrem Tuncer-Ebetürk. 2024.</w:t>
       </w:r>
       <w:r>
@@ -487,7 +648,7 @@
       <w:r>
         <w:t xml:space="preserve"> </w:t>
       </w:r>
-      <w:hyperlink r:id="rId27">
+      <w:hyperlink r:id="rId29">
         <w:r>
           <w:rPr>
             <w:rStyle w:val="Hyperlink"/>
@@ -499,13 +660,80 @@
         <w:t xml:space="preserve">.</w:t>
       </w:r>
     </w:p>
-    <w:bookmarkEnd w:id="28"/>
-    <w:bookmarkStart w:id="30" w:name="ref-ferraraGenAIHumanityNefarious2024"/>
+    <w:bookmarkEnd w:id="30"/>
+    <w:bookmarkStart w:id="32" w:name="ref-daiWhyStudentsUse2025"/>
     <w:p>
       <w:pPr>
         <w:pStyle w:val="Bibliography"/>
       </w:pPr>
       <w:r>
+        <w:t xml:space="preserve">Dai, Yun. 2025.</w:t>
+      </w:r>
+      <w:r>
+        <w:t xml:space="preserve"> </w:t>
+      </w:r>
+      <w:r>
+        <w:t xml:space="preserve">“Why Students Use or Not Use Generative</w:t>
+      </w:r>
+      <w:r>
+        <w:t xml:space="preserve"> </w:t>
+      </w:r>
+      <w:r>
+        <w:t xml:space="preserve">AI</w:t>
+      </w:r>
+      <w:r>
+        <w:t xml:space="preserve">:</w:t>
+      </w:r>
+      <w:r>
+        <w:t xml:space="preserve"> </w:t>
+      </w:r>
+      <w:r>
+        <w:t xml:space="preserve">Student</w:t>
+      </w:r>
+      <w:r>
+        <w:t xml:space="preserve"> </w:t>
+      </w:r>
+      <w:r>
+        <w:t xml:space="preserve">Conceptions, Concerns, and Implications for Engineering Education.”</w:t>
+      </w:r>
+      <w:r>
+        <w:t xml:space="preserve"> </w:t>
+      </w:r>
+      <w:r>
+        <w:rPr>
+          <w:i/>
+          <w:iCs/>
+        </w:rPr>
+        <w:t xml:space="preserve">Digital Engineering</w:t>
+      </w:r>
+      <w:r>
+        <w:t xml:space="preserve"> </w:t>
+      </w:r>
+      <w:r>
+        <w:t xml:space="preserve">4 (March): 100019.</w:t>
+      </w:r>
+      <w:r>
+        <w:t xml:space="preserve"> </w:t>
+      </w:r>
+      <w:hyperlink r:id="rId31">
+        <w:r>
+          <w:rPr>
+            <w:rStyle w:val="Hyperlink"/>
+          </w:rPr>
+          <w:t xml:space="preserve">https://doi.org/10.1016/j.dte.2024.100019</w:t>
+        </w:r>
+      </w:hyperlink>
+      <w:r>
+        <w:t xml:space="preserve">.</w:t>
+      </w:r>
+    </w:p>
+    <w:bookmarkEnd w:id="32"/>
+    <w:bookmarkStart w:id="34" w:name="ref-ferraraGenAIHumanityNefarious2024"/>
+    <w:p>
+      <w:pPr>
+        <w:pStyle w:val="Bibliography"/>
+      </w:pPr>
+      <w:r>
         <w:t xml:space="preserve">Ferrara, Emilio. 2024.</w:t>
       </w:r>
       <w:r>
@@ -542,7 +770,7 @@
       <w:r>
         <w:t xml:space="preserve"> </w:t>
       </w:r>
-      <w:hyperlink r:id="rId29">
+      <w:hyperlink r:id="rId33">
         <w:r>
           <w:rPr>
             <w:rStyle w:val="Hyperlink"/>
@@ -554,13 +782,68 @@
         <w:t xml:space="preserve">.</w:t>
       </w:r>
     </w:p>
-    <w:bookmarkEnd w:id="30"/>
-    <w:bookmarkStart w:id="31" w:name="ref-hotkarWhyCoolingCosts2025"/>
+    <w:bookmarkEnd w:id="34"/>
+    <w:bookmarkStart w:id="36" w:name="ref-heyndelsTechnologyNeutrality2023"/>
     <w:p>
       <w:pPr>
         <w:pStyle w:val="Bibliography"/>
       </w:pPr>
       <w:r>
+        <w:t xml:space="preserve">Heyndels, Sybren. 2023.</w:t>
+      </w:r>
+      <w:r>
+        <w:t xml:space="preserve"> </w:t>
+      </w:r>
+      <w:r>
+        <w:t xml:space="preserve">“Technology and</w:t>
+      </w:r>
+      <w:r>
+        <w:t xml:space="preserve"> </w:t>
+      </w:r>
+      <w:r>
+        <w:t xml:space="preserve">Neutrality</w:t>
+      </w:r>
+      <w:r>
+        <w:t xml:space="preserve">.”</w:t>
+      </w:r>
+      <w:r>
+        <w:t xml:space="preserve"> </w:t>
+      </w:r>
+      <w:r>
+        <w:rPr>
+          <w:i/>
+          <w:iCs/>
+        </w:rPr>
+        <w:t xml:space="preserve">Philosophy &amp; Technology</w:t>
+      </w:r>
+      <w:r>
+        <w:t xml:space="preserve"> </w:t>
+      </w:r>
+      <w:r>
+        <w:t xml:space="preserve">36 (4): 75.</w:t>
+      </w:r>
+      <w:r>
+        <w:t xml:space="preserve"> </w:t>
+      </w:r>
+      <w:hyperlink r:id="rId35">
+        <w:r>
+          <w:rPr>
+            <w:rStyle w:val="Hyperlink"/>
+          </w:rPr>
+          <w:t xml:space="preserve">https://doi.org/10.1007/s13347-023-00672-1</w:t>
+        </w:r>
+      </w:hyperlink>
+      <w:r>
+        <w:t xml:space="preserve">.</w:t>
+      </w:r>
+    </w:p>
+    <w:bookmarkEnd w:id="36"/>
+    <w:bookmarkStart w:id="37" w:name="ref-hotkarWhyCoolingCosts2025"/>
+    <w:p>
+      <w:pPr>
+        <w:pStyle w:val="Bibliography"/>
+      </w:pPr>
+      <w:r>
         <w:t xml:space="preserve">Hotkar, Pranav. 2025.</w:t>
       </w:r>
       <w:r>
@@ -609,8 +892,8 @@
         <w:t xml:space="preserve">https://dcpulse.com/article/enterprise-data-center-cooling-cost-ratio-ai.</w:t>
       </w:r>
     </w:p>
-    <w:bookmarkEnd w:id="31"/>
-    <w:bookmarkStart w:id="32" w:name="ref-johnsonPowerProgressOur2023"/>
+    <w:bookmarkEnd w:id="37"/>
+    <w:bookmarkStart w:id="38" w:name="ref-johnsonPowerProgressOur2023"/>
     <w:p>
       <w:pPr>
         <w:pStyle w:val="Bibliography"/>
@@ -695,8 +978,8 @@
         <w:t xml:space="preserve">. Hachette UK.</w:t>
       </w:r>
     </w:p>
-    <w:bookmarkEnd w:id="32"/>
-    <w:bookmarkStart w:id="33" w:name="ref-joshi2025transformative"/>
+    <w:bookmarkEnd w:id="38"/>
+    <w:bookmarkStart w:id="39" w:name="ref-joshi2025transformative"/>
     <w:p>
       <w:pPr>
         <w:pStyle w:val="Bibliography"/>
@@ -745,8 +1028,8 @@
         <w:t xml:space="preserve">.</w:t>
       </w:r>
     </w:p>
-    <w:bookmarkEnd w:id="33"/>
-    <w:bookmarkStart w:id="35" w:name="ref-linExplodingAIPower2024"/>
+    <w:bookmarkEnd w:id="39"/>
+    <w:bookmarkStart w:id="41" w:name="ref-linExplodingAIPower2024"/>
     <w:p>
       <w:pPr>
         <w:pStyle w:val="Bibliography"/>
@@ -894,7 +1177,7 @@
       <w:r>
         <w:t xml:space="preserve"> </w:t>
       </w:r>
-      <w:hyperlink r:id="rId34">
+      <w:hyperlink r:id="rId40">
         <w:r>
           <w:rPr>
             <w:rStyle w:val="Hyperlink"/>
@@ -906,13 +1189,126 @@
         <w:t xml:space="preserve">.</w:t>
       </w:r>
     </w:p>
-    <w:bookmarkEnd w:id="35"/>
-    <w:bookmarkStart w:id="37" w:name="ref-perifanouCollaborativeUsesGenAI2025"/>
+    <w:bookmarkEnd w:id="41"/>
+    <w:bookmarkStart w:id="42" w:name="ref-mathurTechnologyFreedom"/>
     <w:p>
       <w:pPr>
         <w:pStyle w:val="Bibliography"/>
       </w:pPr>
       <w:r>
+        <w:t xml:space="preserve">Mathur, A B. n.d.</w:t>
+      </w:r>
+      <w:r>
+        <w:t xml:space="preserve"> </w:t>
+      </w:r>
+      <w:r>
+        <w:t xml:space="preserve">“Technology and</w:t>
+      </w:r>
+      <w:r>
+        <w:t xml:space="preserve"> </w:t>
+      </w:r>
+      <w:r>
+        <w:t xml:space="preserve">Freedom</w:t>
+      </w:r>
+      <w:r>
+        <w:t xml:space="preserve">.”</w:t>
+      </w:r>
+    </w:p>
+    <w:bookmarkEnd w:id="42"/>
+    <w:bookmarkStart w:id="44" w:name="ref-morrowWhenTechnologiesMakes2014"/>
+    <w:p>
+      <w:pPr>
+        <w:pStyle w:val="Bibliography"/>
+      </w:pPr>
+      <w:r>
+        <w:t xml:space="preserve">Morrow, David R. 2014.</w:t>
+      </w:r>
+      <w:r>
+        <w:t xml:space="preserve"> </w:t>
+      </w:r>
+      <w:r>
+        <w:t xml:space="preserve">“When</w:t>
+      </w:r>
+      <w:r>
+        <w:t xml:space="preserve"> </w:t>
+      </w:r>
+      <w:r>
+        <w:t xml:space="preserve">Technologies Makes Good People Do Bad Things</w:t>
+      </w:r>
+      <w:r>
+        <w:t xml:space="preserve">:</w:t>
+      </w:r>
+      <w:r>
+        <w:t xml:space="preserve"> </w:t>
+      </w:r>
+      <w:r>
+        <w:t xml:space="preserve">Another Argument Against</w:t>
+      </w:r>
+      <w:r>
+        <w:t xml:space="preserve"> </w:t>
+      </w:r>
+      <w:r>
+        <w:t xml:space="preserve">the</w:t>
+      </w:r>
+      <w:r>
+        <w:t xml:space="preserve"> </w:t>
+      </w:r>
+      <w:r>
+        <w:t xml:space="preserve">Value-Neutrality</w:t>
+      </w:r>
+      <w:r>
+        <w:t xml:space="preserve"> </w:t>
+      </w:r>
+      <w:r>
+        <w:t xml:space="preserve">of</w:t>
+      </w:r>
+      <w:r>
+        <w:t xml:space="preserve"> </w:t>
+      </w:r>
+      <w:r>
+        <w:t xml:space="preserve">Technologies</w:t>
+      </w:r>
+      <w:r>
+        <w:t xml:space="preserve">.”</w:t>
+      </w:r>
+      <w:r>
+        <w:t xml:space="preserve"> </w:t>
+      </w:r>
+      <w:r>
+        <w:rPr>
+          <w:i/>
+          <w:iCs/>
+        </w:rPr>
+        <w:t xml:space="preserve">Science and Engineering Ethics</w:t>
+      </w:r>
+      <w:r>
+        <w:t xml:space="preserve"> </w:t>
+      </w:r>
+      <w:r>
+        <w:t xml:space="preserve">20 (2): 329–43.</w:t>
+      </w:r>
+      <w:r>
+        <w:t xml:space="preserve"> </w:t>
+      </w:r>
+      <w:hyperlink r:id="rId43">
+        <w:r>
+          <w:rPr>
+            <w:rStyle w:val="Hyperlink"/>
+          </w:rPr>
+          <w:t xml:space="preserve">https://doi.org/10.1007/s11948-013-9464-1</w:t>
+        </w:r>
+      </w:hyperlink>
+      <w:r>
+        <w:t xml:space="preserve">.</w:t>
+      </w:r>
+    </w:p>
+    <w:bookmarkEnd w:id="44"/>
+    <w:bookmarkStart w:id="46" w:name="ref-perifanouCollaborativeUsesGenAI2025"/>
+    <w:p>
+      <w:pPr>
+        <w:pStyle w:val="Bibliography"/>
+      </w:pPr>
+      <w:r>
         <w:t xml:space="preserve">Perifanou, Maria, and Anastasios A. Economides. 2025.</w:t>
       </w:r>
       <w:r>
@@ -973,7 +1369,7 @@
       <w:r>
         <w:t xml:space="preserve"> </w:t>
       </w:r>
-      <w:hyperlink r:id="rId36">
+      <w:hyperlink r:id="rId45">
         <w:r>
           <w:rPr>
             <w:rStyle w:val="Hyperlink"/>
@@ -985,8 +1381,8 @@
         <w:t xml:space="preserve">.</w:t>
       </w:r>
     </w:p>
-    <w:bookmarkEnd w:id="37"/>
-    <w:bookmarkStart w:id="38" w:name="ref-PradosdelaEscosura_2022"/>
+    <w:bookmarkEnd w:id="46"/>
+    <w:bookmarkStart w:id="47" w:name="ref-PradosdelaEscosura_2022"/>
     <w:p>
       <w:pPr>
         <w:pStyle w:val="Bibliography"/>
@@ -1008,8 +1404,8 @@
         <w:t xml:space="preserve">. New Approaches to Economic and Social History. Cambridge: Cambridge University Press.</w:t>
       </w:r>
     </w:p>
-    <w:bookmarkEnd w:id="38"/>
-    <w:bookmarkStart w:id="39" w:name="ref-senDevelopmentFreedom1999"/>
+    <w:bookmarkEnd w:id="47"/>
+    <w:bookmarkStart w:id="48" w:name="ref-senDevelopmentFreedom1999"/>
     <w:p>
       <w:pPr>
         <w:pStyle w:val="Bibliography"/>
@@ -1045,8 +1441,8 @@
         <w:t xml:space="preserve">. Oxford University Press.</w:t>
       </w:r>
     </w:p>
-    <w:bookmarkEnd w:id="39"/>
-    <w:bookmarkStart w:id="40" w:name="ref-undpHumanDevelopmentReport2025"/>
+    <w:bookmarkEnd w:id="48"/>
+    <w:bookmarkStart w:id="49" w:name="ref-undpHumanDevelopmentReport2025"/>
     <w:p>
       <w:pPr>
         <w:pStyle w:val="Bibliography"/>
@@ -1074,8 +1470,8 @@
         <w:t xml:space="preserve">.</w:t>
       </w:r>
     </w:p>
-    <w:bookmarkEnd w:id="40"/>
-    <w:bookmarkStart w:id="41" w:name="ref-wilsonDataCenterRack2025"/>
+    <w:bookmarkEnd w:id="49"/>
+    <w:bookmarkStart w:id="50" w:name="ref-wilsonDataCenterRack2025"/>
     <w:p>
       <w:pPr>
         <w:pStyle w:val="Bibliography"/>
@@ -1121,9 +1517,9 @@
         <w:t xml:space="preserve">.</w:t>
       </w:r>
     </w:p>
-    <w:bookmarkEnd w:id="41"/>
-    <w:bookmarkEnd w:id="42"/>
-    <w:bookmarkEnd w:id="43"/>
+    <w:bookmarkEnd w:id="50"/>
+    <w:bookmarkEnd w:id="51"/>
+    <w:bookmarkEnd w:id="52"/>
     <w:sectPr>
       <w:footnotePr>
         <w:numRestart w:val="eachSect"/>
@@ -1234,117 +1630,123 @@
       </w:pPr>
     </w:lvl>
   </w:abstractNum>
-  <w:abstractNum w:abstractNumId="991">
-    <w:nsid w:val="0000A991"/>
+  <w:abstractNum w:abstractNumId="99411">
+    <w:nsid w:val="00A99411"/>
     <w:multiLevelType w:val="multilevel"/>
     <w:lvl w:ilvl="0">
-      <w:numFmt w:val="bullet"/>
-      <w:lvlText w:val=""/>
+      <w:start w:val="1"/>
+      <w:numFmt w:val="decimal"/>
+      <w:lvlText w:val="%1."/>
       <w:lvlJc w:val="left"/>
       <w:pPr>
         <w:ind w:left="720" w:hanging="360"/>
       </w:pPr>
-      <w:rPr>
-        <w:rFonts w:ascii="Symbol" w:hAnsi="Symbol" w:cs="Symbol" w:hint="default"/>
-      </w:rPr>
     </w:lvl>
     <w:lvl w:ilvl="1">
-      <w:numFmt w:val="bullet"/>
-      <w:lvlText w:val="o"/>
+      <w:start w:val="1"/>
+      <w:numFmt w:val="decimal"/>
+      <w:lvlText w:val="%2."/>
       <w:lvlJc w:val="left"/>
       <w:pPr>
         <w:ind w:left="1440" w:hanging="360"/>
       </w:pPr>
-      <w:rPr>
-        <w:rFonts w:ascii="Courier New" w:hAnsi="Courier New" w:cs="Courier New" w:hint="default"/>
-      </w:rPr>
     </w:lvl>
     <w:lvl w:ilvl="2">
-      <w:numFmt w:val="bullet"/>
-      <w:lvlText w:val=""/>
+      <w:start w:val="1"/>
+      <w:numFmt w:val="decimal"/>
+      <w:lvlText w:val="%3."/>
       <w:lvlJc w:val="left"/>
       <w:pPr>
         <w:ind w:left="2160" w:hanging="360"/>
       </w:pPr>
-      <w:rPr>
-        <w:rFonts w:ascii="Wingdings" w:hAnsi="Wingdings" w:cs="Wingdings" w:hint="default"/>
-      </w:rPr>
     </w:lvl>
     <w:lvl w:ilvl="3">
-      <w:numFmt w:val="bullet"/>
-      <w:lvlText w:val=""/>
+      <w:start w:val="1"/>
+      <w:numFmt w:val="decimal"/>
+      <w:lvlText w:val="%4."/>
       <w:lvlJc w:val="left"/>
       <w:pPr>
         <w:ind w:left="2880" w:hanging="360"/>
       </w:pPr>
-      <w:rPr>
-        <w:rFonts w:ascii="Symbol" w:hAnsi="Symbol" w:cs="Symbol" w:hint="default"/>
-      </w:rPr>
     </w:lvl>
     <w:lvl w:ilvl="4">
-      <w:numFmt w:val="bullet"/>
-      <w:lvlText w:val="o"/>
+      <w:start w:val="1"/>
+      <w:numFmt w:val="decimal"/>
+      <w:lvlText w:val="%5."/>
       <w:lvlJc w:val="left"/>
       <w:pPr>
         <w:ind w:left="3600" w:hanging="360"/>
       </w:pPr>
-      <w:rPr>
-        <w:rFonts w:ascii="Courier New" w:hAnsi="Courier New" w:cs="Courier New" w:hint="default"/>
-      </w:rPr>
     </w:lvl>
     <w:lvl w:ilvl="5">
-      <w:numFmt w:val="bullet"/>
-      <w:lvlText w:val=""/>
+      <w:start w:val="1"/>
+      <w:numFmt w:val="decimal"/>
+      <w:lvlText w:val="%6."/>
       <w:lvlJc w:val="left"/>
       <w:pPr>
         <w:ind w:left="4320" w:hanging="360"/>
       </w:pPr>
-      <w:rPr>
-        <w:rFonts w:ascii="Wingdings" w:hAnsi="Wingdings" w:cs="Wingdings" w:hint="default"/>
-      </w:rPr>
     </w:lvl>
     <w:lvl w:ilvl="6">
-      <w:numFmt w:val="bullet"/>
-      <w:lvlText w:val=""/>
+      <w:start w:val="1"/>
+      <w:numFmt w:val="decimal"/>
+      <w:lvlText w:val="%7."/>
       <w:lvlJc w:val="left"/>
       <w:pPr>
         <w:ind w:left="5040" w:hanging="360"/>
       </w:pPr>
-      <w:rPr>
-        <w:rFonts w:ascii="Symbol" w:hAnsi="Symbol" w:cs="Symbol" w:hint="default"/>
-      </w:rPr>
     </w:lvl>
     <w:lvl w:ilvl="7">
-      <w:numFmt w:val="bullet"/>
-      <w:lvlText w:val="o"/>
+      <w:start w:val="1"/>
+      <w:numFmt w:val="decimal"/>
+      <w:lvlText w:val="%8."/>
       <w:lvlJc w:val="left"/>
       <w:pPr>
         <w:ind w:left="5760" w:hanging="360"/>
       </w:pPr>
-      <w:rPr>
-        <w:rFonts w:ascii="Courier New" w:hAnsi="Courier New" w:cs="Courier New" w:hint="default"/>
-      </w:rPr>
     </w:lvl>
     <w:lvl w:ilvl="8">
-      <w:numFmt w:val="bullet"/>
-      <w:lvlText w:val=""/>
+      <w:start w:val="1"/>
+      <w:numFmt w:val="decimal"/>
+      <w:lvlText w:val="%9."/>
       <w:lvlJc w:val="left"/>
       <w:pPr>
         <w:ind w:left="6480" w:hanging="360"/>
       </w:pPr>
-      <w:rPr>
-        <w:rFonts w:ascii="Wingdings" w:hAnsi="Wingdings" w:cs="Wingdings" w:hint="default"/>
-      </w:rPr>
     </w:lvl>
   </w:abstractNum>
   <w:num w:numId="1000">
     <w:abstractNumId w:val="990"/>
   </w:num>
   <w:num w:numId="1001">
-    <w:abstractNumId w:val="991"/>
-  </w:num>
-  <w:num w:numId="1002">
-    <w:abstractNumId w:val="991"/>
+    <w:abstractNumId w:val="99411"/>
+    <w:lvlOverride w:ilvl="0">
+      <w:startOverride w:val="1"/>
+    </w:lvlOverride>
+    <w:lvlOverride w:ilvl="1">
+      <w:startOverride w:val="1"/>
+    </w:lvlOverride>
+    <w:lvlOverride w:ilvl="2">
+      <w:startOverride w:val="1"/>
+    </w:lvlOverride>
+    <w:lvlOverride w:ilvl="3">
+      <w:startOverride w:val="1"/>
+    </w:lvlOverride>
+    <w:lvlOverride w:ilvl="4">
+      <w:startOverride w:val="1"/>
+    </w:lvlOverride>
+    <w:lvlOverride w:ilvl="5">
+      <w:startOverride w:val="1"/>
+    </w:lvlOverride>
+    <w:lvlOverride w:ilvl="6">
+      <w:startOverride w:val="1"/>
+    </w:lvlOverride>
+    <w:lvlOverride w:ilvl="7">
+      <w:startOverride w:val="1"/>
+    </w:lvlOverride>
+    <w:lvlOverride w:ilvl="8">
+      <w:startOverride w:val="1"/>
+    </w:lvlOverride>
   </w:num>
 </w:numbering>
 </file>

--- a/_manuscript/proposal-2026-01.docx
+++ b/_manuscript/proposal-2026-01.docx
@@ -47,7 +47,68 @@
         <w:pStyle w:val="BodyText"/>
       </w:pPr>
       <w:r>
-        <w:t xml:space="preserve">We are again on the precipice of a big transformation for our society with the wide adoption of Artificial Intelligence in all kinds of sectors and embedded in all kinds of software. Generative Artificial Intelligence (genAI), a specific form of Artificial Intelligence harnessing the power of Large Language Models to</w:t>
+        <w:t xml:space="preserve">We are again on the precipice of a big transformation for our society with the wide adoption of Artificial Intelligence in all kinds of sectors and embedded in all kinds of software. The public has never adopted a technological platform so fast as it did with ChatGPT</w:t>
+      </w:r>
+      <w:r>
+        <w:t xml:space="preserve"> </w:t>
+      </w:r>
+      <w:r>
+        <w:t xml:space="preserve">(Milmo 2023)</w:t>
+      </w:r>
+      <w:r>
+        <w:t xml:space="preserve">. Heralding the Generative Artificial Intelligence (genAI) boom with the text-based models like ChatGPT, Claude and Gemini and image-based products such as Dall-E and Midjourney being available for the public.</w:t>
+      </w:r>
+    </w:p>
+    <w:p>
+      <w:pPr>
+        <w:pStyle w:val="BodyText"/>
+      </w:pPr>
+      <w:r>
+        <w:t xml:space="preserve">Only a few years later we are slowly moving towards Agentic AI. Where the Large Language Models (LLMs) that make the likes of Claude and ChatGPT possible, are used to create (semi-)autonomous systems that</w:t>
+      </w:r>
+      <w:r>
+        <w:t xml:space="preserve"> </w:t>
+      </w:r>
+      <w:r>
+        <w:t xml:space="preserve">“reason”</w:t>
+      </w:r>
+      <w:r>
+        <w:t xml:space="preserve"> </w:t>
+      </w:r>
+      <w:r>
+        <w:t xml:space="preserve">and feedback into itself to perform the tasks or solutions that it proposes. This marks a paradigm shift in the use of the web, where not only humans shape its future</w:t>
+      </w:r>
+      <w:r>
+        <w:t xml:space="preserve"> </w:t>
+      </w:r>
+      <w:r>
+        <w:t xml:space="preserve">(Yang et al. 2025)</w:t>
+      </w:r>
+      <w:r>
+        <w:t xml:space="preserve">. Because it is so new rules, regulations or benchmarks are not yet in place and it is</w:t>
+      </w:r>
+      <w:r>
+        <w:t xml:space="preserve"> </w:t>
+      </w:r>
+      <w:r>
+        <w:t xml:space="preserve">“hard to distinguish genuine advances from hype”</w:t>
+      </w:r>
+      <w:r>
+        <w:t xml:space="preserve"> </w:t>
+      </w:r>
+      <w:r>
+        <w:t xml:space="preserve">(Kapoor et al. 2024)</w:t>
+      </w:r>
+      <w:r>
+        <w:t xml:space="preserve">.</w:t>
+      </w:r>
+    </w:p>
+    <w:p>
+      <w:pPr>
+        <w:pStyle w:val="BodyText"/>
+      </w:pPr>
+      <w:r>
+        <w:t xml:space="preserve">Generative Artificial Intelligence (genAI), a specific form of Artificial Intelligence harnessing the power of Large Language Models to</w:t>
       </w:r>
       <w:r>
         <w:t xml:space="preserve"> </w:t>
@@ -113,40 +174,87 @@
         <w:pStyle w:val="BodyText"/>
       </w:pPr>
       <w:r>
-        <w:t xml:space="preserve">As with all transformative technologies there is however a real opportunity, in the increased productivity and the access to tools. Secondly a real threat, in the form of misinformation, criminal activity,</w:t>
-      </w:r>
-      <w:r>
-        <w:t xml:space="preserve"> </w:t>
-      </w:r>
-      <w:r>
-        <w:t xml:space="preserve">(Ferrara 2024)</w:t>
-      </w:r>
-      <w:r>
-        <w:t xml:space="preserve"> </w:t>
-      </w:r>
-      <w:r>
-        <w:t xml:space="preserve">and the undermining of autonomy</w:t>
-      </w:r>
-      <w:r>
-        <w:t xml:space="preserve"> </w:t>
+        <w:t xml:space="preserve">With it there is this sense that we are closer to the holy grail of AI: Artificial General Intelligence (AGI) or</w:t>
+      </w:r>
+      <w:r>
+        <w:t xml:space="preserve"> </w:t>
+      </w:r>
+      <w:r>
+        <w:t xml:space="preserve">“human-level intelligence”</w:t>
+      </w:r>
+      <w:r>
+        <w:t xml:space="preserve">, a</w:t>
+      </w:r>
+      <w:r>
+        <w:t xml:space="preserve"> </w:t>
+      </w:r>
+      <w:r>
+        <w:t xml:space="preserve">“god-term”</w:t>
+      </w:r>
+      <w:r>
+        <w:t xml:space="preserve"> </w:t>
+      </w:r>
+      <w:r>
+        <w:t xml:space="preserve">and even</w:t>
+      </w:r>
+      <w:r>
+        <w:t xml:space="preserve"> </w:t>
+      </w:r>
+      <w:r>
+        <w:t xml:space="preserve">“devil-term”</w:t>
+      </w:r>
+      <w:r>
+        <w:t xml:space="preserve">, where believers herald a utopia in which AGI is able to solve everything, and on the other hand doomsayers who believe it to become a catastrophe</w:t>
+      </w:r>
+      <w:r>
+        <w:t xml:space="preserve"> </w:t>
+      </w:r>
+      <w:r>
+        <w:t xml:space="preserve">(Heaven 2025)</w:t>
+      </w:r>
+      <w:r>
+        <w:t xml:space="preserve">.</w:t>
+      </w:r>
+    </w:p>
+    <w:p>
+      <w:pPr>
+        <w:pStyle w:val="BodyText"/>
+      </w:pPr>
+      <w:r>
+        <w:t xml:space="preserve">What we are seeing is a repetition of the technology industry overpromising new techniques or technologies and packaging them as a panacea for all kinds of problems or General Purpose Tools, while also decreasing emphasis on a large variety of negative consequences that this technology also brings. For example the profound physical impact these new technologies are having on our environment</w:t>
+      </w:r>
+      <w:r>
+        <w:t xml:space="preserve"> </w:t>
+      </w:r>
+      <w:r>
+        <w:t xml:space="preserve">(Crawford 2021, 49)</w:t>
+      </w:r>
+      <w:r>
+        <w:t xml:space="preserve">, the security issues of models with jailbreak attempts</w:t>
+      </w:r>
+      <w:r>
+        <w:t xml:space="preserve"> </w:t>
+      </w:r>
+      <w:r>
+        <w:t xml:space="preserve">Carlini et al. (2021)</w:t>
+      </w:r>
+      <w:r>
+        <w:t xml:space="preserve">, nudging political preferences</w:t>
       </w:r>
       <w:r>
         <w:t xml:space="preserve">(Cupać, Schopmans, and Tuncer-Ebetürk 2024)</w:t>
       </w:r>
       <w:r>
-        <w:t xml:space="preserve">. Thirdly a challenge for the use of resources and electricity</w:t>
-      </w:r>
-      <w:r>
-        <w:t xml:space="preserve"> </w:t>
-      </w:r>
-      <w:r>
-        <w:t xml:space="preserve">(Wilson 2025; Hotkar 2025; Lin et al. 2024)</w:t>
-      </w:r>
-      <w:r>
-        <w:t xml:space="preserve"> </w:t>
-      </w:r>
-      <w:r>
-        <w:t xml:space="preserve">that needs new solutions at scale.</w:t>
+        <w:t xml:space="preserve">, reducing the quality of democracy decision-making and the erosion of trust in legitimate institutions</w:t>
+      </w:r>
+      <w:r>
+        <w:t xml:space="preserve"> </w:t>
+      </w:r>
+      <w:r>
+        <w:t xml:space="preserve">(Miklian and Hoelscher, n.d.)</w:t>
+      </w:r>
+      <w:r>
+        <w:t xml:space="preserve">.</w:t>
       </w:r>
     </w:p>
     <w:p>
@@ -154,6 +262,78 @@
         <w:pStyle w:val="BodyText"/>
       </w:pPr>
       <w:r>
+        <w:t xml:space="preserve">Myth and technology have a long history together. Collectively we adhere to the idea that with technology and change we also converge to a better reality, to progress, but believing this is a religious act itself</w:t>
+      </w:r>
+      <w:r>
+        <w:t xml:space="preserve"> </w:t>
+      </w:r>
+      <w:r>
+        <w:t xml:space="preserve">(Burdett 2014)</w:t>
+      </w:r>
+      <w:r>
+        <w:t xml:space="preserve"> </w:t>
+      </w:r>
+      <w:r>
+        <w:t xml:space="preserve">with more religious overtones in what</w:t>
+      </w:r>
+      <w:r>
+        <w:t xml:space="preserve"> </w:t>
+      </w:r>
+      <w:r>
+        <w:t xml:space="preserve">Winner (2018)</w:t>
+      </w:r>
+      <w:r>
+        <w:t xml:space="preserve"> </w:t>
+      </w:r>
+      <w:r>
+        <w:t xml:space="preserve">calls the</w:t>
+      </w:r>
+      <w:r>
+        <w:t xml:space="preserve"> </w:t>
+      </w:r>
+      <w:r>
+        <w:t xml:space="preserve">“Cult of Innovation”</w:t>
+      </w:r>
+      <w:r>
+        <w:t xml:space="preserve">. We have seen similar rational and</w:t>
+      </w:r>
+      <w:r>
+        <w:t xml:space="preserve"> </w:t>
+      </w:r>
+      <w:r>
+        <w:t xml:space="preserve">“more-than-rational”</w:t>
+      </w:r>
+      <w:r>
+        <w:t xml:space="preserve"> </w:t>
+      </w:r>
+      <w:r>
+        <w:rPr>
+          <w:i/>
+          <w:iCs/>
+        </w:rPr>
+        <w:t xml:space="preserve">truths</w:t>
+      </w:r>
+      <w:r>
+        <w:t xml:space="preserve"> </w:t>
+      </w:r>
+      <w:r>
+        <w:t xml:space="preserve">with other technologies such as blockchain</w:t>
+      </w:r>
+      <w:r>
+        <w:t xml:space="preserve"> </w:t>
+      </w:r>
+      <w:r>
+        <w:t xml:space="preserve">(Gloerich 2025)</w:t>
+      </w:r>
+      <w:r>
+        <w:t xml:space="preserve">.</w:t>
+      </w:r>
+    </w:p>
+    <w:p>
+      <w:pPr>
+        <w:pStyle w:val="BodyText"/>
+      </w:pPr>
+      <w:r>
         <w:t xml:space="preserve">Technology is not merely a neutral phenomenon</w:t>
       </w:r>
       <w:r>
@@ -166,7 +346,7 @@
         <w:t xml:space="preserve"> </w:t>
       </w:r>
       <w:r>
-        <w:t xml:space="preserve">with inherently positive outcomes and there is a great need for finding solutions that benefit us all.</w:t>
+        <w:t xml:space="preserve">with inherently positive outcomes; there is a great need for finding solutions that benefit us all.</w:t>
       </w:r>
     </w:p>
     <w:bookmarkStart w:id="20" w:name="gap"/>
@@ -206,81 +386,96 @@
       <w:r>
         <w:t xml:space="preserve">.</w:t>
       </w:r>
-      <w:r>
-        <w:t xml:space="preserve"> </w:t>
-      </w:r>
-      <w:r>
-        <w:t xml:space="preserve">Technological deterministic views of AI are suggesting we are moving towards an Artificial General Intelligence or</w:t>
-      </w:r>
-      <w:r>
-        <w:t xml:space="preserve"> </w:t>
-      </w:r>
-      <w:r>
-        <w:rPr>
-          <w:i/>
-          <w:iCs/>
-        </w:rPr>
-        <w:t xml:space="preserve">Singularity</w:t>
-      </w:r>
-      <w:r>
-        <w:t xml:space="preserve">. The</w:t>
-      </w:r>
     </w:p>
     <w:p>
       <w:pPr>
         <w:pStyle w:val="BodyText"/>
       </w:pPr>
       <w:r>
-        <w:t xml:space="preserve">In the course of history, human development has been argued to increase where agency and liberty increase</w:t>
-      </w:r>
-      <w:r>
-        <w:t xml:space="preserve"> </w:t>
-      </w:r>
-      <w:r>
-        <w:t xml:space="preserve">(Prados de la Escosura 2022; Sen 1999)</w:t>
+        <w:t xml:space="preserve">Much of the research regarding AI has been focussing on improving models</w:t>
+      </w:r>
+      <w:r>
+        <w:t xml:space="preserve"> </w:t>
+      </w:r>
+      <w:r>
+        <w:t xml:space="preserve">(Du, Yang, and Welleck 2025; Yao et al. 2025)</w:t>
+      </w:r>
+      <w:r>
+        <w:t xml:space="preserve">, effects on policy</w:t>
+      </w:r>
+      <w:r>
+        <w:t xml:space="preserve"> </w:t>
+      </w:r>
+      <w:r>
+        <w:t xml:space="preserve">(Khanal, Zhang, and Taeihagh 2025; Leslie and Perini 2024)</w:t>
+      </w:r>
+      <w:r>
+        <w:t xml:space="preserve">, impact on education</w:t>
+      </w:r>
+      <w:r>
+        <w:t xml:space="preserve"> </w:t>
+      </w:r>
+      <w:r>
+        <w:t xml:space="preserve">(Dai 2025; Han, Peng, and Liu 2025; Udeh 2025)</w:t>
+      </w:r>
+      <w:r>
+        <w:t xml:space="preserve"> </w:t>
+      </w:r>
+      <w:r>
+        <w:t xml:space="preserve">on human interactions</w:t>
+      </w:r>
+      <w:r>
+        <w:t xml:space="preserve"> </w:t>
+      </w:r>
+      <w:r>
+        <w:t xml:space="preserve">(Hou et al. 2025)</w:t>
+      </w:r>
+      <w:r>
+        <w:t xml:space="preserve">, and how it can improve self-advocacy</w:t>
+      </w:r>
+      <w:r>
+        <w:t xml:space="preserve"> </w:t>
+      </w:r>
+      <w:r>
+        <w:t xml:space="preserve">(Register and Ko 2020)</w:t>
+      </w:r>
+      <w:r>
+        <w:t xml:space="preserve"> </w:t>
+      </w:r>
+      <w:r>
+        <w:t xml:space="preserve">but not how it affects agency and freedom which both count as indicative of improving human development</w:t>
+      </w:r>
+      <w:r>
+        <w:t xml:space="preserve"> </w:t>
+      </w:r>
+      <w:r>
+        <w:t xml:space="preserve">(UNDP 2025)</w:t>
       </w:r>
       <w:r>
         <w:t xml:space="preserve">.</w:t>
       </w:r>
-      <w:r>
-        <w:t xml:space="preserve"> </w:t>
-      </w:r>
-      <w:r>
-        <w:t xml:space="preserve">Much of the research regarding AI has been focussing on improving models [], effects for legislation [], impact on education [], but not increasing agency and freedom which the UNDP describes as indicative of improving human development</w:t>
-      </w:r>
-      <w:r>
-        <w:t xml:space="preserve"> </w:t>
-      </w:r>
-      <w:r>
-        <w:t xml:space="preserve">(UNDP 2025)</w:t>
+    </w:p>
+    <w:p>
+      <w:pPr>
+        <w:pStyle w:val="BodyText"/>
+      </w:pPr>
+      <w:r>
+        <w:t xml:space="preserve">Most of the AI Literacy literature agree that AI Literacy education</w:t>
+      </w:r>
+      <w:r>
+        <w:t xml:space="preserve"> </w:t>
+      </w:r>
+      <w:r>
+        <w:t xml:space="preserve">“empowers individuals to achieve humanistic outcomes”</w:t>
+      </w:r>
+      <w:r>
+        <w:t xml:space="preserve"> </w:t>
+      </w:r>
+      <w:r>
+        <w:t xml:space="preserve">(Pinski and Benlian 2024)</w:t>
       </w:r>
       <w:r>
         <w:t xml:space="preserve">.</w:t>
-      </w:r>
-    </w:p>
-    <w:p>
-      <w:pPr>
-        <w:pStyle w:val="BodyText"/>
-      </w:pPr>
-      <w:r>
-        <w:t xml:space="preserve">What seems to be lacking then from scientific discourse is a systematic analysis of the impact GenAI (or AI in general) is having on agency and human freedom. However such a thing is very difficult to quantify or measure by other means without being reductionist as it is a multidimensional construct</w:t>
-      </w:r>
-      <w:r>
-        <w:t xml:space="preserve"> </w:t>
-      </w:r>
-      <w:r>
-        <w:t xml:space="preserve">(Cauce and Gordon, n.d.)</w:t>
-      </w:r>
-      <w:r>
-        <w:t xml:space="preserve">.</w:t>
-      </w:r>
-    </w:p>
-    <w:p>
-      <w:pPr>
-        <w:pStyle w:val="BodyText"/>
-      </w:pPr>
-      <w:r>
-        <w:t xml:space="preserve">The fact that GenAI is having an effect itself is plausible, but whether that effect is positive (e.g. lowering the barrier to entry to be able to write a script in a computer code) or negative (e.g. automation is taking over parts of the work) is uncertain.</w:t>
       </w:r>
     </w:p>
     <w:bookmarkEnd w:id="20"/>
@@ -360,7 +555,7 @@
         <w:t xml:space="preserve"> </w:t>
       </w:r>
       <w:r>
-        <w:t xml:space="preserve">where technological and economic power create a concentration of political power and find solutions, patterns, systems, beyond policy where the benefits of transformational technology like GenAI are available to everyone.</w:t>
+        <w:t xml:space="preserve">where increasing technological and economic power create a concentration of political power and find solutions, patterns, systems, beyond policy where the benefits of transformational technology like agentic AI are available to everyone.</w:t>
       </w:r>
     </w:p>
     <w:p>
@@ -368,7 +563,7 @@
         <w:pStyle w:val="BodyText"/>
       </w:pPr>
       <w:r>
-        <w:t xml:space="preserve">Students in higher education institutes are often already interacting with tools like ChatGPT</w:t>
+        <w:t xml:space="preserve">Adolescents such as students in higher education institutes are often already interacting with tools like ChatGPT</w:t>
       </w:r>
       <w:r>
         <w:t xml:space="preserve"> </w:t>
@@ -396,7 +591,7 @@
         <w:pStyle w:val="FirstParagraph"/>
       </w:pPr>
       <w:r>
-        <w:t xml:space="preserve">What kind of effects is GenAI having on human agency and freedom among students?</w:t>
+        <w:t xml:space="preserve">What kind of effects is GenAI having on human agency and freedom among adolescents?</w:t>
       </w:r>
     </w:p>
     <w:bookmarkStart w:id="23" w:name="sub-questions"/>
@@ -456,7 +651,7 @@
       </w:r>
     </w:p>
     <w:bookmarkEnd w:id="25"/>
-    <w:bookmarkStart w:id="52" w:name="references"/>
+    <w:bookmarkStart w:id="81" w:name="references"/>
     <w:p>
       <w:pPr>
         <w:pStyle w:val="Heading2"/>
@@ -465,7 +660,7 @@
         <w:t xml:space="preserve">References</w:t>
       </w:r>
     </w:p>
-    <w:bookmarkStart w:id="51" w:name="refs"/>
+    <w:bookmarkStart w:id="80" w:name="refs"/>
     <w:bookmarkStart w:id="27" w:name="ref-brynjolfssonTuringTrapPromise2022"/>
     <w:p>
       <w:pPr>
@@ -554,73 +749,175 @@
       </w:r>
     </w:p>
     <w:bookmarkEnd w:id="27"/>
-    <w:bookmarkStart w:id="28" w:name="ref-cauceMeasurementHumanAgency"/>
+    <w:bookmarkStart w:id="28" w:name="ref-burdett2014religion"/>
     <w:p>
       <w:pPr>
         <w:pStyle w:val="Bibliography"/>
       </w:pPr>
       <w:r>
-        <w:t xml:space="preserve">Cauce, Ana Marie, and Edmund W Gordon. n.d.</w:t>
-      </w:r>
-      <w:r>
-        <w:t xml:space="preserve"> </w:t>
-      </w:r>
-      <w:r>
-        <w:t xml:space="preserve">“Toward the</w:t>
-      </w:r>
-      <w:r>
-        <w:t xml:space="preserve"> </w:t>
-      </w:r>
-      <w:r>
-        <w:t xml:space="preserve">Measurement</w:t>
-      </w:r>
-      <w:r>
-        <w:t xml:space="preserve"> </w:t>
-      </w:r>
-      <w:r>
-        <w:t xml:space="preserve">of</w:t>
-      </w:r>
-      <w:r>
-        <w:t xml:space="preserve"> </w:t>
-      </w:r>
-      <w:r>
-        <w:t xml:space="preserve">Human Agency</w:t>
-      </w:r>
-      <w:r>
-        <w:t xml:space="preserve"> </w:t>
-      </w:r>
-      <w:r>
-        <w:t xml:space="preserve">and the</w:t>
-      </w:r>
-      <w:r>
-        <w:t xml:space="preserve"> </w:t>
-      </w:r>
-      <w:r>
-        <w:t xml:space="preserve">Disposition</w:t>
-      </w:r>
-      <w:r>
-        <w:t xml:space="preserve"> </w:t>
-      </w:r>
-      <w:r>
-        <w:t xml:space="preserve">to</w:t>
-      </w:r>
-      <w:r>
-        <w:t xml:space="preserve"> </w:t>
-      </w:r>
-      <w:r>
-        <w:t xml:space="preserve">Express It</w:t>
+        <w:t xml:space="preserve">Burdett, Michael S. 2014.</w:t>
+      </w:r>
+      <w:r>
+        <w:t xml:space="preserve"> </w:t>
+      </w:r>
+      <w:r>
+        <w:t xml:space="preserve">“The Religion of Technology:</w:t>
+      </w:r>
+      <w:r>
+        <w:t xml:space="preserve"> </w:t>
+      </w:r>
+      <w:r>
+        <w:t xml:space="preserve">Transhumanism</w:t>
+      </w:r>
+      <w:r>
+        <w:t xml:space="preserve"> </w:t>
+      </w:r>
+      <w:r>
+        <w:t xml:space="preserve">and the Myth of Progress.”</w:t>
+      </w:r>
+      <w:r>
+        <w:t xml:space="preserve"> </w:t>
+      </w:r>
+      <w:r>
+        <w:rPr>
+          <w:i/>
+          <w:iCs/>
+        </w:rPr>
+        <w:t xml:space="preserve">Religion and Transhumanism: The Unknown Future of Human Enhancement</w:t>
+      </w:r>
+      <w:r>
+        <w:t xml:space="preserve">, 131.</w:t>
+      </w:r>
+    </w:p>
+    <w:bookmarkEnd w:id="28"/>
+    <w:bookmarkStart w:id="30" w:name="ref-carliniExtractingTrainingData2021"/>
+    <w:p>
+      <w:pPr>
+        <w:pStyle w:val="Bibliography"/>
+      </w:pPr>
+      <w:r>
+        <w:t xml:space="preserve">Carlini, Nicholas, Florian Tramer, Eric Wallace, Matthew Jagielski, Ariel Herbert-Voss, Katherine Lee, Adam Roberts, et al. 2021.</w:t>
+      </w:r>
+      <w:r>
+        <w:t xml:space="preserve"> </w:t>
+      </w:r>
+      <w:r>
+        <w:t xml:space="preserve">“Extracting</w:t>
+      </w:r>
+      <w:r>
+        <w:t xml:space="preserve"> </w:t>
+      </w:r>
+      <w:r>
+        <w:t xml:space="preserve">Training Data</w:t>
+      </w:r>
+      <w:r>
+        <w:t xml:space="preserve"> </w:t>
+      </w:r>
+      <w:r>
+        <w:t xml:space="preserve">from</w:t>
+      </w:r>
+      <w:r>
+        <w:t xml:space="preserve"> </w:t>
+      </w:r>
+      <w:r>
+        <w:t xml:space="preserve">Large Language Models</w:t>
       </w:r>
       <w:r>
         <w:t xml:space="preserve">.”</w:t>
       </w:r>
-    </w:p>
-    <w:bookmarkEnd w:id="28"/>
-    <w:bookmarkStart w:id="30" w:name="X11753044df99c9f5661779529477c53c9dc0658"/>
+      <w:r>
+        <w:t xml:space="preserve"> </w:t>
+      </w:r>
+      <w:r>
+        <w:t xml:space="preserve">arXiv.</w:t>
+      </w:r>
+      <w:r>
+        <w:t xml:space="preserve"> </w:t>
+      </w:r>
+      <w:hyperlink r:id="rId29">
+        <w:r>
+          <w:rPr>
+            <w:rStyle w:val="Hyperlink"/>
+          </w:rPr>
+          <w:t xml:space="preserve">https://doi.org/10.48550/arXiv.2012.07805</w:t>
+        </w:r>
+      </w:hyperlink>
+      <w:r>
+        <w:t xml:space="preserve">.</w:t>
+      </w:r>
+    </w:p>
+    <w:bookmarkEnd w:id="30"/>
+    <w:bookmarkStart w:id="31" w:name="ref-crawford2021atlas"/>
     <w:p>
       <w:pPr>
         <w:pStyle w:val="Bibliography"/>
       </w:pPr>
       <w:r>
+        <w:t xml:space="preserve">Crawford, Kate. 2021.</w:t>
+      </w:r>
+      <w:r>
+        <w:t xml:space="preserve"> </w:t>
+      </w:r>
+      <w:r>
+        <w:rPr>
+          <w:i/>
+          <w:iCs/>
+        </w:rPr>
+        <w:t xml:space="preserve">The Atlas of</w:t>
+      </w:r>
+      <w:r>
+        <w:rPr>
+          <w:i/>
+          <w:iCs/>
+        </w:rPr>
+        <w:t xml:space="preserve"> </w:t>
+      </w:r>
+      <w:r>
+        <w:rPr>
+          <w:i/>
+          <w:iCs/>
+        </w:rPr>
+        <w:t xml:space="preserve">AI</w:t>
+      </w:r>
+      <w:r>
+        <w:rPr>
+          <w:i/>
+          <w:iCs/>
+        </w:rPr>
+        <w:t xml:space="preserve">:</w:t>
+      </w:r>
+      <w:r>
+        <w:rPr>
+          <w:i/>
+          <w:iCs/>
+        </w:rPr>
+        <w:t xml:space="preserve"> </w:t>
+      </w:r>
+      <w:r>
+        <w:rPr>
+          <w:i/>
+          <w:iCs/>
+        </w:rPr>
+        <w:t xml:space="preserve">Power</w:t>
+      </w:r>
+      <w:r>
+        <w:rPr>
+          <w:i/>
+          <w:iCs/>
+        </w:rPr>
+        <w:t xml:space="preserve">, Politics, and the Planetary Costs of Artificial Intelligence</w:t>
+      </w:r>
+      <w:r>
+        <w:t xml:space="preserve">. Yale University Press.</w:t>
+      </w:r>
+    </w:p>
+    <w:bookmarkEnd w:id="31"/>
+    <w:bookmarkStart w:id="33" w:name="X11753044df99c9f5661779529477c53c9dc0658"/>
+    <w:p>
+      <w:pPr>
+        <w:pStyle w:val="Bibliography"/>
+      </w:pPr>
+      <w:r>
         <w:t xml:space="preserve">Cupać, Jelena, Hendrik Schopmans, and İrem Tuncer-Ebetürk. 2024.</w:t>
       </w:r>
       <w:r>
@@ -648,7 +945,7 @@
       <w:r>
         <w:t xml:space="preserve"> </w:t>
       </w:r>
-      <w:hyperlink r:id="rId29">
+      <w:hyperlink r:id="rId32">
         <w:r>
           <w:rPr>
             <w:rStyle w:val="Hyperlink"/>
@@ -660,8 +957,8 @@
         <w:t xml:space="preserve">.</w:t>
       </w:r>
     </w:p>
-    <w:bookmarkEnd w:id="30"/>
-    <w:bookmarkStart w:id="32" w:name="ref-daiWhyStudentsUse2025"/>
+    <w:bookmarkEnd w:id="33"/>
+    <w:bookmarkStart w:id="35" w:name="ref-daiWhyStudentsUse2025"/>
     <w:p>
       <w:pPr>
         <w:pStyle w:val="Bibliography"/>
@@ -715,7 +1012,7 @@
       <w:r>
         <w:t xml:space="preserve"> </w:t>
       </w:r>
-      <w:hyperlink r:id="rId31">
+      <w:hyperlink r:id="rId34">
         <w:r>
           <w:rPr>
             <w:rStyle w:val="Hyperlink"/>
@@ -727,13 +1024,82 @@
         <w:t xml:space="preserve">.</w:t>
       </w:r>
     </w:p>
-    <w:bookmarkEnd w:id="32"/>
-    <w:bookmarkStart w:id="34" w:name="ref-ferraraGenAIHumanityNefarious2024"/>
+    <w:bookmarkEnd w:id="35"/>
+    <w:bookmarkStart w:id="37" w:name="ref-duOptimizingTemperatureLanguage2025"/>
     <w:p>
       <w:pPr>
         <w:pStyle w:val="Bibliography"/>
       </w:pPr>
       <w:r>
+        <w:t xml:space="preserve">Du, Weihua, Yiming Yang, and Sean Welleck. 2025.</w:t>
+      </w:r>
+      <w:r>
+        <w:t xml:space="preserve"> </w:t>
+      </w:r>
+      <w:r>
+        <w:t xml:space="preserve">“Optimizing</w:t>
+      </w:r>
+      <w:r>
+        <w:t xml:space="preserve"> </w:t>
+      </w:r>
+      <w:r>
+        <w:t xml:space="preserve">Temperature</w:t>
+      </w:r>
+      <w:r>
+        <w:t xml:space="preserve"> </w:t>
+      </w:r>
+      <w:r>
+        <w:t xml:space="preserve">for</w:t>
+      </w:r>
+      <w:r>
+        <w:t xml:space="preserve"> </w:t>
+      </w:r>
+      <w:r>
+        <w:t xml:space="preserve">Language Models</w:t>
+      </w:r>
+      <w:r>
+        <w:t xml:space="preserve"> </w:t>
+      </w:r>
+      <w:r>
+        <w:t xml:space="preserve">with</w:t>
+      </w:r>
+      <w:r>
+        <w:t xml:space="preserve"> </w:t>
+      </w:r>
+      <w:r>
+        <w:t xml:space="preserve">Multi-Sample Inference</w:t>
+      </w:r>
+      <w:r>
+        <w:t xml:space="preserve">.”</w:t>
+      </w:r>
+      <w:r>
+        <w:t xml:space="preserve"> </w:t>
+      </w:r>
+      <w:r>
+        <w:t xml:space="preserve">arXiv.</w:t>
+      </w:r>
+      <w:r>
+        <w:t xml:space="preserve"> </w:t>
+      </w:r>
+      <w:hyperlink r:id="rId36">
+        <w:r>
+          <w:rPr>
+            <w:rStyle w:val="Hyperlink"/>
+          </w:rPr>
+          <w:t xml:space="preserve">https://doi.org/10.48550/arXiv.2502.05234</w:t>
+        </w:r>
+      </w:hyperlink>
+      <w:r>
+        <w:t xml:space="preserve">.</w:t>
+      </w:r>
+    </w:p>
+    <w:bookmarkEnd w:id="37"/>
+    <w:bookmarkStart w:id="39" w:name="ref-ferraraGenAIHumanityNefarious2024"/>
+    <w:p>
+      <w:pPr>
+        <w:pStyle w:val="Bibliography"/>
+      </w:pPr>
+      <w:r>
         <w:t xml:space="preserve">Ferrara, Emilio. 2024.</w:t>
       </w:r>
       <w:r>
@@ -770,7 +1136,7 @@
       <w:r>
         <w:t xml:space="preserve"> </w:t>
       </w:r>
-      <w:hyperlink r:id="rId33">
+      <w:hyperlink r:id="rId38">
         <w:r>
           <w:rPr>
             <w:rStyle w:val="Hyperlink"/>
@@ -782,13 +1148,202 @@
         <w:t xml:space="preserve">.</w:t>
       </w:r>
     </w:p>
-    <w:bookmarkEnd w:id="34"/>
-    <w:bookmarkStart w:id="36" w:name="ref-heyndelsTechnologyNeutrality2023"/>
+    <w:bookmarkEnd w:id="39"/>
+    <w:bookmarkStart w:id="41" w:name="ref-gloerichReimaginingTruthMachine2025"/>
     <w:p>
       <w:pPr>
         <w:pStyle w:val="Bibliography"/>
       </w:pPr>
       <w:r>
+        <w:t xml:space="preserve">Gloerich, Inte. 2025.</w:t>
+      </w:r>
+      <w:r>
+        <w:t xml:space="preserve"> </w:t>
+      </w:r>
+      <w:r>
+        <w:t xml:space="preserve">“Reimagining the</w:t>
+      </w:r>
+      <w:r>
+        <w:t xml:space="preserve"> </w:t>
+      </w:r>
+      <w:r>
+        <w:t xml:space="preserve">Truth Machine</w:t>
+      </w:r>
+      <w:r>
+        <w:t xml:space="preserve">:</w:t>
+      </w:r>
+      <w:r>
+        <w:t xml:space="preserve"> </w:t>
+      </w:r>
+      <w:r>
+        <w:t xml:space="preserve">Blockchain Imaginaries</w:t>
+      </w:r>
+      <w:r>
+        <w:t xml:space="preserve"> </w:t>
+      </w:r>
+      <w:r>
+        <w:t xml:space="preserve">Between the</w:t>
+      </w:r>
+      <w:r>
+        <w:t xml:space="preserve"> </w:t>
+      </w:r>
+      <w:r>
+        <w:t xml:space="preserve">Rational</w:t>
+      </w:r>
+      <w:r>
+        <w:t xml:space="preserve"> </w:t>
+      </w:r>
+      <w:r>
+        <w:t xml:space="preserve">and the</w:t>
+      </w:r>
+      <w:r>
+        <w:t xml:space="preserve"> </w:t>
+      </w:r>
+      <w:r>
+        <w:t xml:space="preserve">More-than-Rational</w:t>
+      </w:r>
+      <w:r>
+        <w:t xml:space="preserve">.”</w:t>
+      </w:r>
+      <w:r>
+        <w:t xml:space="preserve"> </w:t>
+      </w:r>
+      <w:r>
+        <w:t xml:space="preserve">Dr., Utrecht University.</w:t>
+      </w:r>
+      <w:r>
+        <w:t xml:space="preserve"> </w:t>
+      </w:r>
+      <w:hyperlink r:id="rId40">
+        <w:r>
+          <w:rPr>
+            <w:rStyle w:val="Hyperlink"/>
+          </w:rPr>
+          <w:t xml:space="preserve">https://doi.org/10.33540/2726</w:t>
+        </w:r>
+      </w:hyperlink>
+      <w:r>
+        <w:t xml:space="preserve">.</w:t>
+      </w:r>
+    </w:p>
+    <w:bookmarkEnd w:id="41"/>
+    <w:bookmarkStart w:id="43" w:name="ref-hanImpactGenAILearning2025"/>
+    <w:p>
+      <w:pPr>
+        <w:pStyle w:val="Bibliography"/>
+      </w:pPr>
+      <w:r>
+        <w:t xml:space="preserve">Han, Xiaoli, Hongchao Peng, and Mingzhuo Liu. 2025.</w:t>
+      </w:r>
+      <w:r>
+        <w:t xml:space="preserve"> </w:t>
+      </w:r>
+      <w:r>
+        <w:t xml:space="preserve">“The Impact of</w:t>
+      </w:r>
+      <w:r>
+        <w:t xml:space="preserve"> </w:t>
+      </w:r>
+      <w:r>
+        <w:t xml:space="preserve">GenAI</w:t>
+      </w:r>
+      <w:r>
+        <w:t xml:space="preserve"> </w:t>
+      </w:r>
+      <w:r>
+        <w:t xml:space="preserve">on Learning Outcomes:</w:t>
+      </w:r>
+      <w:r>
+        <w:t xml:space="preserve"> </w:t>
+      </w:r>
+      <w:r>
+        <w:t xml:space="preserve">A</w:t>
+      </w:r>
+      <w:r>
+        <w:t xml:space="preserve"> </w:t>
+      </w:r>
+      <w:r>
+        <w:t xml:space="preserve">Systematic Review and Meta-Analysis of Experimental Studies.”</w:t>
+      </w:r>
+      <w:r>
+        <w:t xml:space="preserve"> </w:t>
+      </w:r>
+      <w:r>
+        <w:rPr>
+          <w:i/>
+          <w:iCs/>
+        </w:rPr>
+        <w:t xml:space="preserve">Educational Research Review</w:t>
+      </w:r>
+      <w:r>
+        <w:t xml:space="preserve"> </w:t>
+      </w:r>
+      <w:r>
+        <w:t xml:space="preserve">48 (August): 100714.</w:t>
+      </w:r>
+      <w:r>
+        <w:t xml:space="preserve"> </w:t>
+      </w:r>
+      <w:hyperlink r:id="rId42">
+        <w:r>
+          <w:rPr>
+            <w:rStyle w:val="Hyperlink"/>
+          </w:rPr>
+          <w:t xml:space="preserve">https://doi.org/10.1016/j.edurev.2025.100714</w:t>
+        </w:r>
+      </w:hyperlink>
+      <w:r>
+        <w:t xml:space="preserve">.</w:t>
+      </w:r>
+    </w:p>
+    <w:bookmarkEnd w:id="43"/>
+    <w:bookmarkStart w:id="44" w:name="ref-HeavenHowAGIBecamea"/>
+    <w:p>
+      <w:pPr>
+        <w:pStyle w:val="Bibliography"/>
+      </w:pPr>
+      <w:r>
+        <w:t xml:space="preserve">Heaven, Will Douglas. 2025.</w:t>
+      </w:r>
+      <w:r>
+        <w:t xml:space="preserve"> </w:t>
+      </w:r>
+      <w:r>
+        <w:t xml:space="preserve">“How</w:t>
+      </w:r>
+      <w:r>
+        <w:t xml:space="preserve"> </w:t>
+      </w:r>
+      <w:r>
+        <w:t xml:space="preserve">AGI</w:t>
+      </w:r>
+      <w:r>
+        <w:t xml:space="preserve"> </w:t>
+      </w:r>
+      <w:r>
+        <w:t xml:space="preserve">Became the Most Consequential Conspiracy Theory of Our Time.”</w:t>
+      </w:r>
+      <w:r>
+        <w:t xml:space="preserve"> </w:t>
+      </w:r>
+      <w:r>
+        <w:rPr>
+          <w:i/>
+          <w:iCs/>
+        </w:rPr>
+        <w:t xml:space="preserve">MIT Technology Review</w:t>
+      </w:r>
+      <w:r>
+        <w:t xml:space="preserve">. https://www.technologyreview.com/2025/10/30/1127057/agi-conspiracy-theory-artifcial-general-intelligence/.</w:t>
+      </w:r>
+    </w:p>
+    <w:bookmarkEnd w:id="44"/>
+    <w:bookmarkStart w:id="46" w:name="ref-heyndelsTechnologyNeutrality2023"/>
+    <w:p>
+      <w:pPr>
+        <w:pStyle w:val="Bibliography"/>
+      </w:pPr>
+      <w:r>
         <w:t xml:space="preserve">Heyndels, Sybren. 2023.</w:t>
       </w:r>
       <w:r>
@@ -825,7 +1380,7 @@
       <w:r>
         <w:t xml:space="preserve"> </w:t>
       </w:r>
-      <w:hyperlink r:id="rId35">
+      <w:hyperlink r:id="rId45">
         <w:r>
           <w:rPr>
             <w:rStyle w:val="Hyperlink"/>
@@ -837,365 +1392,617 @@
         <w:t xml:space="preserve">.</w:t>
       </w:r>
     </w:p>
-    <w:bookmarkEnd w:id="36"/>
-    <w:bookmarkStart w:id="37" w:name="ref-hotkarWhyCoolingCosts2025"/>
+    <w:bookmarkEnd w:id="46"/>
+    <w:bookmarkStart w:id="48" w:name="ref-houAllRoadsLead2025"/>
     <w:p>
       <w:pPr>
         <w:pStyle w:val="Bibliography"/>
       </w:pPr>
       <w:r>
-        <w:t xml:space="preserve">Hotkar, Pranav. 2025.</w:t>
-      </w:r>
-      <w:r>
-        <w:t xml:space="preserve"> </w:t>
-      </w:r>
-      <w:r>
-        <w:t xml:space="preserve">“Why</w:t>
-      </w:r>
-      <w:r>
-        <w:t xml:space="preserve"> </w:t>
-      </w:r>
-      <w:r>
-        <w:t xml:space="preserve">Cooling Costs Are</w:t>
-      </w:r>
-      <w:r>
-        <w:t xml:space="preserve"> </w:t>
-      </w:r>
-      <w:r>
-        <w:t xml:space="preserve">the</w:t>
-      </w:r>
-      <w:r>
-        <w:t xml:space="preserve"> </w:t>
-      </w:r>
-      <w:r>
-        <w:t xml:space="preserve">New Bottleneck</w:t>
-      </w:r>
-      <w:r>
-        <w:t xml:space="preserve"> </w:t>
-      </w:r>
-      <w:r>
+        <w:t xml:space="preserve">Hou, Irene, Owen Man, Kate Hamilton, Srishty Muthusekaran, Jeffin Johnykutty, Leili Zadeh, and Stephen MacNeil. 2025.</w:t>
+      </w:r>
+      <w:r>
+        <w:t xml:space="preserve"> </w:t>
+      </w:r>
+      <w:r>
+        <w:t xml:space="preserve">“’</w:t>
+      </w:r>
+      <w:r>
+        <w:t xml:space="preserve">All Roads Lead</w:t>
+      </w:r>
+      <w:r>
+        <w:t xml:space="preserve"> </w:t>
+      </w:r>
+      <w:r>
+        <w:t xml:space="preserve">to</w:t>
+      </w:r>
+      <w:r>
+        <w:t xml:space="preserve"> </w:t>
+      </w:r>
+      <w:r>
+        <w:t xml:space="preserve">ChatGPT</w:t>
+      </w:r>
+      <w:r>
+        <w:t xml:space="preserve">’:</w:t>
+      </w:r>
+      <w:r>
+        <w:t xml:space="preserve"> </w:t>
+      </w:r>
+      <w:r>
+        <w:t xml:space="preserve">How Generative AI</w:t>
+      </w:r>
+      <w:r>
+        <w:t xml:space="preserve"> </w:t>
+      </w:r>
+      <w:r>
+        <w:t xml:space="preserve">Is</w:t>
+      </w:r>
+      <w:r>
+        <w:t xml:space="preserve"> </w:t>
+      </w:r>
+      <w:r>
+        <w:t xml:space="preserve">Eroding Social Interactions</w:t>
+      </w:r>
+      <w:r>
+        <w:t xml:space="preserve"> </w:t>
+      </w:r>
+      <w:r>
+        <w:t xml:space="preserve">and</w:t>
+      </w:r>
+      <w:r>
+        <w:t xml:space="preserve"> </w:t>
+      </w:r>
+      <w:r>
+        <w:t xml:space="preserve">Student Learning Communities</w:t>
+      </w:r>
+      <w:r>
+        <w:t xml:space="preserve">.”</w:t>
+      </w:r>
+      <w:r>
+        <w:t xml:space="preserve"> </w:t>
+      </w:r>
+      <w:r>
+        <w:t xml:space="preserve">In</w:t>
+      </w:r>
+      <w:r>
+        <w:t xml:space="preserve"> </w:t>
+      </w:r>
+      <w:r>
+        <w:rPr>
+          <w:i/>
+          <w:iCs/>
+        </w:rPr>
+        <w:t xml:space="preserve">Proceedings of the 30th</w:t>
+      </w:r>
+      <w:r>
+        <w:rPr>
+          <w:i/>
+          <w:iCs/>
+        </w:rPr>
+        <w:t xml:space="preserve"> </w:t>
+      </w:r>
+      <w:r>
+        <w:rPr>
+          <w:i/>
+          <w:iCs/>
+        </w:rPr>
+        <w:t xml:space="preserve">ACM Conference</w:t>
+      </w:r>
+      <w:r>
+        <w:rPr>
+          <w:i/>
+          <w:iCs/>
+        </w:rPr>
+        <w:t xml:space="preserve"> </w:t>
+      </w:r>
+      <w:r>
+        <w:rPr>
+          <w:i/>
+          <w:iCs/>
+        </w:rPr>
+        <w:t xml:space="preserve">on</w:t>
+      </w:r>
+      <w:r>
+        <w:rPr>
+          <w:i/>
+          <w:iCs/>
+        </w:rPr>
+        <w:t xml:space="preserve"> </w:t>
+      </w:r>
+      <w:r>
+        <w:rPr>
+          <w:i/>
+          <w:iCs/>
+        </w:rPr>
+        <w:t xml:space="preserve">Innovation</w:t>
+      </w:r>
+      <w:r>
+        <w:rPr>
+          <w:i/>
+          <w:iCs/>
+        </w:rPr>
+        <w:t xml:space="preserve"> </w:t>
+      </w:r>
+      <w:r>
+        <w:rPr>
+          <w:i/>
+          <w:iCs/>
+        </w:rPr>
+        <w:t xml:space="preserve">and</w:t>
+      </w:r>
+      <w:r>
+        <w:rPr>
+          <w:i/>
+          <w:iCs/>
+        </w:rPr>
+        <w:t xml:space="preserve"> </w:t>
+      </w:r>
+      <w:r>
+        <w:rPr>
+          <w:i/>
+          <w:iCs/>
+        </w:rPr>
+        <w:t xml:space="preserve">Technology</w:t>
+      </w:r>
+      <w:r>
+        <w:rPr>
+          <w:i/>
+          <w:iCs/>
+        </w:rPr>
+        <w:t xml:space="preserve"> </w:t>
+      </w:r>
+      <w:r>
+        <w:rPr>
+          <w:i/>
+          <w:iCs/>
+        </w:rPr>
         <w:t xml:space="preserve">in</w:t>
       </w:r>
       <w:r>
-        <w:t xml:space="preserve"> </w:t>
-      </w:r>
-      <w:r>
-        <w:t xml:space="preserve">AI Data Centers</w:t>
-      </w:r>
-      <w:r>
-        <w:t xml:space="preserve">.”</w:t>
-      </w:r>
-      <w:r>
-        <w:t xml:space="preserve"> </w:t>
-      </w:r>
-      <w:r>
-        <w:t xml:space="preserve">https://dcpulse.com/article/enterprise-data-center-cooling-cost-ratio-ai.</w:t>
-      </w:r>
-    </w:p>
-    <w:bookmarkEnd w:id="37"/>
-    <w:bookmarkStart w:id="38" w:name="ref-johnsonPowerProgressOur2023"/>
-    <w:p>
-      <w:pPr>
-        <w:pStyle w:val="Bibliography"/>
-      </w:pPr>
-      <w:r>
-        <w:t xml:space="preserve">Johnson, Simon, and Daron Acemoglu. 2023.</w:t>
-      </w:r>
-      <w:r>
-        <w:t xml:space="preserve"> </w:t>
-      </w:r>
-      <w:r>
-        <w:rPr>
-          <w:i/>
-          <w:iCs/>
-        </w:rPr>
-        <w:t xml:space="preserve">Power and</w:t>
-      </w:r>
-      <w:r>
-        <w:rPr>
-          <w:i/>
-          <w:iCs/>
-        </w:rPr>
-        <w:t xml:space="preserve"> </w:t>
-      </w:r>
-      <w:r>
-        <w:rPr>
-          <w:i/>
-          <w:iCs/>
-        </w:rPr>
-        <w:t xml:space="preserve">Progress</w:t>
-      </w:r>
-      <w:r>
-        <w:rPr>
-          <w:i/>
-          <w:iCs/>
-        </w:rPr>
-        <w:t xml:space="preserve">:</w:t>
-      </w:r>
-      <w:r>
-        <w:rPr>
-          <w:i/>
-          <w:iCs/>
-        </w:rPr>
-        <w:t xml:space="preserve"> </w:t>
-      </w:r>
-      <w:r>
-        <w:rPr>
-          <w:i/>
-          <w:iCs/>
-        </w:rPr>
-        <w:t xml:space="preserve">Our Thousand-Year Struggle Over Technology</w:t>
-      </w:r>
-      <w:r>
-        <w:rPr>
-          <w:i/>
-          <w:iCs/>
-        </w:rPr>
-        <w:t xml:space="preserve"> </w:t>
-      </w:r>
-      <w:r>
-        <w:rPr>
-          <w:i/>
-          <w:iCs/>
-        </w:rPr>
-        <w:t xml:space="preserve">and</w:t>
-      </w:r>
-      <w:r>
-        <w:rPr>
-          <w:i/>
-          <w:iCs/>
-        </w:rPr>
-        <w:t xml:space="preserve"> </w:t>
-      </w:r>
-      <w:r>
-        <w:rPr>
-          <w:i/>
-          <w:iCs/>
-        </w:rPr>
-        <w:t xml:space="preserve">Prosperity</w:t>
-      </w:r>
-      <w:r>
-        <w:t xml:space="preserve">. Hachette UK.</w:t>
-      </w:r>
-    </w:p>
-    <w:bookmarkEnd w:id="38"/>
-    <w:bookmarkStart w:id="39" w:name="ref-joshi2025transformative"/>
-    <w:p>
-      <w:pPr>
-        <w:pStyle w:val="Bibliography"/>
-      </w:pPr>
-      <w:r>
-        <w:t xml:space="preserve">Joshi, Satyadhar. 2025.</w:t>
-      </w:r>
-      <w:r>
-        <w:t xml:space="preserve"> </w:t>
-      </w:r>
-      <w:r>
-        <w:t xml:space="preserve">“The Transformative Role of Agentic</w:t>
-      </w:r>
-      <w:r>
-        <w:t xml:space="preserve"> </w:t>
-      </w:r>
-      <w:r>
-        <w:t xml:space="preserve">GenAI</w:t>
-      </w:r>
-      <w:r>
-        <w:t xml:space="preserve"> </w:t>
-      </w:r>
-      <w:r>
-        <w:t xml:space="preserve">in Shaping Workforce Development and Education in the</w:t>
-      </w:r>
-      <w:r>
-        <w:t xml:space="preserve"> </w:t>
-      </w:r>
-      <w:r>
-        <w:t xml:space="preserve">US</w:t>
-      </w:r>
-      <w:r>
-        <w:t xml:space="preserve">.”</w:t>
-      </w:r>
-      <w:r>
-        <w:t xml:space="preserve"> </w:t>
-      </w:r>
-      <w:r>
-        <w:rPr>
-          <w:i/>
-          <w:iCs/>
-        </w:rPr>
-        <w:t xml:space="preserve">Available at SSRN 5133376</w:t>
-      </w:r>
-      <w:r>
-        <w:t xml:space="preserve">.</w:t>
-      </w:r>
-    </w:p>
-    <w:bookmarkEnd w:id="39"/>
-    <w:bookmarkStart w:id="41" w:name="ref-linExplodingAIPower2024"/>
-    <w:p>
-      <w:pPr>
-        <w:pStyle w:val="Bibliography"/>
-      </w:pPr>
-      <w:r>
-        <w:t xml:space="preserve">Lin, Liuzixuan, Rajini Wijayawardana, Varsha Rao, Hai Nguyen, Emmanuel Wedan Gnibga, and Andrew A. Chien. 2024.</w:t>
-      </w:r>
-      <w:r>
-        <w:t xml:space="preserve"> </w:t>
-      </w:r>
-      <w:r>
-        <w:t xml:space="preserve">“Exploding</w:t>
-      </w:r>
-      <w:r>
-        <w:t xml:space="preserve"> </w:t>
-      </w:r>
-      <w:r>
-        <w:t xml:space="preserve">AI Power Use</w:t>
-      </w:r>
-      <w:r>
-        <w:t xml:space="preserve">: An</w:t>
-      </w:r>
-      <w:r>
-        <w:t xml:space="preserve"> </w:t>
-      </w:r>
-      <w:r>
-        <w:t xml:space="preserve">Opportunity</w:t>
-      </w:r>
-      <w:r>
-        <w:t xml:space="preserve"> </w:t>
-      </w:r>
-      <w:r>
-        <w:t xml:space="preserve">to</w:t>
-      </w:r>
-      <w:r>
-        <w:t xml:space="preserve"> </w:t>
-      </w:r>
-      <w:r>
-        <w:t xml:space="preserve">Rethink Grid Planning</w:t>
-      </w:r>
-      <w:r>
-        <w:t xml:space="preserve"> </w:t>
-      </w:r>
-      <w:r>
-        <w:t xml:space="preserve">and</w:t>
-      </w:r>
-      <w:r>
-        <w:t xml:space="preserve"> </w:t>
-      </w:r>
-      <w:r>
-        <w:t xml:space="preserve">Management</w:t>
-      </w:r>
-      <w:r>
-        <w:t xml:space="preserve">.”</w:t>
-      </w:r>
-      <w:r>
-        <w:t xml:space="preserve"> </w:t>
-      </w:r>
-      <w:r>
-        <w:t xml:space="preserve">In</w:t>
-      </w:r>
-      <w:r>
-        <w:t xml:space="preserve"> </w:t>
-      </w:r>
-      <w:r>
-        <w:rPr>
-          <w:i/>
-          <w:iCs/>
-        </w:rPr>
-        <w:t xml:space="preserve">The 15th</w:t>
-      </w:r>
-      <w:r>
-        <w:rPr>
-          <w:i/>
-          <w:iCs/>
-        </w:rPr>
-        <w:t xml:space="preserve"> </w:t>
-      </w:r>
-      <w:r>
-        <w:rPr>
-          <w:i/>
-          <w:iCs/>
-        </w:rPr>
-        <w:t xml:space="preserve">ACM International Conference</w:t>
-      </w:r>
-      <w:r>
-        <w:rPr>
-          <w:i/>
-          <w:iCs/>
-        </w:rPr>
-        <w:t xml:space="preserve"> </w:t>
-      </w:r>
-      <w:r>
-        <w:rPr>
-          <w:i/>
-          <w:iCs/>
-        </w:rPr>
-        <w:t xml:space="preserve">on</w:t>
-      </w:r>
-      <w:r>
-        <w:rPr>
-          <w:i/>
-          <w:iCs/>
-        </w:rPr>
-        <w:t xml:space="preserve"> </w:t>
-      </w:r>
-      <w:r>
-        <w:rPr>
-          <w:i/>
-          <w:iCs/>
-        </w:rPr>
-        <w:t xml:space="preserve">Future</w:t>
-      </w:r>
-      <w:r>
-        <w:rPr>
-          <w:i/>
-          <w:iCs/>
-        </w:rPr>
-        <w:t xml:space="preserve"> </w:t>
-      </w:r>
-      <w:r>
-        <w:rPr>
-          <w:i/>
-          <w:iCs/>
-        </w:rPr>
-        <w:t xml:space="preserve">and</w:t>
-      </w:r>
-      <w:r>
-        <w:rPr>
-          <w:i/>
-          <w:iCs/>
-        </w:rPr>
-        <w:t xml:space="preserve"> </w:t>
-      </w:r>
-      <w:r>
-        <w:rPr>
-          <w:i/>
-          <w:iCs/>
-        </w:rPr>
-        <w:t xml:space="preserve">Sustainable Energy Systems</w:t>
-      </w:r>
-      <w:r>
-        <w:t xml:space="preserve">, 434–41. Singapore Singapore: ACM.</w:t>
-      </w:r>
-      <w:r>
-        <w:t xml:space="preserve"> </w:t>
-      </w:r>
-      <w:hyperlink r:id="rId40">
+        <w:rPr>
+          <w:i/>
+          <w:iCs/>
+        </w:rPr>
+        <w:t xml:space="preserve"> </w:t>
+      </w:r>
+      <w:r>
+        <w:rPr>
+          <w:i/>
+          <w:iCs/>
+        </w:rPr>
+        <w:t xml:space="preserve">Computer Science Education V</w:t>
+      </w:r>
+      <w:r>
+        <w:rPr>
+          <w:i/>
+          <w:iCs/>
+        </w:rPr>
+        <w:t xml:space="preserve">. 1</w:t>
+      </w:r>
+      <w:r>
+        <w:t xml:space="preserve">, 79–85. Nijmegen Netherlands: ACM.</w:t>
+      </w:r>
+      <w:r>
+        <w:t xml:space="preserve"> </w:t>
+      </w:r>
+      <w:hyperlink r:id="rId47">
         <w:r>
           <w:rPr>
             <w:rStyle w:val="Hyperlink"/>
           </w:rPr>
-          <w:t xml:space="preserve">https://doi.org/10.1145/3632775.3661959</w:t>
+          <w:t xml:space="preserve">https://doi.org/10.1145/3724363.3729024</w:t>
         </w:r>
       </w:hyperlink>
       <w:r>
         <w:t xml:space="preserve">.</w:t>
       </w:r>
     </w:p>
-    <w:bookmarkEnd w:id="41"/>
-    <w:bookmarkStart w:id="42" w:name="ref-mathurTechnologyFreedom"/>
+    <w:bookmarkEnd w:id="48"/>
+    <w:bookmarkStart w:id="49" w:name="ref-johnsonPowerProgressOur2023"/>
     <w:p>
       <w:pPr>
         <w:pStyle w:val="Bibliography"/>
       </w:pPr>
       <w:r>
+        <w:t xml:space="preserve">Johnson, Simon, and Daron Acemoglu. 2023.</w:t>
+      </w:r>
+      <w:r>
+        <w:t xml:space="preserve"> </w:t>
+      </w:r>
+      <w:r>
+        <w:rPr>
+          <w:i/>
+          <w:iCs/>
+        </w:rPr>
+        <w:t xml:space="preserve">Power and</w:t>
+      </w:r>
+      <w:r>
+        <w:rPr>
+          <w:i/>
+          <w:iCs/>
+        </w:rPr>
+        <w:t xml:space="preserve"> </w:t>
+      </w:r>
+      <w:r>
+        <w:rPr>
+          <w:i/>
+          <w:iCs/>
+        </w:rPr>
+        <w:t xml:space="preserve">Progress</w:t>
+      </w:r>
+      <w:r>
+        <w:rPr>
+          <w:i/>
+          <w:iCs/>
+        </w:rPr>
+        <w:t xml:space="preserve">:</w:t>
+      </w:r>
+      <w:r>
+        <w:rPr>
+          <w:i/>
+          <w:iCs/>
+        </w:rPr>
+        <w:t xml:space="preserve"> </w:t>
+      </w:r>
+      <w:r>
+        <w:rPr>
+          <w:i/>
+          <w:iCs/>
+        </w:rPr>
+        <w:t xml:space="preserve">Our Thousand-Year Struggle Over Technology</w:t>
+      </w:r>
+      <w:r>
+        <w:rPr>
+          <w:i/>
+          <w:iCs/>
+        </w:rPr>
+        <w:t xml:space="preserve"> </w:t>
+      </w:r>
+      <w:r>
+        <w:rPr>
+          <w:i/>
+          <w:iCs/>
+        </w:rPr>
+        <w:t xml:space="preserve">and</w:t>
+      </w:r>
+      <w:r>
+        <w:rPr>
+          <w:i/>
+          <w:iCs/>
+        </w:rPr>
+        <w:t xml:space="preserve"> </w:t>
+      </w:r>
+      <w:r>
+        <w:rPr>
+          <w:i/>
+          <w:iCs/>
+        </w:rPr>
+        <w:t xml:space="preserve">Prosperity</w:t>
+      </w:r>
+      <w:r>
+        <w:t xml:space="preserve">. Hachette UK.</w:t>
+      </w:r>
+    </w:p>
+    <w:bookmarkEnd w:id="49"/>
+    <w:bookmarkStart w:id="50" w:name="ref-joshi2025transformative"/>
+    <w:p>
+      <w:pPr>
+        <w:pStyle w:val="Bibliography"/>
+      </w:pPr>
+      <w:r>
+        <w:t xml:space="preserve">Joshi, Satyadhar. 2025.</w:t>
+      </w:r>
+      <w:r>
+        <w:t xml:space="preserve"> </w:t>
+      </w:r>
+      <w:r>
+        <w:t xml:space="preserve">“The Transformative Role of Agentic</w:t>
+      </w:r>
+      <w:r>
+        <w:t xml:space="preserve"> </w:t>
+      </w:r>
+      <w:r>
+        <w:t xml:space="preserve">GenAI</w:t>
+      </w:r>
+      <w:r>
+        <w:t xml:space="preserve"> </w:t>
+      </w:r>
+      <w:r>
+        <w:t xml:space="preserve">in Shaping Workforce Development and Education in the</w:t>
+      </w:r>
+      <w:r>
+        <w:t xml:space="preserve"> </w:t>
+      </w:r>
+      <w:r>
+        <w:t xml:space="preserve">US</w:t>
+      </w:r>
+      <w:r>
+        <w:t xml:space="preserve">.”</w:t>
+      </w:r>
+      <w:r>
+        <w:t xml:space="preserve"> </w:t>
+      </w:r>
+      <w:r>
+        <w:rPr>
+          <w:i/>
+          <w:iCs/>
+        </w:rPr>
+        <w:t xml:space="preserve">Available at SSRN 5133376</w:t>
+      </w:r>
+      <w:r>
+        <w:t xml:space="preserve">.</w:t>
+      </w:r>
+    </w:p>
+    <w:bookmarkEnd w:id="50"/>
+    <w:bookmarkStart w:id="52" w:name="ref-kapoorAIAgentsThat2024"/>
+    <w:p>
+      <w:pPr>
+        <w:pStyle w:val="Bibliography"/>
+      </w:pPr>
+      <w:r>
+        <w:t xml:space="preserve">Kapoor, Sayash, Benedikt Stroebl, Zachary S. Siegel, Nitya Nadgir, and Arvind Narayanan. 2024.</w:t>
+      </w:r>
+      <w:r>
+        <w:t xml:space="preserve"> </w:t>
+      </w:r>
+      <w:r>
+        <w:t xml:space="preserve">“</w:t>
+      </w:r>
+      <w:r>
+        <w:t xml:space="preserve">AI Agents That Matter</w:t>
+      </w:r>
+      <w:r>
+        <w:t xml:space="preserve">.”</w:t>
+      </w:r>
+      <w:r>
+        <w:t xml:space="preserve"> </w:t>
+      </w:r>
+      <w:r>
+        <w:t xml:space="preserve">arXiv.</w:t>
+      </w:r>
+      <w:r>
+        <w:t xml:space="preserve"> </w:t>
+      </w:r>
+      <w:hyperlink r:id="rId51">
+        <w:r>
+          <w:rPr>
+            <w:rStyle w:val="Hyperlink"/>
+          </w:rPr>
+          <w:t xml:space="preserve">https://doi.org/10.48550/ARXIV.2407.01502</w:t>
+        </w:r>
+      </w:hyperlink>
+      <w:r>
+        <w:t xml:space="preserve">.</w:t>
+      </w:r>
+    </w:p>
+    <w:bookmarkEnd w:id="52"/>
+    <w:bookmarkStart w:id="54" w:name="ref-khanalWhyHowPower2025"/>
+    <w:p>
+      <w:pPr>
+        <w:pStyle w:val="Bibliography"/>
+      </w:pPr>
+      <w:r>
+        <w:t xml:space="preserve">Khanal, Shaleen, Hongzhou Zhang, and Araz Taeihagh. 2025.</w:t>
+      </w:r>
+      <w:r>
+        <w:t xml:space="preserve"> </w:t>
+      </w:r>
+      <w:r>
+        <w:t xml:space="preserve">“Why and How Is the Power of</w:t>
+      </w:r>
+      <w:r>
+        <w:t xml:space="preserve"> </w:t>
+      </w:r>
+      <w:r>
+        <w:t xml:space="preserve">Big Tech</w:t>
+      </w:r>
+      <w:r>
+        <w:t xml:space="preserve"> </w:t>
+      </w:r>
+      <w:r>
+        <w:t xml:space="preserve">Increasing in the Policy Process?</w:t>
+      </w:r>
+      <w:r>
+        <w:t xml:space="preserve"> </w:t>
+      </w:r>
+      <w:r>
+        <w:t xml:space="preserve">The</w:t>
+      </w:r>
+      <w:r>
+        <w:t xml:space="preserve"> </w:t>
+      </w:r>
+      <w:r>
+        <w:t xml:space="preserve">Case of Generative</w:t>
+      </w:r>
+      <w:r>
+        <w:t xml:space="preserve"> </w:t>
+      </w:r>
+      <w:r>
+        <w:t xml:space="preserve">AI</w:t>
+      </w:r>
+      <w:r>
+        <w:t xml:space="preserve">.”</w:t>
+      </w:r>
+      <w:r>
+        <w:t xml:space="preserve"> </w:t>
+      </w:r>
+      <w:r>
+        <w:rPr>
+          <w:i/>
+          <w:iCs/>
+        </w:rPr>
+        <w:t xml:space="preserve">Policy and Society</w:t>
+      </w:r>
+      <w:r>
+        <w:t xml:space="preserve"> </w:t>
+      </w:r>
+      <w:r>
+        <w:t xml:space="preserve">44 (1): 52–69.</w:t>
+      </w:r>
+      <w:r>
+        <w:t xml:space="preserve"> </w:t>
+      </w:r>
+      <w:hyperlink r:id="rId53">
+        <w:r>
+          <w:rPr>
+            <w:rStyle w:val="Hyperlink"/>
+          </w:rPr>
+          <w:t xml:space="preserve">https://doi.org/10.1093/polsoc/puae012</w:t>
+        </w:r>
+      </w:hyperlink>
+      <w:r>
+        <w:t xml:space="preserve">.</w:t>
+      </w:r>
+    </w:p>
+    <w:bookmarkEnd w:id="54"/>
+    <w:bookmarkStart w:id="56" w:name="ref-leslieFutureShockGenerative2024"/>
+    <w:p>
+      <w:pPr>
+        <w:pStyle w:val="Bibliography"/>
+      </w:pPr>
+      <w:r>
+        <w:t xml:space="preserve">Leslie, David, and Antonella Maia Perini. 2024.</w:t>
+      </w:r>
+      <w:r>
+        <w:t xml:space="preserve"> </w:t>
+      </w:r>
+      <w:r>
+        <w:t xml:space="preserve">“Future</w:t>
+      </w:r>
+      <w:r>
+        <w:t xml:space="preserve"> </w:t>
+      </w:r>
+      <w:r>
+        <w:t xml:space="preserve">Shock</w:t>
+      </w:r>
+      <w:r>
+        <w:t xml:space="preserve">:</w:t>
+      </w:r>
+      <w:r>
+        <w:t xml:space="preserve"> </w:t>
+      </w:r>
+      <w:r>
+        <w:t xml:space="preserve">Generative AI</w:t>
+      </w:r>
+      <w:r>
+        <w:t xml:space="preserve"> </w:t>
+      </w:r>
+      <w:r>
+        <w:t xml:space="preserve">and the</w:t>
+      </w:r>
+      <w:r>
+        <w:t xml:space="preserve"> </w:t>
+      </w:r>
+      <w:r>
+        <w:t xml:space="preserve">International AI Policy</w:t>
+      </w:r>
+      <w:r>
+        <w:t xml:space="preserve"> </w:t>
+      </w:r>
+      <w:r>
+        <w:t xml:space="preserve">and</w:t>
+      </w:r>
+      <w:r>
+        <w:t xml:space="preserve"> </w:t>
+      </w:r>
+      <w:r>
+        <w:t xml:space="preserve">Governance Crisis</w:t>
+      </w:r>
+      <w:r>
+        <w:t xml:space="preserve">.”</w:t>
+      </w:r>
+      <w:r>
+        <w:t xml:space="preserve"> </w:t>
+      </w:r>
+      <w:r>
+        <w:rPr>
+          <w:i/>
+          <w:iCs/>
+        </w:rPr>
+        <w:t xml:space="preserve">Harvard Data Science Review</w:t>
+      </w:r>
+      <w:r>
+        <w:t xml:space="preserve">, no. Special Issue 5 (May).</w:t>
+      </w:r>
+      <w:r>
+        <w:t xml:space="preserve"> </w:t>
+      </w:r>
+      <w:hyperlink r:id="rId55">
+        <w:r>
+          <w:rPr>
+            <w:rStyle w:val="Hyperlink"/>
+          </w:rPr>
+          <w:t xml:space="preserve">https://doi.org/10.1162/99608f92.88b4cc98</w:t>
+        </w:r>
+      </w:hyperlink>
+      <w:r>
+        <w:t xml:space="preserve">.</w:t>
+      </w:r>
+    </w:p>
+    <w:bookmarkEnd w:id="56"/>
+    <w:bookmarkStart w:id="58" w:name="ref-liMultistepJailbreakingPrivacy2023"/>
+    <w:p>
+      <w:pPr>
+        <w:pStyle w:val="Bibliography"/>
+      </w:pPr>
+      <w:r>
+        <w:t xml:space="preserve">Li, Haoran, Dadi Guo, Wei Fan, Mingshi Xu, Jie Huang, Fanpu Meng, and Yangqiu Song. 2023.</w:t>
+      </w:r>
+      <w:r>
+        <w:t xml:space="preserve"> </w:t>
+      </w:r>
+      <w:r>
+        <w:t xml:space="preserve">“Multi-Step</w:t>
+      </w:r>
+      <w:r>
+        <w:t xml:space="preserve"> </w:t>
+      </w:r>
+      <w:r>
+        <w:t xml:space="preserve">Jailbreaking Privacy Attacks</w:t>
+      </w:r>
+      <w:r>
+        <w:t xml:space="preserve"> </w:t>
+      </w:r>
+      <w:r>
+        <w:t xml:space="preserve">on</w:t>
+      </w:r>
+      <w:r>
+        <w:t xml:space="preserve"> </w:t>
+      </w:r>
+      <w:r>
+        <w:t xml:space="preserve">ChatGPT</w:t>
+      </w:r>
+      <w:r>
+        <w:t xml:space="preserve">.”</w:t>
+      </w:r>
+      <w:r>
+        <w:t xml:space="preserve"> </w:t>
+      </w:r>
+      <w:r>
+        <w:t xml:space="preserve">arXiv.</w:t>
+      </w:r>
+      <w:r>
+        <w:t xml:space="preserve"> </w:t>
+      </w:r>
+      <w:hyperlink r:id="rId57">
+        <w:r>
+          <w:rPr>
+            <w:rStyle w:val="Hyperlink"/>
+          </w:rPr>
+          <w:t xml:space="preserve">https://doi.org/10.48550/arXiv.2304.05197</w:t>
+        </w:r>
+      </w:hyperlink>
+      <w:r>
+        <w:t xml:space="preserve">.</w:t>
+      </w:r>
+    </w:p>
+    <w:bookmarkEnd w:id="58"/>
+    <w:bookmarkStart w:id="59" w:name="ref-mathurTechnologyFreedom"/>
+    <w:p>
+      <w:pPr>
+        <w:pStyle w:val="Bibliography"/>
+      </w:pPr>
+      <w:r>
         <w:t xml:space="preserve">Mathur, A B. n.d.</w:t>
       </w:r>
       <w:r>
@@ -1214,13 +2021,109 @@
         <w:t xml:space="preserve">.”</w:t>
       </w:r>
     </w:p>
-    <w:bookmarkEnd w:id="42"/>
-    <w:bookmarkStart w:id="44" w:name="ref-morrowWhenTechnologiesMakes2014"/>
+    <w:bookmarkEnd w:id="59"/>
+    <w:bookmarkStart w:id="60" w:name="ref-miklianNewDigitalDivide"/>
     <w:p>
       <w:pPr>
         <w:pStyle w:val="Bibliography"/>
       </w:pPr>
       <w:r>
+        <w:t xml:space="preserve">Miklian, Jason, and Kristian Hoelscher. n.d.</w:t>
+      </w:r>
+      <w:r>
+        <w:t xml:space="preserve"> </w:t>
+      </w:r>
+      <w:r>
+        <w:t xml:space="preserve">“A New Digital Divide?</w:t>
+      </w:r>
+      <w:r>
+        <w:t xml:space="preserve"> </w:t>
+      </w:r>
+      <w:r>
+        <w:t xml:space="preserve">Coder</w:t>
+      </w:r>
+      <w:r>
+        <w:t xml:space="preserve"> </w:t>
+      </w:r>
+      <w:r>
+        <w:t xml:space="preserve">Worldviews, the</w:t>
+      </w:r>
+      <w:r>
+        <w:t xml:space="preserve"> </w:t>
+      </w:r>
+      <w:r>
+        <w:t xml:space="preserve">‘</w:t>
+      </w:r>
+      <w:r>
+        <w:t xml:space="preserve">Slop</w:t>
+      </w:r>
+      <w:r>
+        <w:t xml:space="preserve"> </w:t>
+      </w:r>
+      <w:r>
+        <w:t xml:space="preserve">Economy,’</w:t>
+      </w:r>
+      <w:r>
+        <w:t xml:space="preserve"> </w:t>
+      </w:r>
+      <w:r>
+        <w:t xml:space="preserve">and Democracy in the Age of</w:t>
+      </w:r>
+      <w:r>
+        <w:t xml:space="preserve"> </w:t>
+      </w:r>
+      <w:r>
+        <w:t xml:space="preserve">AI</w:t>
+      </w:r>
+      <w:r>
+        <w:t xml:space="preserve">.”</w:t>
+      </w:r>
+    </w:p>
+    <w:bookmarkEnd w:id="60"/>
+    <w:bookmarkStart w:id="61" w:name="ref-milmoChatGPTReaches1002023"/>
+    <w:p>
+      <w:pPr>
+        <w:pStyle w:val="Bibliography"/>
+      </w:pPr>
+      <w:r>
+        <w:t xml:space="preserve">Milmo, Dan. 2023.</w:t>
+      </w:r>
+      <w:r>
+        <w:t xml:space="preserve"> </w:t>
+      </w:r>
+      <w:r>
+        <w:t xml:space="preserve">“</w:t>
+      </w:r>
+      <w:r>
+        <w:t xml:space="preserve">ChatGPT</w:t>
+      </w:r>
+      <w:r>
+        <w:t xml:space="preserve"> </w:t>
+      </w:r>
+      <w:r>
+        <w:t xml:space="preserve">Reaches 100 Million Users Two Months After Launch.”</w:t>
+      </w:r>
+      <w:r>
+        <w:t xml:space="preserve"> </w:t>
+      </w:r>
+      <w:r>
+        <w:rPr>
+          <w:i/>
+          <w:iCs/>
+        </w:rPr>
+        <w:t xml:space="preserve">The Guardian</w:t>
+      </w:r>
+      <w:r>
+        <w:t xml:space="preserve">, February.</w:t>
+      </w:r>
+    </w:p>
+    <w:bookmarkEnd w:id="61"/>
+    <w:bookmarkStart w:id="63" w:name="ref-morrowWhenTechnologiesMakes2014"/>
+    <w:p>
+      <w:pPr>
+        <w:pStyle w:val="Bibliography"/>
+      </w:pPr>
+      <w:r>
         <w:t xml:space="preserve">Morrow, David R. 2014.</w:t>
       </w:r>
       <w:r>
@@ -1290,7 +2193,7 @@
       <w:r>
         <w:t xml:space="preserve"> </w:t>
       </w:r>
-      <w:hyperlink r:id="rId43">
+      <w:hyperlink r:id="rId62">
         <w:r>
           <w:rPr>
             <w:rStyle w:val="Hyperlink"/>
@@ -1302,13 +2205,67 @@
         <w:t xml:space="preserve">.</w:t>
       </w:r>
     </w:p>
-    <w:bookmarkEnd w:id="44"/>
-    <w:bookmarkStart w:id="46" w:name="ref-perifanouCollaborativeUsesGenAI2025"/>
+    <w:bookmarkEnd w:id="63"/>
+    <w:bookmarkStart w:id="65" w:name="ref-perezIgnorePreviousPrompt2022"/>
     <w:p>
       <w:pPr>
         <w:pStyle w:val="Bibliography"/>
       </w:pPr>
       <w:r>
+        <w:t xml:space="preserve">Perez, Fábio, and Ian Ribeiro. 2022.</w:t>
+      </w:r>
+      <w:r>
+        <w:t xml:space="preserve"> </w:t>
+      </w:r>
+      <w:r>
+        <w:t xml:space="preserve">“Ignore</w:t>
+      </w:r>
+      <w:r>
+        <w:t xml:space="preserve"> </w:t>
+      </w:r>
+      <w:r>
+        <w:t xml:space="preserve">Previous Prompt</w:t>
+      </w:r>
+      <w:r>
+        <w:t xml:space="preserve">:</w:t>
+      </w:r>
+      <w:r>
+        <w:t xml:space="preserve"> </w:t>
+      </w:r>
+      <w:r>
+        <w:t xml:space="preserve">Attack Techniques For Language Models</w:t>
+      </w:r>
+      <w:r>
+        <w:t xml:space="preserve">.”</w:t>
+      </w:r>
+      <w:r>
+        <w:t xml:space="preserve"> </w:t>
+      </w:r>
+      <w:r>
+        <w:t xml:space="preserve">arXiv.</w:t>
+      </w:r>
+      <w:r>
+        <w:t xml:space="preserve"> </w:t>
+      </w:r>
+      <w:hyperlink r:id="rId64">
+        <w:r>
+          <w:rPr>
+            <w:rStyle w:val="Hyperlink"/>
+          </w:rPr>
+          <w:t xml:space="preserve">https://doi.org/10.48550/arXiv.2211.09527</w:t>
+        </w:r>
+      </w:hyperlink>
+      <w:r>
+        <w:t xml:space="preserve">.</w:t>
+      </w:r>
+    </w:p>
+    <w:bookmarkEnd w:id="65"/>
+    <w:bookmarkStart w:id="67" w:name="ref-perifanouCollaborativeUsesGenAI2025"/>
+    <w:p>
+      <w:pPr>
+        <w:pStyle w:val="Bibliography"/>
+      </w:pPr>
+      <w:r>
         <w:t xml:space="preserve">Perifanou, Maria, and Anastasios A. Economides. 2025.</w:t>
       </w:r>
       <w:r>
@@ -1369,7 +2326,7 @@
       <w:r>
         <w:t xml:space="preserve"> </w:t>
       </w:r>
-      <w:hyperlink r:id="rId45">
+      <w:hyperlink r:id="rId66">
         <w:r>
           <w:rPr>
             <w:rStyle w:val="Hyperlink"/>
@@ -1381,73 +2338,262 @@
         <w:t xml:space="preserve">.</w:t>
       </w:r>
     </w:p>
-    <w:bookmarkEnd w:id="46"/>
-    <w:bookmarkStart w:id="47" w:name="ref-PradosdelaEscosura_2022"/>
+    <w:bookmarkEnd w:id="67"/>
+    <w:bookmarkStart w:id="69" w:name="ref-pinskiAILiteracyUsers2024"/>
     <w:p>
       <w:pPr>
         <w:pStyle w:val="Bibliography"/>
       </w:pPr>
       <w:r>
-        <w:t xml:space="preserve">Prados de la Escosura, Leandro. 2022.</w:t>
-      </w:r>
-      <w:r>
-        <w:t xml:space="preserve"> </w:t>
-      </w:r>
-      <w:r>
-        <w:rPr>
-          <w:i/>
-          <w:iCs/>
-        </w:rPr>
-        <w:t xml:space="preserve">Human Development and the Path to Freedom: 1870 to the Present</w:t>
-      </w:r>
-      <w:r>
-        <w:t xml:space="preserve">. New Approaches to Economic and Social History. Cambridge: Cambridge University Press.</w:t>
-      </w:r>
-    </w:p>
-    <w:bookmarkEnd w:id="47"/>
-    <w:bookmarkStart w:id="48" w:name="ref-senDevelopmentFreedom1999"/>
+        <w:t xml:space="preserve">Pinski, Marc, and Alexander Benlian. 2024.</w:t>
+      </w:r>
+      <w:r>
+        <w:t xml:space="preserve"> </w:t>
+      </w:r>
+      <w:r>
+        <w:t xml:space="preserve">“</w:t>
+      </w:r>
+      <w:r>
+        <w:t xml:space="preserve">AI</w:t>
+      </w:r>
+      <w:r>
+        <w:t xml:space="preserve"> </w:t>
+      </w:r>
+      <w:r>
+        <w:t xml:space="preserve">Literacy for Users –</w:t>
+      </w:r>
+      <w:r>
+        <w:t xml:space="preserve"> </w:t>
+      </w:r>
+      <w:r>
+        <w:t xml:space="preserve">A</w:t>
+      </w:r>
+      <w:r>
+        <w:t xml:space="preserve"> </w:t>
+      </w:r>
+      <w:r>
+        <w:t xml:space="preserve">Comprehensive Review and Future Research Directions of Learning Methods, Components, and Effects.”</w:t>
+      </w:r>
+      <w:r>
+        <w:t xml:space="preserve"> </w:t>
+      </w:r>
+      <w:r>
+        <w:rPr>
+          <w:i/>
+          <w:iCs/>
+        </w:rPr>
+        <w:t xml:space="preserve">Computers in Human Behavior: Artificial Humans</w:t>
+      </w:r>
+      <w:r>
+        <w:t xml:space="preserve"> </w:t>
+      </w:r>
+      <w:r>
+        <w:t xml:space="preserve">2 (1): 100062.</w:t>
+      </w:r>
+      <w:r>
+        <w:t xml:space="preserve"> </w:t>
+      </w:r>
+      <w:hyperlink r:id="rId68">
+        <w:r>
+          <w:rPr>
+            <w:rStyle w:val="Hyperlink"/>
+          </w:rPr>
+          <w:t xml:space="preserve">https://doi.org/10.1016/j.chbah.2024.100062</w:t>
+        </w:r>
+      </w:hyperlink>
+      <w:r>
+        <w:t xml:space="preserve">.</w:t>
+      </w:r>
+    </w:p>
+    <w:bookmarkEnd w:id="69"/>
+    <w:bookmarkStart w:id="71" w:name="ref-registerLearningMachineLearning2020"/>
     <w:p>
       <w:pPr>
         <w:pStyle w:val="Bibliography"/>
       </w:pPr>
       <w:r>
-        <w:t xml:space="preserve">Sen, Amartya. 1999.</w:t>
-      </w:r>
-      <w:r>
-        <w:t xml:space="preserve"> </w:t>
-      </w:r>
-      <w:r>
-        <w:rPr>
-          <w:i/>
-          <w:iCs/>
-        </w:rPr>
-        <w:t xml:space="preserve">Development as</w:t>
-      </w:r>
-      <w:r>
-        <w:rPr>
-          <w:i/>
-          <w:iCs/>
-        </w:rPr>
-        <w:t xml:space="preserve"> </w:t>
-      </w:r>
-      <w:r>
-        <w:rPr>
-          <w:i/>
-          <w:iCs/>
-        </w:rPr>
-        <w:t xml:space="preserve">Freedom</w:t>
-      </w:r>
-      <w:r>
-        <w:t xml:space="preserve">. Oxford University Press.</w:t>
-      </w:r>
-    </w:p>
-    <w:bookmarkEnd w:id="48"/>
-    <w:bookmarkStart w:id="49" w:name="ref-undpHumanDevelopmentReport2025"/>
+        <w:t xml:space="preserve">Register, Yim, and Amy J. Ko. 2020.</w:t>
+      </w:r>
+      <w:r>
+        <w:t xml:space="preserve"> </w:t>
+      </w:r>
+      <w:r>
+        <w:t xml:space="preserve">“Learning</w:t>
+      </w:r>
+      <w:r>
+        <w:t xml:space="preserve"> </w:t>
+      </w:r>
+      <w:r>
+        <w:t xml:space="preserve">Machine Learning</w:t>
+      </w:r>
+      <w:r>
+        <w:t xml:space="preserve"> </w:t>
+      </w:r>
+      <w:r>
+        <w:t xml:space="preserve">with</w:t>
+      </w:r>
+      <w:r>
+        <w:t xml:space="preserve"> </w:t>
+      </w:r>
+      <w:r>
+        <w:t xml:space="preserve">Personal Data Helps Stakeholders Ground Advocacy Arguments</w:t>
+      </w:r>
+      <w:r>
+        <w:t xml:space="preserve"> </w:t>
+      </w:r>
+      <w:r>
+        <w:t xml:space="preserve">in</w:t>
+      </w:r>
+      <w:r>
+        <w:t xml:space="preserve"> </w:t>
+      </w:r>
+      <w:r>
+        <w:t xml:space="preserve">Model Mechanics</w:t>
+      </w:r>
+      <w:r>
+        <w:t xml:space="preserve">.”</w:t>
+      </w:r>
+      <w:r>
+        <w:t xml:space="preserve"> </w:t>
+      </w:r>
+      <w:r>
+        <w:t xml:space="preserve">In</w:t>
+      </w:r>
+      <w:r>
+        <w:t xml:space="preserve"> </w:t>
+      </w:r>
+      <w:r>
+        <w:rPr>
+          <w:i/>
+          <w:iCs/>
+        </w:rPr>
+        <w:t xml:space="preserve">Proceedings of the 2020</w:t>
+      </w:r>
+      <w:r>
+        <w:rPr>
+          <w:i/>
+          <w:iCs/>
+        </w:rPr>
+        <w:t xml:space="preserve"> </w:t>
+      </w:r>
+      <w:r>
+        <w:rPr>
+          <w:i/>
+          <w:iCs/>
+        </w:rPr>
+        <w:t xml:space="preserve">ACM Conference</w:t>
+      </w:r>
+      <w:r>
+        <w:rPr>
+          <w:i/>
+          <w:iCs/>
+        </w:rPr>
+        <w:t xml:space="preserve"> </w:t>
+      </w:r>
+      <w:r>
+        <w:rPr>
+          <w:i/>
+          <w:iCs/>
+        </w:rPr>
+        <w:t xml:space="preserve">on</w:t>
+      </w:r>
+      <w:r>
+        <w:rPr>
+          <w:i/>
+          <w:iCs/>
+        </w:rPr>
+        <w:t xml:space="preserve"> </w:t>
+      </w:r>
+      <w:r>
+        <w:rPr>
+          <w:i/>
+          <w:iCs/>
+        </w:rPr>
+        <w:t xml:space="preserve">International Computing Education Research</w:t>
+      </w:r>
+      <w:r>
+        <w:t xml:space="preserve">, 67–78. Virtual Event New Zealand: ACM.</w:t>
+      </w:r>
+      <w:r>
+        <w:t xml:space="preserve"> </w:t>
+      </w:r>
+      <w:hyperlink r:id="rId70">
+        <w:r>
+          <w:rPr>
+            <w:rStyle w:val="Hyperlink"/>
+          </w:rPr>
+          <w:t xml:space="preserve">https://doi.org/10.1145/3372782.3406252</w:t>
+        </w:r>
+      </w:hyperlink>
+      <w:r>
+        <w:t xml:space="preserve">.</w:t>
+      </w:r>
+    </w:p>
+    <w:bookmarkEnd w:id="71"/>
+    <w:bookmarkStart w:id="73" w:name="ref-udehRoleGenerativeAI2025"/>
     <w:p>
       <w:pPr>
         <w:pStyle w:val="Bibliography"/>
       </w:pPr>
       <w:r>
+        <w:t xml:space="preserve">Udeh, Chinemelum Goodness. 2025.</w:t>
+      </w:r>
+      <w:r>
+        <w:t xml:space="preserve"> </w:t>
+      </w:r>
+      <w:r>
+        <w:t xml:space="preserve">“The Role of Generative</w:t>
+      </w:r>
+      <w:r>
+        <w:t xml:space="preserve"> </w:t>
+      </w:r>
+      <w:r>
+        <w:t xml:space="preserve">AI</w:t>
+      </w:r>
+      <w:r>
+        <w:t xml:space="preserve"> </w:t>
+      </w:r>
+      <w:r>
+        <w:t xml:space="preserve">in Personalized Learning for Higher Education.”</w:t>
+      </w:r>
+      <w:r>
+        <w:t xml:space="preserve"> </w:t>
+      </w:r>
+      <w:r>
+        <w:rPr>
+          <w:i/>
+          <w:iCs/>
+        </w:rPr>
+        <w:t xml:space="preserve">World Journal of Advanced Engineering Technology and Sciences</w:t>
+      </w:r>
+      <w:r>
+        <w:t xml:space="preserve"> </w:t>
+      </w:r>
+      <w:r>
+        <w:t xml:space="preserve">14 (2): 205–7.</w:t>
+      </w:r>
+      <w:r>
+        <w:t xml:space="preserve"> </w:t>
+      </w:r>
+      <w:hyperlink r:id="rId72">
+        <w:r>
+          <w:rPr>
+            <w:rStyle w:val="Hyperlink"/>
+          </w:rPr>
+          <w:t xml:space="preserve">https://doi.org/10.30574/wjaets.2025.14.2.0077</w:t>
+        </w:r>
+      </w:hyperlink>
+      <w:r>
+        <w:t xml:space="preserve">.</w:t>
+      </w:r>
+    </w:p>
+    <w:bookmarkEnd w:id="73"/>
+    <w:bookmarkStart w:id="74" w:name="ref-undpHumanDevelopmentReport2025"/>
+    <w:p>
+      <w:pPr>
+        <w:pStyle w:val="Bibliography"/>
+      </w:pPr>
+      <w:r>
         <w:t xml:space="preserve">UNDP. 2025.</w:t>
       </w:r>
       <w:r>
@@ -1470,26 +2616,38 @@
         <w:t xml:space="preserve">.</w:t>
       </w:r>
     </w:p>
-    <w:bookmarkEnd w:id="49"/>
-    <w:bookmarkStart w:id="50" w:name="ref-wilsonDataCenterRack2025"/>
+    <w:bookmarkEnd w:id="74"/>
+    <w:bookmarkStart w:id="76" w:name="ref-winnerCultInnovationIts2018"/>
     <w:p>
       <w:pPr>
         <w:pStyle w:val="Bibliography"/>
       </w:pPr>
       <w:r>
-        <w:t xml:space="preserve">Wilson, Michael. 2025.</w:t>
-      </w:r>
-      <w:r>
-        <w:t xml:space="preserve"> </w:t>
-      </w:r>
-      <w:r>
-        <w:t xml:space="preserve">“Data</w:t>
-      </w:r>
-      <w:r>
-        <w:t xml:space="preserve"> </w:t>
-      </w:r>
-      <w:r>
-        <w:t xml:space="preserve">Center Rack Power Costs</w:t>
+        <w:t xml:space="preserve">Winner, Langdon. 2018.</w:t>
+      </w:r>
+      <w:r>
+        <w:t xml:space="preserve"> </w:t>
+      </w:r>
+      <w:r>
+        <w:t xml:space="preserve">“The</w:t>
+      </w:r>
+      <w:r>
+        <w:t xml:space="preserve"> </w:t>
+      </w:r>
+      <w:r>
+        <w:t xml:space="preserve">Cult</w:t>
+      </w:r>
+      <w:r>
+        <w:t xml:space="preserve"> </w:t>
+      </w:r>
+      <w:r>
+        <w:t xml:space="preserve">of</w:t>
+      </w:r>
+      <w:r>
+        <w:t xml:space="preserve"> </w:t>
+      </w:r>
+      <w:r>
+        <w:t xml:space="preserve">Innovation</w:t>
       </w:r>
       <w:r>
         <w:t xml:space="preserve">:</w:t>
@@ -1498,7 +2656,19 @@
         <w:t xml:space="preserve"> </w:t>
       </w:r>
       <w:r>
-        <w:t xml:space="preserve">A Condensed Analysis</w:t>
+        <w:t xml:space="preserve">Its Myths</w:t>
+      </w:r>
+      <w:r>
+        <w:t xml:space="preserve"> </w:t>
+      </w:r>
+      <w:r>
+        <w:t xml:space="preserve">and</w:t>
+      </w:r>
+      <w:r>
+        <w:t xml:space="preserve"> </w:t>
+      </w:r>
+      <w:r>
+        <w:t xml:space="preserve">Rituals</w:t>
       </w:r>
       <w:r>
         <w:t xml:space="preserve">.”</w:t>
@@ -1507,19 +2677,295 @@
         <w:t xml:space="preserve"> </w:t>
       </w:r>
       <w:r>
-        <w:rPr>
-          <w:i/>
-          <w:iCs/>
-        </w:rPr>
-        <w:t xml:space="preserve">Nlyte</w:t>
-      </w:r>
+        <w:t xml:space="preserve">In</w:t>
+      </w:r>
+      <w:r>
+        <w:t xml:space="preserve"> </w:t>
+      </w:r>
+      <w:r>
+        <w:rPr>
+          <w:i/>
+          <w:iCs/>
+        </w:rPr>
+        <w:t xml:space="preserve">Engineering a</w:t>
+      </w:r>
+      <w:r>
+        <w:rPr>
+          <w:i/>
+          <w:iCs/>
+        </w:rPr>
+        <w:t xml:space="preserve"> </w:t>
+      </w:r>
+      <w:r>
+        <w:rPr>
+          <w:i/>
+          <w:iCs/>
+        </w:rPr>
+        <w:t xml:space="preserve">Better Future</w:t>
+      </w:r>
+      <w:r>
+        <w:rPr>
+          <w:i/>
+          <w:iCs/>
+        </w:rPr>
+        <w:t xml:space="preserve">:</w:t>
+      </w:r>
+      <w:r>
+        <w:rPr>
+          <w:i/>
+          <w:iCs/>
+        </w:rPr>
+        <w:t xml:space="preserve"> </w:t>
+      </w:r>
+      <w:r>
+        <w:rPr>
+          <w:i/>
+          <w:iCs/>
+        </w:rPr>
+        <w:t xml:space="preserve">Interplay</w:t>
+      </w:r>
+      <w:r>
+        <w:rPr>
+          <w:i/>
+          <w:iCs/>
+        </w:rPr>
+        <w:t xml:space="preserve"> </w:t>
+      </w:r>
+      <w:r>
+        <w:rPr>
+          <w:i/>
+          <w:iCs/>
+        </w:rPr>
+        <w:t xml:space="preserve">Between</w:t>
+      </w:r>
+      <w:r>
+        <w:rPr>
+          <w:i/>
+          <w:iCs/>
+        </w:rPr>
+        <w:t xml:space="preserve"> </w:t>
+      </w:r>
+      <w:r>
+        <w:rPr>
+          <w:i/>
+          <w:iCs/>
+        </w:rPr>
+        <w:t xml:space="preserve">Engineering</w:t>
+      </w:r>
+      <w:r>
+        <w:rPr>
+          <w:i/>
+          <w:iCs/>
+        </w:rPr>
+        <w:t xml:space="preserve">,</w:t>
+      </w:r>
+      <w:r>
+        <w:rPr>
+          <w:i/>
+          <w:iCs/>
+        </w:rPr>
+        <w:t xml:space="preserve"> </w:t>
+      </w:r>
+      <w:r>
+        <w:rPr>
+          <w:i/>
+          <w:iCs/>
+        </w:rPr>
+        <w:t xml:space="preserve">Social Sciences</w:t>
+      </w:r>
+      <w:r>
+        <w:rPr>
+          <w:i/>
+          <w:iCs/>
+        </w:rPr>
+        <w:t xml:space="preserve">, and</w:t>
+      </w:r>
+      <w:r>
+        <w:rPr>
+          <w:i/>
+          <w:iCs/>
+        </w:rPr>
+        <w:t xml:space="preserve"> </w:t>
+      </w:r>
+      <w:r>
+        <w:rPr>
+          <w:i/>
+          <w:iCs/>
+        </w:rPr>
+        <w:t xml:space="preserve">Innovation</w:t>
+      </w:r>
+      <w:r>
+        <w:t xml:space="preserve">, edited by Eswaran Subrahmanian, Toluwalogo Odumosu, and Jeffrey Y. Tsao, 61–73. Cham: Springer International Publishing.</w:t>
+      </w:r>
+      <w:r>
+        <w:t xml:space="preserve"> </w:t>
+      </w:r>
+      <w:hyperlink r:id="rId75">
+        <w:r>
+          <w:rPr>
+            <w:rStyle w:val="Hyperlink"/>
+          </w:rPr>
+          <w:t xml:space="preserve">https://doi.org/10.1007/978-3-319-91134-2_8</w:t>
+        </w:r>
+      </w:hyperlink>
       <w:r>
         <w:t xml:space="preserve">.</w:t>
       </w:r>
     </w:p>
-    <w:bookmarkEnd w:id="50"/>
-    <w:bookmarkEnd w:id="51"/>
-    <w:bookmarkEnd w:id="52"/>
+    <w:bookmarkEnd w:id="76"/>
+    <w:bookmarkStart w:id="78" w:name="ref-yangAgenticWebWeaving2025"/>
+    <w:p>
+      <w:pPr>
+        <w:pStyle w:val="Bibliography"/>
+      </w:pPr>
+      <w:r>
+        <w:t xml:space="preserve">Yang, Yingxuan, Mulei Ma, Yuxuan Huang, Huacan Chai, Chenyu Gong, Haoran Geng, Yuanjian Zhou, et al. 2025.</w:t>
+      </w:r>
+      <w:r>
+        <w:t xml:space="preserve"> </w:t>
+      </w:r>
+      <w:r>
+        <w:t xml:space="preserve">“Agentic</w:t>
+      </w:r>
+      <w:r>
+        <w:t xml:space="preserve"> </w:t>
+      </w:r>
+      <w:r>
+        <w:t xml:space="preserve">Web</w:t>
+      </w:r>
+      <w:r>
+        <w:t xml:space="preserve">:</w:t>
+      </w:r>
+      <w:r>
+        <w:t xml:space="preserve"> </w:t>
+      </w:r>
+      <w:r>
+        <w:t xml:space="preserve">Weaving</w:t>
+      </w:r>
+      <w:r>
+        <w:t xml:space="preserve"> </w:t>
+      </w:r>
+      <w:r>
+        <w:t xml:space="preserve">the</w:t>
+      </w:r>
+      <w:r>
+        <w:t xml:space="preserve"> </w:t>
+      </w:r>
+      <w:r>
+        <w:t xml:space="preserve">Next Web</w:t>
+      </w:r>
+      <w:r>
+        <w:t xml:space="preserve"> </w:t>
+      </w:r>
+      <w:r>
+        <w:t xml:space="preserve">with</w:t>
+      </w:r>
+      <w:r>
+        <w:t xml:space="preserve"> </w:t>
+      </w:r>
+      <w:r>
+        <w:t xml:space="preserve">AI Agents</w:t>
+      </w:r>
+      <w:r>
+        <w:t xml:space="preserve">.”</w:t>
+      </w:r>
+      <w:r>
+        <w:t xml:space="preserve"> </w:t>
+      </w:r>
+      <w:r>
+        <w:t xml:space="preserve">arXiv.</w:t>
+      </w:r>
+      <w:r>
+        <w:t xml:space="preserve"> </w:t>
+      </w:r>
+      <w:hyperlink r:id="rId77">
+        <w:r>
+          <w:rPr>
+            <w:rStyle w:val="Hyperlink"/>
+          </w:rPr>
+          <w:t xml:space="preserve">https://doi.org/10.48550/arXiv.2507.21206</w:t>
+        </w:r>
+      </w:hyperlink>
+      <w:r>
+        <w:t xml:space="preserve">.</w:t>
+      </w:r>
+    </w:p>
+    <w:bookmarkEnd w:id="78"/>
+    <w:bookmarkStart w:id="79" w:name="ref-yaoCAReDiOEnhancingCultural2025"/>
+    <w:p>
+      <w:pPr>
+        <w:pStyle w:val="Bibliography"/>
+      </w:pPr>
+      <w:r>
+        <w:t xml:space="preserve">Yao, Jing, Xiaoyuan Yi, Jindong Wang, Zhicheng Dou, and Xing Xie. 2025.</w:t>
+      </w:r>
+      <w:r>
+        <w:t xml:space="preserve"> </w:t>
+      </w:r>
+      <w:r>
+        <w:t xml:space="preserve">“</w:t>
+      </w:r>
+      <w:r>
+        <w:t xml:space="preserve">CAReDiO</w:t>
+      </w:r>
+      <w:r>
+        <w:t xml:space="preserve">:</w:t>
+      </w:r>
+      <w:r>
+        <w:t xml:space="preserve"> </w:t>
+      </w:r>
+      <w:r>
+        <w:t xml:space="preserve">Enhancing Cultural Alignment</w:t>
+      </w:r>
+      <w:r>
+        <w:t xml:space="preserve"> </w:t>
+      </w:r>
+      <w:r>
+        <w:t xml:space="preserve">of</w:t>
+      </w:r>
+      <w:r>
+        <w:t xml:space="preserve"> </w:t>
+      </w:r>
+      <w:r>
+        <w:t xml:space="preserve">LLM</w:t>
+      </w:r>
+      <w:r>
+        <w:t xml:space="preserve"> </w:t>
+      </w:r>
+      <w:r>
+        <w:t xml:space="preserve">via</w:t>
+      </w:r>
+      <w:r>
+        <w:t xml:space="preserve"> </w:t>
+      </w:r>
+      <w:r>
+        <w:t xml:space="preserve">Representativeness</w:t>
+      </w:r>
+      <w:r>
+        <w:t xml:space="preserve"> </w:t>
+      </w:r>
+      <w:r>
+        <w:t xml:space="preserve">and</w:t>
+      </w:r>
+      <w:r>
+        <w:t xml:space="preserve"> </w:t>
+      </w:r>
+      <w:r>
+        <w:t xml:space="preserve">Distinctiveness Guided Data Optimization</w:t>
+      </w:r>
+      <w:r>
+        <w:t xml:space="preserve">,”</w:t>
+      </w:r>
+      <w:r>
+        <w:t xml:space="preserve"> </w:t>
+      </w:r>
+      <w:r>
+        <w:t xml:space="preserve">October.</w:t>
+      </w:r>
+    </w:p>
+    <w:bookmarkEnd w:id="79"/>
+    <w:bookmarkEnd w:id="80"/>
+    <w:bookmarkEnd w:id="81"/>
     <w:sectPr>
       <w:footnotePr>
         <w:numRestart w:val="eachSect"/>

--- a/_manuscript/proposal-2026-01.docx
+++ b/_manuscript/proposal-2026-01.docx
@@ -36,7 +36,7 @@
         <w:t xml:space="preserve"> </w:t>
       </w:r>
       <w:r>
-        <w:t xml:space="preserve">(Johnson and Acemoglu 2023, 78)</w:t>
+        <w:t xml:space="preserve">[17]</w:t>
       </w:r>
       <w:r>
         <w:t xml:space="preserve">.</w:t>
@@ -53,7 +53,7 @@
         <w:t xml:space="preserve"> </w:t>
       </w:r>
       <w:r>
-        <w:t xml:space="preserve">(Milmo 2023)</w:t>
+        <w:t xml:space="preserve">[25]</w:t>
       </w:r>
       <w:r>
         <w:t xml:space="preserve">. Heralding the Generative Artificial Intelligence (genAI) boom with the text-based models like ChatGPT, Claude and Gemini and image-based products such as Dall-E and Midjourney being available for the public.</w:t>
@@ -82,7 +82,7 @@
         <w:t xml:space="preserve"> </w:t>
       </w:r>
       <w:r>
-        <w:t xml:space="preserve">(Yang et al. 2025)</w:t>
+        <w:t xml:space="preserve">[34]</w:t>
       </w:r>
       <w:r>
         <w:t xml:space="preserve">. Because it is so new rules, regulations or benchmarks are not yet in place and it is</w:t>
@@ -97,7 +97,7 @@
         <w:t xml:space="preserve"> </w:t>
       </w:r>
       <w:r>
-        <w:t xml:space="preserve">(Kapoor et al. 2024)</w:t>
+        <w:t xml:space="preserve">[19]</w:t>
       </w:r>
       <w:r>
         <w:t xml:space="preserve">.</w:t>
@@ -130,7 +130,7 @@
         <w:t xml:space="preserve"> </w:t>
       </w:r>
       <w:r>
-        <w:t xml:space="preserve">(Joshi 2025)</w:t>
+        <w:t xml:space="preserve">[18]</w:t>
       </w:r>
       <w:r>
         <w:t xml:space="preserve"> </w:t>
@@ -142,7 +142,7 @@
         <w:t xml:space="preserve"> </w:t>
       </w:r>
       <w:r>
-        <w:t xml:space="preserve">(Perifanou and Economides 2025)</w:t>
+        <w:t xml:space="preserve">[28]</w:t>
       </w:r>
       <w:r>
         <w:t xml:space="preserve">, to changing criminal behaviour</w:t>
@@ -151,7 +151,7 @@
         <w:t xml:space="preserve"> </w:t>
       </w:r>
       <w:r>
-        <w:t xml:space="preserve">(Ferrara 2024)</w:t>
+        <w:t xml:space="preserve">[9]</w:t>
       </w:r>
       <w:r>
         <w:t xml:space="preserve"> </w:t>
@@ -163,7 +163,7 @@
         <w:t xml:space="preserve"> </w:t>
       </w:r>
       <w:r>
-        <w:t xml:space="preserve">(Cupać, Schopmans, and Tuncer-Ebetürk 2024)</w:t>
+        <w:t xml:space="preserve">[5]</w:t>
       </w:r>
       <w:r>
         <w:t xml:space="preserve">.</w:t>
@@ -210,7 +210,7 @@
         <w:t xml:space="preserve"> </w:t>
       </w:r>
       <w:r>
-        <w:t xml:space="preserve">(Heaven 2025)</w:t>
+        <w:t xml:space="preserve">[14]</w:t>
       </w:r>
       <w:r>
         <w:t xml:space="preserve">.</w:t>
@@ -221,13 +221,13 @@
         <w:pStyle w:val="BodyText"/>
       </w:pPr>
       <w:r>
-        <w:t xml:space="preserve">What we are seeing is a repetition of the technology industry overpromising new techniques or technologies and packaging them as a panacea for all kinds of problems or General Purpose Tools, while also decreasing emphasis on a large variety of negative consequences that this technology also brings. For example the profound physical impact these new technologies are having on our environment</w:t>
-      </w:r>
-      <w:r>
-        <w:t xml:space="preserve"> </w:t>
-      </w:r>
-      <w:r>
-        <w:t xml:space="preserve">(Crawford 2021, 49)</w:t>
+        <w:t xml:space="preserve">The kind of language and claims being made are echoes of the technology industry (over-)promising new techniques or technologies and packaging them as a panacea for all kinds of problems or General Purpose Tools, while also decreasing emphasis on a large variety of negative consequences that this technology also brings. For example the profound physical impact these new technologies are having on our environment</w:t>
+      </w:r>
+      <w:r>
+        <w:t xml:space="preserve"> </w:t>
+      </w:r>
+      <w:r>
+        <w:t xml:space="preserve">[4]</w:t>
       </w:r>
       <w:r>
         <w:t xml:space="preserve">, the security issues of models with jailbreak attempts</w:t>
@@ -236,13 +236,13 @@
         <w:t xml:space="preserve"> </w:t>
       </w:r>
       <w:r>
-        <w:t xml:space="preserve">Carlini et al. (2021)</w:t>
+        <w:t xml:space="preserve">[3]</w:t>
       </w:r>
       <w:r>
         <w:t xml:space="preserve">, nudging political preferences</w:t>
       </w:r>
       <w:r>
-        <w:t xml:space="preserve">(Cupać, Schopmans, and Tuncer-Ebetürk 2024)</w:t>
+        <w:t xml:space="preserve">[5]</w:t>
       </w:r>
       <w:r>
         <w:t xml:space="preserve">, reducing the quality of democracy decision-making and the erosion of trust in legitimate institutions</w:t>
@@ -251,7 +251,7 @@
         <w:t xml:space="preserve"> </w:t>
       </w:r>
       <w:r>
-        <w:t xml:space="preserve">(Miklian and Hoelscher, n.d.)</w:t>
+        <w:t xml:space="preserve">[24]</w:t>
       </w:r>
       <w:r>
         <w:t xml:space="preserve">.</w:t>
@@ -268,7 +268,7 @@
         <w:t xml:space="preserve"> </w:t>
       </w:r>
       <w:r>
-        <w:t xml:space="preserve">(Burdett 2014)</w:t>
+        <w:t xml:space="preserve">[2]</w:t>
       </w:r>
       <w:r>
         <w:t xml:space="preserve"> </w:t>
@@ -280,7 +280,7 @@
         <w:t xml:space="preserve"> </w:t>
       </w:r>
       <w:r>
-        <w:t xml:space="preserve">Winner (2018)</w:t>
+        <w:t xml:space="preserve">[33]</w:t>
       </w:r>
       <w:r>
         <w:t xml:space="preserve"> </w:t>
@@ -323,7 +323,7 @@
         <w:t xml:space="preserve"> </w:t>
       </w:r>
       <w:r>
-        <w:t xml:space="preserve">(Gloerich 2025)</w:t>
+        <w:t xml:space="preserve">[11]</w:t>
       </w:r>
       <w:r>
         <w:t xml:space="preserve">.</w:t>
@@ -334,13 +334,54 @@
         <w:pStyle w:val="BodyText"/>
       </w:pPr>
       <w:r>
+        <w:t xml:space="preserve">Most of the AI Literacy literature agree that AI Literacy education</w:t>
+      </w:r>
+      <w:r>
+        <w:t xml:space="preserve"> </w:t>
+      </w:r>
+      <w:r>
+        <w:t xml:space="preserve">“empowers individuals to achieve humanistic outcomes”</w:t>
+      </w:r>
+      <w:r>
+        <w:t xml:space="preserve"> </w:t>
+      </w:r>
+      <w:r>
+        <w:t xml:space="preserve">[29]</w:t>
+      </w:r>
+      <w:r>
+        <w:t xml:space="preserve">. Understanding and testing limits of AI works helps reframing AI as being fallible but helpful as opposed to intelligent</w:t>
+      </w:r>
+      <w:r>
+        <w:t xml:space="preserve"> </w:t>
+      </w:r>
+      <w:r>
+        <w:t xml:space="preserve">[7]</w:t>
+      </w:r>
+      <w:r>
+        <w:t xml:space="preserve">, thereby breaking through mythical beliefs and anthropomorphisation that surround and clouds attitudes towards AI</w:t>
+      </w:r>
+      <w:r>
+        <w:t xml:space="preserve"> </w:t>
+      </w:r>
+      <w:r>
+        <w:t xml:space="preserve">[12]</w:t>
+      </w:r>
+      <w:r>
+        <w:t xml:space="preserve">.</w:t>
+      </w:r>
+    </w:p>
+    <w:p>
+      <w:pPr>
+        <w:pStyle w:val="BodyText"/>
+      </w:pPr>
+      <w:r>
         <w:t xml:space="preserve">Technology is not merely a neutral phenomenon</w:t>
       </w:r>
       <w:r>
         <w:t xml:space="preserve"> </w:t>
       </w:r>
       <w:r>
-        <w:t xml:space="preserve">(Heyndels 2023; Morrow 2014)</w:t>
+        <w:t xml:space="preserve">[15, 26]</w:t>
       </w:r>
       <w:r>
         <w:t xml:space="preserve"> </w:t>
@@ -381,7 +422,7 @@
         <w:t xml:space="preserve"> </w:t>
       </w:r>
       <w:r>
-        <w:t xml:space="preserve">(Johnson and Acemoglu 2023, 57)</w:t>
+        <w:t xml:space="preserve">[17]</w:t>
       </w:r>
       <w:r>
         <w:t xml:space="preserve">.</w:t>
@@ -398,7 +439,7 @@
         <w:t xml:space="preserve"> </w:t>
       </w:r>
       <w:r>
-        <w:t xml:space="preserve">(Du, Yang, and Welleck 2025; Yao et al. 2025)</w:t>
+        <w:t xml:space="preserve">[8, 35]</w:t>
       </w:r>
       <w:r>
         <w:t xml:space="preserve">, effects on policy</w:t>
@@ -407,7 +448,7 @@
         <w:t xml:space="preserve"> </w:t>
       </w:r>
       <w:r>
-        <w:t xml:space="preserve">(Khanal, Zhang, and Taeihagh 2025; Leslie and Perini 2024)</w:t>
+        <w:t xml:space="preserve">[20, 21]</w:t>
       </w:r>
       <w:r>
         <w:t xml:space="preserve">, impact on education</w:t>
@@ -416,7 +457,7 @@
         <w:t xml:space="preserve"> </w:t>
       </w:r>
       <w:r>
-        <w:t xml:space="preserve">(Dai 2025; Han, Peng, and Liu 2025; Udeh 2025)</w:t>
+        <w:t xml:space="preserve">[6, 13, 31]</w:t>
       </w:r>
       <w:r>
         <w:t xml:space="preserve"> </w:t>
@@ -428,7 +469,7 @@
         <w:t xml:space="preserve"> </w:t>
       </w:r>
       <w:r>
-        <w:t xml:space="preserve">(Hou et al. 2025)</w:t>
+        <w:t xml:space="preserve">[16]</w:t>
       </w:r>
       <w:r>
         <w:t xml:space="preserve">, and how it can improve self-advocacy</w:t>
@@ -437,7 +478,7 @@
         <w:t xml:space="preserve"> </w:t>
       </w:r>
       <w:r>
-        <w:t xml:space="preserve">(Register and Ko 2020)</w:t>
+        <w:t xml:space="preserve">[30]</w:t>
       </w:r>
       <w:r>
         <w:t xml:space="preserve"> </w:t>
@@ -449,30 +490,7 @@
         <w:t xml:space="preserve"> </w:t>
       </w:r>
       <w:r>
-        <w:t xml:space="preserve">(UNDP 2025)</w:t>
-      </w:r>
-      <w:r>
-        <w:t xml:space="preserve">.</w:t>
-      </w:r>
-    </w:p>
-    <w:p>
-      <w:pPr>
-        <w:pStyle w:val="BodyText"/>
-      </w:pPr>
-      <w:r>
-        <w:t xml:space="preserve">Most of the AI Literacy literature agree that AI Literacy education</w:t>
-      </w:r>
-      <w:r>
-        <w:t xml:space="preserve"> </w:t>
-      </w:r>
-      <w:r>
-        <w:t xml:space="preserve">“empowers individuals to achieve humanistic outcomes”</w:t>
-      </w:r>
-      <w:r>
-        <w:t xml:space="preserve"> </w:t>
-      </w:r>
-      <w:r>
-        <w:t xml:space="preserve">(Pinski and Benlian 2024)</w:t>
+        <w:t xml:space="preserve">[32]</w:t>
       </w:r>
       <w:r>
         <w:t xml:space="preserve">.</w:t>
@@ -523,7 +541,7 @@
         <w:t xml:space="preserve"> </w:t>
       </w:r>
       <w:r>
-        <w:t xml:space="preserve">(Mathur, n.d.)</w:t>
+        <w:t xml:space="preserve">[23]</w:t>
       </w:r>
     </w:p>
     <w:p>
@@ -537,7 +555,7 @@
         <w:t xml:space="preserve"> </w:t>
       </w:r>
       <w:r>
-        <w:t xml:space="preserve">Brynjolfsson (2022)</w:t>
+        <w:t xml:space="preserve">[1]</w:t>
       </w:r>
       <w:r>
         <w:t xml:space="preserve"> </w:t>
@@ -563,16 +581,33 @@
         <w:pStyle w:val="BodyText"/>
       </w:pPr>
       <w:r>
-        <w:t xml:space="preserve">Adolescents such as students in higher education institutes are often already interacting with tools like ChatGPT</w:t>
-      </w:r>
-      <w:r>
-        <w:t xml:space="preserve"> </w:t>
-      </w:r>
-      <w:r>
-        <w:t xml:space="preserve">(Dai 2025)</w:t>
-      </w:r>
-      <w:r>
-        <w:t xml:space="preserve">, so this study primarily focuses on that group.</w:t>
+        <w:t xml:space="preserve">One of the ways that has been suggested to make AI benefit us all is to focus on AI Literacy</w:t>
+      </w:r>
+      <w:r>
+        <w:t xml:space="preserve"> </w:t>
+      </w:r>
+      <w:r>
+        <w:t xml:space="preserve">[10]</w:t>
+      </w:r>
+      <w:r>
+        <w:t xml:space="preserve">.</w:t>
+      </w:r>
+    </w:p>
+    <w:p>
+      <w:pPr>
+        <w:pStyle w:val="BodyText"/>
+      </w:pPr>
+      <w:r>
+        <w:t xml:space="preserve">Adolescents such as students, between 18-25 in higher education institutes are often already interacting with tools like ChatGPT</w:t>
+      </w:r>
+      <w:r>
+        <w:t xml:space="preserve"> </w:t>
+      </w:r>
+      <w:r>
+        <w:t xml:space="preserve">[6]</w:t>
+      </w:r>
+      <w:r>
+        <w:t xml:space="preserve">, so this study primarily focuses on that age group.</w:t>
       </w:r>
     </w:p>
     <w:bookmarkEnd w:id="21"/>
@@ -591,7 +626,7 @@
         <w:pStyle w:val="FirstParagraph"/>
       </w:pPr>
       <w:r>
-        <w:t xml:space="preserve">What kind of effects is GenAI having on human agency and freedom among adolescents?</w:t>
+        <w:t xml:space="preserve">How can adolescents achieve increased human agency and freedom in a world with agentic AI?</w:t>
       </w:r>
     </w:p>
     <w:bookmarkStart w:id="23" w:name="sub-questions"/>
@@ -612,7 +647,7 @@
         </w:numPr>
       </w:pPr>
       <w:r>
-        <w:t xml:space="preserve">How are students interacting with GenAI?</w:t>
+        <w:t xml:space="preserve">How are students interacting with agentic AI or GenAI?</w:t>
       </w:r>
     </w:p>
     <w:p>
@@ -624,7 +659,7 @@
         </w:numPr>
       </w:pPr>
       <w:r>
-        <w:t xml:space="preserve">What kind of beliefs do students have about GenAI and its capabilities in relation to their own capabilities?</w:t>
+        <w:t xml:space="preserve">What kind of beliefs do adolescents have about AI and its capabilities in relation to their own capabilities?</w:t>
       </w:r>
     </w:p>
     <w:p>
@@ -636,7 +671,19 @@
         </w:numPr>
       </w:pPr>
       <w:r>
-        <w:t xml:space="preserve">How is GenAI affecting the execution of tasks for studying?</w:t>
+        <w:t xml:space="preserve">In what ways is AI Literacies affecting these beliefs?</w:t>
+      </w:r>
+    </w:p>
+    <w:p>
+      <w:pPr>
+        <w:pStyle w:val="Compact"/>
+        <w:numPr>
+          <w:ilvl w:val="0"/>
+          <w:numId w:val="1001"/>
+        </w:numPr>
+      </w:pPr>
+      <w:r>
+        <w:t xml:space="preserve">How is AI affecting the execution of day-to-day tasks (e.g. study, work, household chores)?</w:t>
       </w:r>
     </w:p>
     <w:bookmarkEnd w:id="23"/>
@@ -651,7 +698,7 @@
       </w:r>
     </w:p>
     <w:bookmarkEnd w:id="25"/>
-    <w:bookmarkStart w:id="81" w:name="references"/>
+    <w:bookmarkStart w:id="91" w:name="references"/>
     <w:p>
       <w:pPr>
         <w:pStyle w:val="Heading2"/>
@@ -660,20 +707,23 @@
         <w:t xml:space="preserve">References</w:t>
       </w:r>
     </w:p>
-    <w:bookmarkStart w:id="80" w:name="refs"/>
+    <w:bookmarkStart w:id="90" w:name="refs"/>
     <w:bookmarkStart w:id="27" w:name="ref-brynjolfssonTuringTrapPromise2022"/>
     <w:p>
       <w:pPr>
         <w:pStyle w:val="Bibliography"/>
       </w:pPr>
       <w:r>
-        <w:t xml:space="preserve">Brynjolfsson, Erik. 2022.</w:t>
-      </w:r>
-      <w:r>
-        <w:t xml:space="preserve"> </w:t>
-      </w:r>
-      <w:r>
-        <w:t xml:space="preserve">“The</w:t>
+        <w:t xml:space="preserve">1.</w:t>
+      </w:r>
+      <w:r>
+        <w:t xml:space="preserve"> </w:t>
+      </w:r>
+      <w:r>
+        <w:t xml:space="preserve">	</w:t>
+      </w:r>
+      <w:r>
+        <w:t xml:space="preserve">Brynjolfsson, E.: The</w:t>
       </w:r>
       <w:r>
         <w:t xml:space="preserve"> </w:t>
@@ -715,33 +765,14 @@
         <w:t xml:space="preserve">Human-Like Artificial Intelligence</w:t>
       </w:r>
       <w:r>
-        <w:t xml:space="preserve">.”</w:t>
-      </w:r>
-      <w:r>
-        <w:t xml:space="preserve"> </w:t>
-      </w:r>
-      <w:r>
-        <w:rPr>
-          <w:i/>
-          <w:iCs/>
-        </w:rPr>
-        <w:t xml:space="preserve">Daedalus</w:t>
-      </w:r>
-      <w:r>
-        <w:t xml:space="preserve"> </w:t>
-      </w:r>
-      <w:r>
-        <w:t xml:space="preserve">151 (2): 272–87.</w:t>
-      </w:r>
-      <w:r>
-        <w:t xml:space="preserve"> </w:t>
+        <w:t xml:space="preserve">. Daedalus. 151, 2, 272–287 (2022). https://doi.org/</w:t>
       </w:r>
       <w:hyperlink r:id="rId26">
         <w:r>
           <w:rPr>
             <w:rStyle w:val="Hyperlink"/>
           </w:rPr>
-          <w:t xml:space="preserve">https://doi.org/10.1162/daed_a_01915</w:t>
+          <w:t xml:space="preserve">10.1162/daed_a_01915</w:t>
         </w:r>
       </w:hyperlink>
       <w:r>
@@ -755,13 +786,16 @@
         <w:pStyle w:val="Bibliography"/>
       </w:pPr>
       <w:r>
-        <w:t xml:space="preserve">Burdett, Michael S. 2014.</w:t>
-      </w:r>
-      <w:r>
-        <w:t xml:space="preserve"> </w:t>
-      </w:r>
-      <w:r>
-        <w:t xml:space="preserve">“The Religion of Technology:</w:t>
+        <w:t xml:space="preserve">2.</w:t>
+      </w:r>
+      <w:r>
+        <w:t xml:space="preserve"> </w:t>
+      </w:r>
+      <w:r>
+        <w:t xml:space="preserve">	</w:t>
+      </w:r>
+      <w:r>
+        <w:t xml:space="preserve">Burdett, M.S.: The religion of technology:</w:t>
       </w:r>
       <w:r>
         <w:t xml:space="preserve"> </w:t>
@@ -773,36 +807,26 @@
         <w:t xml:space="preserve"> </w:t>
       </w:r>
       <w:r>
-        <w:t xml:space="preserve">and the Myth of Progress.”</w:t>
-      </w:r>
-      <w:r>
-        <w:t xml:space="preserve"> </w:t>
-      </w:r>
-      <w:r>
-        <w:rPr>
-          <w:i/>
-          <w:iCs/>
-        </w:rPr>
-        <w:t xml:space="preserve">Religion and Transhumanism: The Unknown Future of Human Enhancement</w:t>
-      </w:r>
-      <w:r>
-        <w:t xml:space="preserve">, 131.</w:t>
+        <w:t xml:space="preserve">and the myth of progress. Religion and Transhumanism: The Unknown Future of Human Enhancement. 131 (2014).</w:t>
       </w:r>
     </w:p>
     <w:bookmarkEnd w:id="28"/>
-    <w:bookmarkStart w:id="30" w:name="ref-carliniExtractingTrainingData2021"/>
+    <w:bookmarkStart w:id="31" w:name="ref-carliniExtractingTrainingData2021"/>
     <w:p>
       <w:pPr>
         <w:pStyle w:val="Bibliography"/>
       </w:pPr>
       <w:r>
-        <w:t xml:space="preserve">Carlini, Nicholas, Florian Tramer, Eric Wallace, Matthew Jagielski, Ariel Herbert-Voss, Katherine Lee, Adam Roberts, et al. 2021.</w:t>
-      </w:r>
-      <w:r>
-        <w:t xml:space="preserve"> </w:t>
-      </w:r>
-      <w:r>
-        <w:t xml:space="preserve">“Extracting</w:t>
+        <w:t xml:space="preserve">3.</w:t>
+      </w:r>
+      <w:r>
+        <w:t xml:space="preserve"> </w:t>
+      </w:r>
+      <w:r>
+        <w:t xml:space="preserve">	</w:t>
+      </w:r>
+      <w:r>
+        <w:t xml:space="preserve">Carlini, N. et al.: Extracting</w:t>
       </w:r>
       <w:r>
         <w:t xml:space="preserve"> </w:t>
@@ -823,13 +847,7 @@
         <w:t xml:space="preserve">Large Language Models</w:t>
       </w:r>
       <w:r>
-        <w:t xml:space="preserve">.”</w:t>
-      </w:r>
-      <w:r>
-        <w:t xml:space="preserve"> </w:t>
-      </w:r>
-      <w:r>
-        <w:t xml:space="preserve">arXiv.</w:t>
+        <w:t xml:space="preserve">,</w:t>
       </w:r>
       <w:r>
         <w:t xml:space="preserve"> </w:t>
@@ -839,138 +857,41 @@
           <w:rPr>
             <w:rStyle w:val="Hyperlink"/>
           </w:rPr>
-          <w:t xml:space="preserve">https://doi.org/10.48550/arXiv.2012.07805</w:t>
+          <w:t xml:space="preserve">https://arxiv.org/abs/2012.07805</w:t>
         </w:r>
       </w:hyperlink>
       <w:r>
-        <w:t xml:space="preserve">.</w:t>
-      </w:r>
-    </w:p>
-    <w:bookmarkEnd w:id="30"/>
-    <w:bookmarkStart w:id="31" w:name="ref-crawford2021atlas"/>
-    <w:p>
-      <w:pPr>
-        <w:pStyle w:val="Bibliography"/>
-      </w:pPr>
-      <w:r>
-        <w:t xml:space="preserve">Crawford, Kate. 2021.</w:t>
-      </w:r>
-      <w:r>
-        <w:t xml:space="preserve"> </w:t>
-      </w:r>
-      <w:r>
-        <w:rPr>
-          <w:i/>
-          <w:iCs/>
-        </w:rPr>
-        <w:t xml:space="preserve">The Atlas of</w:t>
-      </w:r>
-      <w:r>
-        <w:rPr>
-          <w:i/>
-          <w:iCs/>
-        </w:rPr>
-        <w:t xml:space="preserve"> </w:t>
-      </w:r>
-      <w:r>
-        <w:rPr>
-          <w:i/>
-          <w:iCs/>
-        </w:rPr>
-        <w:t xml:space="preserve">AI</w:t>
-      </w:r>
-      <w:r>
-        <w:rPr>
-          <w:i/>
-          <w:iCs/>
-        </w:rPr>
-        <w:t xml:space="preserve">:</w:t>
-      </w:r>
-      <w:r>
-        <w:rPr>
-          <w:i/>
-          <w:iCs/>
-        </w:rPr>
-        <w:t xml:space="preserve"> </w:t>
-      </w:r>
-      <w:r>
-        <w:rPr>
-          <w:i/>
-          <w:iCs/>
-        </w:rPr>
-        <w:t xml:space="preserve">Power</w:t>
-      </w:r>
-      <w:r>
-        <w:rPr>
-          <w:i/>
-          <w:iCs/>
-        </w:rPr>
-        <w:t xml:space="preserve">, Politics, and the Planetary Costs of Artificial Intelligence</w:t>
-      </w:r>
-      <w:r>
-        <w:t xml:space="preserve">. Yale University Press.</w:t>
-      </w:r>
-    </w:p>
-    <w:bookmarkEnd w:id="31"/>
-    <w:bookmarkStart w:id="33" w:name="X11753044df99c9f5661779529477c53c9dc0658"/>
-    <w:p>
-      <w:pPr>
-        <w:pStyle w:val="Bibliography"/>
-      </w:pPr>
-      <w:r>
-        <w:t xml:space="preserve">Cupać, Jelena, Hendrik Schopmans, and İrem Tuncer-Ebetürk. 2024.</w:t>
-      </w:r>
-      <w:r>
-        <w:t xml:space="preserve"> </w:t>
-      </w:r>
-      <w:r>
-        <w:t xml:space="preserve">“Democratization in the Age of Artificial Intelligence: Introduction to the Special Issue.”</w:t>
-      </w:r>
-      <w:r>
-        <w:t xml:space="preserve"> </w:t>
-      </w:r>
-      <w:r>
-        <w:rPr>
-          <w:i/>
-          <w:iCs/>
-        </w:rPr>
-        <w:t xml:space="preserve">Democratization</w:t>
-      </w:r>
-      <w:r>
-        <w:t xml:space="preserve"> </w:t>
-      </w:r>
-      <w:r>
-        <w:t xml:space="preserve">31 (5): 899–921.</w:t>
-      </w:r>
-      <w:r>
-        <w:t xml:space="preserve"> </w:t>
-      </w:r>
-      <w:hyperlink r:id="rId32">
+        <w:t xml:space="preserve">, (2021). https://doi.org/</w:t>
+      </w:r>
+      <w:hyperlink r:id="rId30">
         <w:r>
           <w:rPr>
             <w:rStyle w:val="Hyperlink"/>
           </w:rPr>
-          <w:t xml:space="preserve">https://doi.org/10.1080/13510347.2024.2338852</w:t>
+          <w:t xml:space="preserve">10.48550/arXiv.2012.07805</w:t>
         </w:r>
       </w:hyperlink>
       <w:r>
         <w:t xml:space="preserve">.</w:t>
       </w:r>
     </w:p>
-    <w:bookmarkEnd w:id="33"/>
-    <w:bookmarkStart w:id="35" w:name="ref-daiWhyStudentsUse2025"/>
+    <w:bookmarkEnd w:id="31"/>
+    <w:bookmarkStart w:id="32" w:name="ref-crawford2021atlas"/>
     <w:p>
       <w:pPr>
         <w:pStyle w:val="Bibliography"/>
       </w:pPr>
       <w:r>
-        <w:t xml:space="preserve">Dai, Yun. 2025.</w:t>
-      </w:r>
-      <w:r>
-        <w:t xml:space="preserve"> </w:t>
-      </w:r>
-      <w:r>
-        <w:t xml:space="preserve">“Why Students Use or Not Use Generative</w:t>
+        <w:t xml:space="preserve">4.</w:t>
+      </w:r>
+      <w:r>
+        <w:t xml:space="preserve"> </w:t>
+      </w:r>
+      <w:r>
+        <w:t xml:space="preserve">	</w:t>
+      </w:r>
+      <w:r>
+        <w:t xml:space="preserve">Crawford, K.: The atlas of</w:t>
       </w:r>
       <w:r>
         <w:t xml:space="preserve"> </w:t>
@@ -985,241 +906,215 @@
         <w:t xml:space="preserve"> </w:t>
       </w:r>
       <w:r>
-        <w:t xml:space="preserve">Student</w:t>
-      </w:r>
-      <w:r>
-        <w:t xml:space="preserve"> </w:t>
-      </w:r>
-      <w:r>
-        <w:t xml:space="preserve">Conceptions, Concerns, and Implications for Engineering Education.”</w:t>
-      </w:r>
-      <w:r>
-        <w:t xml:space="preserve"> </w:t>
-      </w:r>
-      <w:r>
-        <w:rPr>
-          <w:i/>
-          <w:iCs/>
-        </w:rPr>
-        <w:t xml:space="preserve">Digital Engineering</w:t>
-      </w:r>
-      <w:r>
-        <w:t xml:space="preserve"> </w:t>
-      </w:r>
-      <w:r>
-        <w:t xml:space="preserve">4 (March): 100019.</w:t>
-      </w:r>
-      <w:r>
-        <w:t xml:space="preserve"> </w:t>
-      </w:r>
-      <w:hyperlink r:id="rId34">
+        <w:t xml:space="preserve">Power</w:t>
+      </w:r>
+      <w:r>
+        <w:t xml:space="preserve">, politics, and the planetary costs of artificial intelligence. Yale University Press (2021).</w:t>
+      </w:r>
+    </w:p>
+    <w:bookmarkEnd w:id="32"/>
+    <w:bookmarkStart w:id="34" w:name="X11753044df99c9f5661779529477c53c9dc0658"/>
+    <w:p>
+      <w:pPr>
+        <w:pStyle w:val="Bibliography"/>
+      </w:pPr>
+      <w:r>
+        <w:t xml:space="preserve">5.</w:t>
+      </w:r>
+      <w:r>
+        <w:t xml:space="preserve"> </w:t>
+      </w:r>
+      <w:r>
+        <w:t xml:space="preserve">	</w:t>
+      </w:r>
+      <w:r>
+        <w:t xml:space="preserve">Cupać, J. et al.: Democratization in the age of artificial intelligence: Introduction to the special issue. Democratization. 31, 5, 899–921 (2024). https://doi.org/</w:t>
+      </w:r>
+      <w:hyperlink r:id="rId33">
         <w:r>
           <w:rPr>
             <w:rStyle w:val="Hyperlink"/>
           </w:rPr>
-          <w:t xml:space="preserve">https://doi.org/10.1016/j.dte.2024.100019</w:t>
+          <w:t xml:space="preserve">10.1080/13510347.2024.2338852</w:t>
         </w:r>
       </w:hyperlink>
       <w:r>
         <w:t xml:space="preserve">.</w:t>
       </w:r>
     </w:p>
-    <w:bookmarkEnd w:id="35"/>
-    <w:bookmarkStart w:id="37" w:name="ref-duOptimizingTemperatureLanguage2025"/>
+    <w:bookmarkEnd w:id="34"/>
+    <w:bookmarkStart w:id="36" w:name="ref-daiWhyStudentsUse2025"/>
     <w:p>
       <w:pPr>
         <w:pStyle w:val="Bibliography"/>
       </w:pPr>
       <w:r>
-        <w:t xml:space="preserve">Du, Weihua, Yiming Yang, and Sean Welleck. 2025.</w:t>
-      </w:r>
-      <w:r>
-        <w:t xml:space="preserve"> </w:t>
-      </w:r>
-      <w:r>
-        <w:t xml:space="preserve">“Optimizing</w:t>
-      </w:r>
-      <w:r>
-        <w:t xml:space="preserve"> </w:t>
-      </w:r>
-      <w:r>
-        <w:t xml:space="preserve">Temperature</w:t>
-      </w:r>
-      <w:r>
-        <w:t xml:space="preserve"> </w:t>
-      </w:r>
-      <w:r>
-        <w:t xml:space="preserve">for</w:t>
-      </w:r>
-      <w:r>
-        <w:t xml:space="preserve"> </w:t>
-      </w:r>
-      <w:r>
-        <w:t xml:space="preserve">Language Models</w:t>
-      </w:r>
-      <w:r>
-        <w:t xml:space="preserve"> </w:t>
-      </w:r>
-      <w:r>
-        <w:t xml:space="preserve">with</w:t>
-      </w:r>
-      <w:r>
-        <w:t xml:space="preserve"> </w:t>
-      </w:r>
-      <w:r>
-        <w:t xml:space="preserve">Multi-Sample Inference</w:t>
-      </w:r>
-      <w:r>
-        <w:t xml:space="preserve">.”</w:t>
-      </w:r>
-      <w:r>
-        <w:t xml:space="preserve"> </w:t>
-      </w:r>
-      <w:r>
-        <w:t xml:space="preserve">arXiv.</w:t>
-      </w:r>
-      <w:r>
-        <w:t xml:space="preserve"> </w:t>
-      </w:r>
-      <w:hyperlink r:id="rId36">
+        <w:t xml:space="preserve">6.</w:t>
+      </w:r>
+      <w:r>
+        <w:t xml:space="preserve"> </w:t>
+      </w:r>
+      <w:r>
+        <w:t xml:space="preserve">	</w:t>
+      </w:r>
+      <w:r>
+        <w:t xml:space="preserve">Dai, Y.: Why students use or not use generative</w:t>
+      </w:r>
+      <w:r>
+        <w:t xml:space="preserve"> </w:t>
+      </w:r>
+      <w:r>
+        <w:t xml:space="preserve">AI</w:t>
+      </w:r>
+      <w:r>
+        <w:t xml:space="preserve">:</w:t>
+      </w:r>
+      <w:r>
+        <w:t xml:space="preserve"> </w:t>
+      </w:r>
+      <w:r>
+        <w:t xml:space="preserve">Student</w:t>
+      </w:r>
+      <w:r>
+        <w:t xml:space="preserve"> </w:t>
+      </w:r>
+      <w:r>
+        <w:t xml:space="preserve">conceptions, concerns, and implications for engineering education. Digital Engineering. 4, 100019 (2025). https://doi.org/</w:t>
+      </w:r>
+      <w:hyperlink r:id="rId35">
         <w:r>
           <w:rPr>
             <w:rStyle w:val="Hyperlink"/>
           </w:rPr>
-          <w:t xml:space="preserve">https://doi.org/10.48550/arXiv.2502.05234</w:t>
+          <w:t xml:space="preserve">10.1016/j.dte.2024.100019</w:t>
         </w:r>
       </w:hyperlink>
       <w:r>
         <w:t xml:space="preserve">.</w:t>
       </w:r>
     </w:p>
-    <w:bookmarkEnd w:id="37"/>
-    <w:bookmarkStart w:id="39" w:name="ref-ferraraGenAIHumanityNefarious2024"/>
+    <w:bookmarkEnd w:id="36"/>
+    <w:bookmarkStart w:id="38" w:name="ref-drugaHowChildrensPerceptions2021"/>
     <w:p>
       <w:pPr>
         <w:pStyle w:val="Bibliography"/>
       </w:pPr>
       <w:r>
-        <w:t xml:space="preserve">Ferrara, Emilio. 2024.</w:t>
-      </w:r>
-      <w:r>
-        <w:t xml:space="preserve"> </w:t>
-      </w:r>
-      <w:r>
-        <w:t xml:space="preserve">“</w:t>
-      </w:r>
-      <w:r>
-        <w:t xml:space="preserve">GenAI</w:t>
-      </w:r>
-      <w:r>
-        <w:t xml:space="preserve"> </w:t>
-      </w:r>
-      <w:r>
-        <w:t xml:space="preserve">Against Humanity: Nefarious Applications of Generative Artificial Intelligence and Large Language Models.”</w:t>
-      </w:r>
-      <w:r>
-        <w:t xml:space="preserve"> </w:t>
-      </w:r>
-      <w:r>
-        <w:rPr>
-          <w:i/>
-          <w:iCs/>
-        </w:rPr>
-        <w:t xml:space="preserve">Journal of Computational Social Science</w:t>
-      </w:r>
-      <w:r>
-        <w:t xml:space="preserve"> </w:t>
-      </w:r>
-      <w:r>
-        <w:t xml:space="preserve">7 (1): 549–69.</w:t>
-      </w:r>
-      <w:r>
-        <w:t xml:space="preserve"> </w:t>
-      </w:r>
-      <w:hyperlink r:id="rId38">
+        <w:t xml:space="preserve">7.</w:t>
+      </w:r>
+      <w:r>
+        <w:t xml:space="preserve"> </w:t>
+      </w:r>
+      <w:r>
+        <w:t xml:space="preserve">	</w:t>
+      </w:r>
+      <w:r>
+        <w:t xml:space="preserve">Druga, S., Ko, A.J.: How do children’s perceptions of machine intelligence change when training and coding smart programs? In: Interaction</w:t>
+      </w:r>
+      <w:r>
+        <w:t xml:space="preserve"> </w:t>
+      </w:r>
+      <w:r>
+        <w:t xml:space="preserve">Design</w:t>
+      </w:r>
+      <w:r>
+        <w:t xml:space="preserve"> </w:t>
+      </w:r>
+      <w:r>
+        <w:t xml:space="preserve">and</w:t>
+      </w:r>
+      <w:r>
+        <w:t xml:space="preserve"> </w:t>
+      </w:r>
+      <w:r>
+        <w:t xml:space="preserve">Children</w:t>
+      </w:r>
+      <w:r>
+        <w:t xml:space="preserve">. pp. 49–61 ACM, Athens Greece (2021). https://doi.org/</w:t>
+      </w:r>
+      <w:hyperlink r:id="rId37">
         <w:r>
           <w:rPr>
             <w:rStyle w:val="Hyperlink"/>
           </w:rPr>
-          <w:t xml:space="preserve">https://doi.org/10.1007/s42001-024-00250-1</w:t>
+          <w:t xml:space="preserve">10.1145/3459990.3460712</w:t>
         </w:r>
       </w:hyperlink>
       <w:r>
         <w:t xml:space="preserve">.</w:t>
       </w:r>
     </w:p>
-    <w:bookmarkEnd w:id="39"/>
-    <w:bookmarkStart w:id="41" w:name="ref-gloerichReimaginingTruthMachine2025"/>
+    <w:bookmarkEnd w:id="38"/>
+    <w:bookmarkStart w:id="41" w:name="ref-duOptimizingTemperatureLanguage2025"/>
     <w:p>
       <w:pPr>
         <w:pStyle w:val="Bibliography"/>
       </w:pPr>
       <w:r>
-        <w:t xml:space="preserve">Gloerich, Inte. 2025.</w:t>
-      </w:r>
-      <w:r>
-        <w:t xml:space="preserve"> </w:t>
-      </w:r>
-      <w:r>
-        <w:t xml:space="preserve">“Reimagining the</w:t>
-      </w:r>
-      <w:r>
-        <w:t xml:space="preserve"> </w:t>
-      </w:r>
-      <w:r>
-        <w:t xml:space="preserve">Truth Machine</w:t>
-      </w:r>
-      <w:r>
-        <w:t xml:space="preserve">:</w:t>
-      </w:r>
-      <w:r>
-        <w:t xml:space="preserve"> </w:t>
-      </w:r>
-      <w:r>
-        <w:t xml:space="preserve">Blockchain Imaginaries</w:t>
-      </w:r>
-      <w:r>
-        <w:t xml:space="preserve"> </w:t>
-      </w:r>
-      <w:r>
-        <w:t xml:space="preserve">Between the</w:t>
-      </w:r>
-      <w:r>
-        <w:t xml:space="preserve"> </w:t>
-      </w:r>
-      <w:r>
-        <w:t xml:space="preserve">Rational</w:t>
-      </w:r>
-      <w:r>
-        <w:t xml:space="preserve"> </w:t>
-      </w:r>
-      <w:r>
-        <w:t xml:space="preserve">and the</w:t>
-      </w:r>
-      <w:r>
-        <w:t xml:space="preserve"> </w:t>
-      </w:r>
-      <w:r>
-        <w:t xml:space="preserve">More-than-Rational</w:t>
-      </w:r>
-      <w:r>
-        <w:t xml:space="preserve">.”</w:t>
-      </w:r>
-      <w:r>
-        <w:t xml:space="preserve"> </w:t>
-      </w:r>
-      <w:r>
-        <w:t xml:space="preserve">Dr., Utrecht University.</w:t>
-      </w:r>
-      <w:r>
-        <w:t xml:space="preserve"> </w:t>
+        <w:t xml:space="preserve">8.</w:t>
+      </w:r>
+      <w:r>
+        <w:t xml:space="preserve"> </w:t>
+      </w:r>
+      <w:r>
+        <w:t xml:space="preserve">	</w:t>
+      </w:r>
+      <w:r>
+        <w:t xml:space="preserve">Du, W. et al.: Optimizing</w:t>
+      </w:r>
+      <w:r>
+        <w:t xml:space="preserve"> </w:t>
+      </w:r>
+      <w:r>
+        <w:t xml:space="preserve">Temperature</w:t>
+      </w:r>
+      <w:r>
+        <w:t xml:space="preserve"> </w:t>
+      </w:r>
+      <w:r>
+        <w:t xml:space="preserve">for</w:t>
+      </w:r>
+      <w:r>
+        <w:t xml:space="preserve"> </w:t>
+      </w:r>
+      <w:r>
+        <w:t xml:space="preserve">Language Models</w:t>
+      </w:r>
+      <w:r>
+        <w:t xml:space="preserve"> </w:t>
+      </w:r>
+      <w:r>
+        <w:t xml:space="preserve">with</w:t>
+      </w:r>
+      <w:r>
+        <w:t xml:space="preserve"> </w:t>
+      </w:r>
+      <w:r>
+        <w:t xml:space="preserve">Multi-Sample Inference</w:t>
+      </w:r>
+      <w:r>
+        <w:t xml:space="preserve">,</w:t>
+      </w:r>
+      <w:r>
+        <w:t xml:space="preserve"> </w:t>
+      </w:r>
+      <w:hyperlink r:id="rId39">
+        <w:r>
+          <w:rPr>
+            <w:rStyle w:val="Hyperlink"/>
+          </w:rPr>
+          <w:t xml:space="preserve">https://arxiv.org/abs/2502.05234</w:t>
+        </w:r>
+      </w:hyperlink>
+      <w:r>
+        <w:t xml:space="preserve">, (2025). https://doi.org/</w:t>
       </w:r>
       <w:hyperlink r:id="rId40">
         <w:r>
           <w:rPr>
             <w:rStyle w:val="Hyperlink"/>
           </w:rPr>
-          <w:t xml:space="preserve">https://doi.org/10.33540/2726</w:t>
+          <w:t xml:space="preserve">10.48550/arXiv.2502.05234</w:t>
         </w:r>
       </w:hyperlink>
       <w:r>
@@ -1227,19 +1122,22 @@
       </w:r>
     </w:p>
     <w:bookmarkEnd w:id="41"/>
-    <w:bookmarkStart w:id="43" w:name="ref-hanImpactGenAILearning2025"/>
+    <w:bookmarkStart w:id="43" w:name="ref-ferraraGenAIHumanityNefarious2024"/>
     <w:p>
       <w:pPr>
         <w:pStyle w:val="Bibliography"/>
       </w:pPr>
       <w:r>
-        <w:t xml:space="preserve">Han, Xiaoli, Hongchao Peng, and Mingzhuo Liu. 2025.</w:t>
-      </w:r>
-      <w:r>
-        <w:t xml:space="preserve"> </w:t>
-      </w:r>
-      <w:r>
-        <w:t xml:space="preserve">“The Impact of</w:t>
+        <w:t xml:space="preserve">9.</w:t>
+      </w:r>
+      <w:r>
+        <w:t xml:space="preserve"> </w:t>
+      </w:r>
+      <w:r>
+        <w:t xml:space="preserve">	</w:t>
+      </w:r>
+      <w:r>
+        <w:t xml:space="preserve">Ferrara, E.:</w:t>
       </w:r>
       <w:r>
         <w:t xml:space="preserve"> </w:t>
@@ -1251,45 +1149,14 @@
         <w:t xml:space="preserve"> </w:t>
       </w:r>
       <w:r>
-        <w:t xml:space="preserve">on Learning Outcomes:</w:t>
-      </w:r>
-      <w:r>
-        <w:t xml:space="preserve"> </w:t>
-      </w:r>
-      <w:r>
-        <w:t xml:space="preserve">A</w:t>
-      </w:r>
-      <w:r>
-        <w:t xml:space="preserve"> </w:t>
-      </w:r>
-      <w:r>
-        <w:t xml:space="preserve">Systematic Review and Meta-Analysis of Experimental Studies.”</w:t>
-      </w:r>
-      <w:r>
-        <w:t xml:space="preserve"> </w:t>
-      </w:r>
-      <w:r>
-        <w:rPr>
-          <w:i/>
-          <w:iCs/>
-        </w:rPr>
-        <w:t xml:space="preserve">Educational Research Review</w:t>
-      </w:r>
-      <w:r>
-        <w:t xml:space="preserve"> </w:t>
-      </w:r>
-      <w:r>
-        <w:t xml:space="preserve">48 (August): 100714.</w:t>
-      </w:r>
-      <w:r>
-        <w:t xml:space="preserve"> </w:t>
+        <w:t xml:space="preserve">against humanity: Nefarious applications of generative artificial intelligence and large language models. Journal of Computational Social Science. 7, 1, 549–569 (2024). https://doi.org/</w:t>
       </w:r>
       <w:hyperlink r:id="rId42">
         <w:r>
           <w:rPr>
             <w:rStyle w:val="Hyperlink"/>
           </w:rPr>
-          <w:t xml:space="preserve">https://doi.org/10.1016/j.edurev.2025.100714</w:t>
+          <w:t xml:space="preserve">10.1007/s42001-024-00250-1</w:t>
         </w:r>
       </w:hyperlink>
       <w:r>
@@ -1297,95 +1164,114 @@
       </w:r>
     </w:p>
     <w:bookmarkEnd w:id="43"/>
-    <w:bookmarkStart w:id="44" w:name="ref-HeavenHowAGIBecamea"/>
+    <w:bookmarkStart w:id="44" w:name="ref-UniversalAILiteracy2022"/>
     <w:p>
       <w:pPr>
         <w:pStyle w:val="Bibliography"/>
       </w:pPr>
       <w:r>
-        <w:t xml:space="preserve">Heaven, Will Douglas. 2025.</w:t>
-      </w:r>
-      <w:r>
-        <w:t xml:space="preserve"> </w:t>
-      </w:r>
-      <w:r>
-        <w:t xml:space="preserve">“How</w:t>
-      </w:r>
-      <w:r>
-        <w:t xml:space="preserve"> </w:t>
-      </w:r>
-      <w:r>
-        <w:t xml:space="preserve">AGI</w:t>
-      </w:r>
-      <w:r>
-        <w:t xml:space="preserve"> </w:t>
-      </w:r>
-      <w:r>
-        <w:t xml:space="preserve">Became the Most Consequential Conspiracy Theory of Our Time.”</w:t>
-      </w:r>
-      <w:r>
-        <w:t xml:space="preserve"> </w:t>
-      </w:r>
-      <w:r>
-        <w:rPr>
-          <w:i/>
-          <w:iCs/>
-        </w:rPr>
-        <w:t xml:space="preserve">MIT Technology Review</w:t>
-      </w:r>
-      <w:r>
-        <w:t xml:space="preserve">. https://www.technologyreview.com/2025/10/30/1127057/agi-conspiracy-theory-artifcial-general-intelligence/.</w:t>
+        <w:t xml:space="preserve">10.</w:t>
+      </w:r>
+      <w:r>
+        <w:t xml:space="preserve"> </w:t>
+      </w:r>
+      <w:r>
+        <w:t xml:space="preserve">	</w:t>
+      </w:r>
+      <w:r>
+        <w:t xml:space="preserve">Firth-Butterfield, K. et al.: Without universal</w:t>
+      </w:r>
+      <w:r>
+        <w:t xml:space="preserve"> </w:t>
+      </w:r>
+      <w:r>
+        <w:t xml:space="preserve">AI</w:t>
+      </w:r>
+      <w:r>
+        <w:t xml:space="preserve"> </w:t>
+      </w:r>
+      <w:r>
+        <w:t xml:space="preserve">literacy,</w:t>
+      </w:r>
+      <w:r>
+        <w:t xml:space="preserve"> </w:t>
+      </w:r>
+      <w:r>
+        <w:t xml:space="preserve">AI</w:t>
+      </w:r>
+      <w:r>
+        <w:t xml:space="preserve"> </w:t>
+      </w:r>
+      <w:r>
+        <w:t xml:space="preserve">will fail us, (2022).</w:t>
       </w:r>
     </w:p>
     <w:bookmarkEnd w:id="44"/>
-    <w:bookmarkStart w:id="46" w:name="ref-heyndelsTechnologyNeutrality2023"/>
+    <w:bookmarkStart w:id="46" w:name="ref-gloerichReimaginingTruthMachine2025"/>
     <w:p>
       <w:pPr>
         <w:pStyle w:val="Bibliography"/>
       </w:pPr>
       <w:r>
-        <w:t xml:space="preserve">Heyndels, Sybren. 2023.</w:t>
-      </w:r>
-      <w:r>
-        <w:t xml:space="preserve"> </w:t>
-      </w:r>
-      <w:r>
-        <w:t xml:space="preserve">“Technology and</w:t>
-      </w:r>
-      <w:r>
-        <w:t xml:space="preserve"> </w:t>
-      </w:r>
-      <w:r>
-        <w:t xml:space="preserve">Neutrality</w:t>
-      </w:r>
-      <w:r>
-        <w:t xml:space="preserve">.”</w:t>
-      </w:r>
-      <w:r>
-        <w:t xml:space="preserve"> </w:t>
-      </w:r>
-      <w:r>
-        <w:rPr>
-          <w:i/>
-          <w:iCs/>
-        </w:rPr>
-        <w:t xml:space="preserve">Philosophy &amp; Technology</w:t>
-      </w:r>
-      <w:r>
-        <w:t xml:space="preserve"> </w:t>
-      </w:r>
-      <w:r>
-        <w:t xml:space="preserve">36 (4): 75.</w:t>
-      </w:r>
-      <w:r>
-        <w:t xml:space="preserve"> </w:t>
+        <w:t xml:space="preserve">11.</w:t>
+      </w:r>
+      <w:r>
+        <w:t xml:space="preserve"> </w:t>
+      </w:r>
+      <w:r>
+        <w:t xml:space="preserve">	</w:t>
+      </w:r>
+      <w:r>
+        <w:t xml:space="preserve">Gloerich, I.: Reimagining the</w:t>
+      </w:r>
+      <w:r>
+        <w:t xml:space="preserve"> </w:t>
+      </w:r>
+      <w:r>
+        <w:t xml:space="preserve">Truth Machine</w:t>
+      </w:r>
+      <w:r>
+        <w:t xml:space="preserve">:</w:t>
+      </w:r>
+      <w:r>
+        <w:t xml:space="preserve"> </w:t>
+      </w:r>
+      <w:r>
+        <w:t xml:space="preserve">Blockchain Imaginaries</w:t>
+      </w:r>
+      <w:r>
+        <w:t xml:space="preserve"> </w:t>
+      </w:r>
+      <w:r>
+        <w:t xml:space="preserve">between the</w:t>
+      </w:r>
+      <w:r>
+        <w:t xml:space="preserve"> </w:t>
+      </w:r>
+      <w:r>
+        <w:t xml:space="preserve">Rational</w:t>
+      </w:r>
+      <w:r>
+        <w:t xml:space="preserve"> </w:t>
+      </w:r>
+      <w:r>
+        <w:t xml:space="preserve">and the</w:t>
+      </w:r>
+      <w:r>
+        <w:t xml:space="preserve"> </w:t>
+      </w:r>
+      <w:r>
+        <w:t xml:space="preserve">More-than-Rational</w:t>
+      </w:r>
+      <w:r>
+        <w:t xml:space="preserve">. Utrecht University (2025). https://doi.org/</w:t>
       </w:r>
       <w:hyperlink r:id="rId45">
         <w:r>
           <w:rPr>
             <w:rStyle w:val="Hyperlink"/>
           </w:rPr>
-          <w:t xml:space="preserve">https://doi.org/10.1007/s13347-023-00672-1</w:t>
+          <w:t xml:space="preserve">10.33540/2726</w:t>
         </w:r>
       </w:hyperlink>
       <w:r>
@@ -1393,204 +1279,68 @@
       </w:r>
     </w:p>
     <w:bookmarkEnd w:id="46"/>
-    <w:bookmarkStart w:id="48" w:name="ref-houAllRoadsLead2025"/>
+    <w:bookmarkStart w:id="48" w:name="ref-guestUncriticalAdoptionAI2025"/>
     <w:p>
       <w:pPr>
         <w:pStyle w:val="Bibliography"/>
       </w:pPr>
       <w:r>
-        <w:t xml:space="preserve">Hou, Irene, Owen Man, Kate Hamilton, Srishty Muthusekaran, Jeffin Johnykutty, Leili Zadeh, and Stephen MacNeil. 2025.</w:t>
-      </w:r>
-      <w:r>
-        <w:t xml:space="preserve"> </w:t>
-      </w:r>
-      <w:r>
-        <w:t xml:space="preserve">“’</w:t>
-      </w:r>
-      <w:r>
-        <w:t xml:space="preserve">All Roads Lead</w:t>
-      </w:r>
-      <w:r>
-        <w:t xml:space="preserve"> </w:t>
-      </w:r>
-      <w:r>
-        <w:t xml:space="preserve">to</w:t>
-      </w:r>
-      <w:r>
-        <w:t xml:space="preserve"> </w:t>
-      </w:r>
-      <w:r>
-        <w:t xml:space="preserve">ChatGPT</w:t>
-      </w:r>
-      <w:r>
-        <w:t xml:space="preserve">’:</w:t>
-      </w:r>
-      <w:r>
-        <w:t xml:space="preserve"> </w:t>
-      </w:r>
-      <w:r>
-        <w:t xml:space="preserve">How Generative AI</w:t>
-      </w:r>
-      <w:r>
-        <w:t xml:space="preserve"> </w:t>
-      </w:r>
-      <w:r>
-        <w:t xml:space="preserve">Is</w:t>
-      </w:r>
-      <w:r>
-        <w:t xml:space="preserve"> </w:t>
-      </w:r>
-      <w:r>
-        <w:t xml:space="preserve">Eroding Social Interactions</w:t>
-      </w:r>
-      <w:r>
-        <w:t xml:space="preserve"> </w:t>
-      </w:r>
-      <w:r>
-        <w:t xml:space="preserve">and</w:t>
-      </w:r>
-      <w:r>
-        <w:t xml:space="preserve"> </w:t>
-      </w:r>
-      <w:r>
-        <w:t xml:space="preserve">Student Learning Communities</w:t>
-      </w:r>
-      <w:r>
-        <w:t xml:space="preserve">.”</w:t>
-      </w:r>
-      <w:r>
-        <w:t xml:space="preserve"> </w:t>
-      </w:r>
-      <w:r>
-        <w:t xml:space="preserve">In</w:t>
-      </w:r>
-      <w:r>
-        <w:t xml:space="preserve"> </w:t>
-      </w:r>
-      <w:r>
-        <w:rPr>
-          <w:i/>
-          <w:iCs/>
-        </w:rPr>
-        <w:t xml:space="preserve">Proceedings of the 30th</w:t>
-      </w:r>
-      <w:r>
-        <w:rPr>
-          <w:i/>
-          <w:iCs/>
-        </w:rPr>
-        <w:t xml:space="preserve"> </w:t>
-      </w:r>
-      <w:r>
-        <w:rPr>
-          <w:i/>
-          <w:iCs/>
-        </w:rPr>
-        <w:t xml:space="preserve">ACM Conference</w:t>
-      </w:r>
-      <w:r>
-        <w:rPr>
-          <w:i/>
-          <w:iCs/>
-        </w:rPr>
-        <w:t xml:space="preserve"> </w:t>
-      </w:r>
-      <w:r>
-        <w:rPr>
-          <w:i/>
-          <w:iCs/>
-        </w:rPr>
-        <w:t xml:space="preserve">on</w:t>
-      </w:r>
-      <w:r>
-        <w:rPr>
-          <w:i/>
-          <w:iCs/>
-        </w:rPr>
-        <w:t xml:space="preserve"> </w:t>
-      </w:r>
-      <w:r>
-        <w:rPr>
-          <w:i/>
-          <w:iCs/>
-        </w:rPr>
-        <w:t xml:space="preserve">Innovation</w:t>
-      </w:r>
-      <w:r>
-        <w:rPr>
-          <w:i/>
-          <w:iCs/>
-        </w:rPr>
-        <w:t xml:space="preserve"> </w:t>
-      </w:r>
-      <w:r>
-        <w:rPr>
-          <w:i/>
-          <w:iCs/>
-        </w:rPr>
-        <w:t xml:space="preserve">and</w:t>
-      </w:r>
-      <w:r>
-        <w:rPr>
-          <w:i/>
-          <w:iCs/>
-        </w:rPr>
-        <w:t xml:space="preserve"> </w:t>
-      </w:r>
-      <w:r>
-        <w:rPr>
-          <w:i/>
-          <w:iCs/>
-        </w:rPr>
-        <w:t xml:space="preserve">Technology</w:t>
-      </w:r>
-      <w:r>
-        <w:rPr>
-          <w:i/>
-          <w:iCs/>
-        </w:rPr>
-        <w:t xml:space="preserve"> </w:t>
-      </w:r>
-      <w:r>
-        <w:rPr>
-          <w:i/>
-          <w:iCs/>
-        </w:rPr>
+        <w:t xml:space="preserve">12.</w:t>
+      </w:r>
+      <w:r>
+        <w:t xml:space="preserve"> </w:t>
+      </w:r>
+      <w:r>
+        <w:t xml:space="preserve">	</w:t>
+      </w:r>
+      <w:r>
+        <w:t xml:space="preserve">Guest, O. et al.: Against the</w:t>
+      </w:r>
+      <w:r>
+        <w:t xml:space="preserve"> </w:t>
+      </w:r>
+      <w:r>
+        <w:t xml:space="preserve">Uncritical Adoption</w:t>
+      </w:r>
+      <w:r>
+        <w:t xml:space="preserve"> </w:t>
+      </w:r>
+      <w:r>
+        <w:t xml:space="preserve">of ’</w:t>
+      </w:r>
+      <w:r>
+        <w:t xml:space="preserve">AI</w:t>
+      </w:r>
+      <w:r>
+        <w:t xml:space="preserve">’</w:t>
+      </w:r>
+      <w:r>
+        <w:t xml:space="preserve"> </w:t>
+      </w:r>
+      <w:r>
+        <w:t xml:space="preserve">Technologies</w:t>
+      </w:r>
+      <w:r>
+        <w:t xml:space="preserve"> </w:t>
+      </w:r>
+      <w:r>
         <w:t xml:space="preserve">in</w:t>
       </w:r>
       <w:r>
-        <w:rPr>
-          <w:i/>
-          <w:iCs/>
-        </w:rPr>
-        <w:t xml:space="preserve"> </w:t>
-      </w:r>
-      <w:r>
-        <w:rPr>
-          <w:i/>
-          <w:iCs/>
-        </w:rPr>
-        <w:t xml:space="preserve">Computer Science Education V</w:t>
-      </w:r>
-      <w:r>
-        <w:rPr>
-          <w:i/>
-          <w:iCs/>
-        </w:rPr>
-        <w:t xml:space="preserve">. 1</w:t>
-      </w:r>
-      <w:r>
-        <w:t xml:space="preserve">, 79–85. Nijmegen Netherlands: ACM.</w:t>
-      </w:r>
-      <w:r>
-        <w:t xml:space="preserve"> </w:t>
+        <w:t xml:space="preserve"> </w:t>
+      </w:r>
+      <w:r>
+        <w:t xml:space="preserve">Academia</w:t>
+      </w:r>
+      <w:r>
+        <w:t xml:space="preserve">, (2025). https://doi.org/</w:t>
       </w:r>
       <w:hyperlink r:id="rId47">
         <w:r>
           <w:rPr>
             <w:rStyle w:val="Hyperlink"/>
           </w:rPr>
-          <w:t xml:space="preserve">https://doi.org/10.1145/3724363.3729024</w:t>
+          <w:t xml:space="preserve">10.5281/ZENODO.17065099</w:t>
         </w:r>
       </w:hyperlink>
       <w:r>
@@ -1598,105 +1348,22 @@
       </w:r>
     </w:p>
     <w:bookmarkEnd w:id="48"/>
-    <w:bookmarkStart w:id="49" w:name="ref-johnsonPowerProgressOur2023"/>
+    <w:bookmarkStart w:id="50" w:name="ref-hanImpactGenAILearning2025"/>
     <w:p>
       <w:pPr>
         <w:pStyle w:val="Bibliography"/>
       </w:pPr>
       <w:r>
-        <w:t xml:space="preserve">Johnson, Simon, and Daron Acemoglu. 2023.</w:t>
-      </w:r>
-      <w:r>
-        <w:t xml:space="preserve"> </w:t>
-      </w:r>
-      <w:r>
-        <w:rPr>
-          <w:i/>
-          <w:iCs/>
-        </w:rPr>
-        <w:t xml:space="preserve">Power and</w:t>
-      </w:r>
-      <w:r>
-        <w:rPr>
-          <w:i/>
-          <w:iCs/>
-        </w:rPr>
-        <w:t xml:space="preserve"> </w:t>
-      </w:r>
-      <w:r>
-        <w:rPr>
-          <w:i/>
-          <w:iCs/>
-        </w:rPr>
-        <w:t xml:space="preserve">Progress</w:t>
-      </w:r>
-      <w:r>
-        <w:rPr>
-          <w:i/>
-          <w:iCs/>
-        </w:rPr>
-        <w:t xml:space="preserve">:</w:t>
-      </w:r>
-      <w:r>
-        <w:rPr>
-          <w:i/>
-          <w:iCs/>
-        </w:rPr>
-        <w:t xml:space="preserve"> </w:t>
-      </w:r>
-      <w:r>
-        <w:rPr>
-          <w:i/>
-          <w:iCs/>
-        </w:rPr>
-        <w:t xml:space="preserve">Our Thousand-Year Struggle Over Technology</w:t>
-      </w:r>
-      <w:r>
-        <w:rPr>
-          <w:i/>
-          <w:iCs/>
-        </w:rPr>
-        <w:t xml:space="preserve"> </w:t>
-      </w:r>
-      <w:r>
-        <w:rPr>
-          <w:i/>
-          <w:iCs/>
-        </w:rPr>
-        <w:t xml:space="preserve">and</w:t>
-      </w:r>
-      <w:r>
-        <w:rPr>
-          <w:i/>
-          <w:iCs/>
-        </w:rPr>
-        <w:t xml:space="preserve"> </w:t>
-      </w:r>
-      <w:r>
-        <w:rPr>
-          <w:i/>
-          <w:iCs/>
-        </w:rPr>
-        <w:t xml:space="preserve">Prosperity</w:t>
-      </w:r>
-      <w:r>
-        <w:t xml:space="preserve">. Hachette UK.</w:t>
-      </w:r>
-    </w:p>
-    <w:bookmarkEnd w:id="49"/>
-    <w:bookmarkStart w:id="50" w:name="ref-joshi2025transformative"/>
-    <w:p>
-      <w:pPr>
-        <w:pStyle w:val="Bibliography"/>
-      </w:pPr>
-      <w:r>
-        <w:t xml:space="preserve">Joshi, Satyadhar. 2025.</w:t>
-      </w:r>
-      <w:r>
-        <w:t xml:space="preserve"> </w:t>
-      </w:r>
-      <w:r>
-        <w:t xml:space="preserve">“The Transformative Role of Agentic</w:t>
+        <w:t xml:space="preserve">13.</w:t>
+      </w:r>
+      <w:r>
+        <w:t xml:space="preserve"> </w:t>
+      </w:r>
+      <w:r>
+        <w:t xml:space="preserve">	</w:t>
+      </w:r>
+      <w:r>
+        <w:t xml:space="preserve">Han, X. et al.: The impact of</w:t>
       </w:r>
       <w:r>
         <w:t xml:space="preserve"> </w:t>
@@ -1708,193 +1375,155 @@
         <w:t xml:space="preserve"> </w:t>
       </w:r>
       <w:r>
-        <w:t xml:space="preserve">in Shaping Workforce Development and Education in the</w:t>
-      </w:r>
-      <w:r>
-        <w:t xml:space="preserve"> </w:t>
-      </w:r>
-      <w:r>
-        <w:t xml:space="preserve">US</w:t>
-      </w:r>
-      <w:r>
-        <w:t xml:space="preserve">.”</w:t>
-      </w:r>
-      <w:r>
-        <w:t xml:space="preserve"> </w:t>
-      </w:r>
-      <w:r>
-        <w:rPr>
-          <w:i/>
-          <w:iCs/>
-        </w:rPr>
-        <w:t xml:space="preserve">Available at SSRN 5133376</w:t>
-      </w:r>
-      <w:r>
-        <w:t xml:space="preserve">.</w:t>
-      </w:r>
-    </w:p>
-    <w:bookmarkEnd w:id="50"/>
-    <w:bookmarkStart w:id="52" w:name="ref-kapoorAIAgentsThat2024"/>
-    <w:p>
-      <w:pPr>
-        <w:pStyle w:val="Bibliography"/>
-      </w:pPr>
-      <w:r>
-        <w:t xml:space="preserve">Kapoor, Sayash, Benedikt Stroebl, Zachary S. Siegel, Nitya Nadgir, and Arvind Narayanan. 2024.</w:t>
-      </w:r>
-      <w:r>
-        <w:t xml:space="preserve"> </w:t>
-      </w:r>
-      <w:r>
-        <w:t xml:space="preserve">“</w:t>
-      </w:r>
-      <w:r>
-        <w:t xml:space="preserve">AI Agents That Matter</w:t>
-      </w:r>
-      <w:r>
-        <w:t xml:space="preserve">.”</w:t>
-      </w:r>
-      <w:r>
-        <w:t xml:space="preserve"> </w:t>
-      </w:r>
-      <w:r>
-        <w:t xml:space="preserve">arXiv.</w:t>
-      </w:r>
-      <w:r>
-        <w:t xml:space="preserve"> </w:t>
-      </w:r>
-      <w:hyperlink r:id="rId51">
+        <w:t xml:space="preserve">on learning outcomes:</w:t>
+      </w:r>
+      <w:r>
+        <w:t xml:space="preserve"> </w:t>
+      </w:r>
+      <w:r>
+        <w:t xml:space="preserve">A</w:t>
+      </w:r>
+      <w:r>
+        <w:t xml:space="preserve"> </w:t>
+      </w:r>
+      <w:r>
+        <w:t xml:space="preserve">systematic review and meta-analysis of experimental studies. Educational Research Review. 48, 100714 (2025). https://doi.org/</w:t>
+      </w:r>
+      <w:hyperlink r:id="rId49">
         <w:r>
           <w:rPr>
             <w:rStyle w:val="Hyperlink"/>
           </w:rPr>
-          <w:t xml:space="preserve">https://doi.org/10.48550/ARXIV.2407.01502</w:t>
+          <w:t xml:space="preserve">10.1016/j.edurev.2025.100714</w:t>
         </w:r>
       </w:hyperlink>
       <w:r>
         <w:t xml:space="preserve">.</w:t>
       </w:r>
     </w:p>
-    <w:bookmarkEnd w:id="52"/>
-    <w:bookmarkStart w:id="54" w:name="ref-khanalWhyHowPower2025"/>
+    <w:bookmarkEnd w:id="50"/>
+    <w:bookmarkStart w:id="51" w:name="ref-HeavenHowAGIBecamea"/>
     <w:p>
       <w:pPr>
         <w:pStyle w:val="Bibliography"/>
       </w:pPr>
       <w:r>
-        <w:t xml:space="preserve">Khanal, Shaleen, Hongzhou Zhang, and Araz Taeihagh. 2025.</w:t>
-      </w:r>
-      <w:r>
-        <w:t xml:space="preserve"> </w:t>
-      </w:r>
-      <w:r>
-        <w:t xml:space="preserve">“Why and How Is the Power of</w:t>
-      </w:r>
-      <w:r>
-        <w:t xml:space="preserve"> </w:t>
-      </w:r>
-      <w:r>
-        <w:t xml:space="preserve">Big Tech</w:t>
-      </w:r>
-      <w:r>
-        <w:t xml:space="preserve"> </w:t>
-      </w:r>
-      <w:r>
-        <w:t xml:space="preserve">Increasing in the Policy Process?</w:t>
-      </w:r>
-      <w:r>
-        <w:t xml:space="preserve"> </w:t>
-      </w:r>
-      <w:r>
-        <w:t xml:space="preserve">The</w:t>
-      </w:r>
-      <w:r>
-        <w:t xml:space="preserve"> </w:t>
-      </w:r>
-      <w:r>
-        <w:t xml:space="preserve">Case of Generative</w:t>
-      </w:r>
-      <w:r>
-        <w:t xml:space="preserve"> </w:t>
-      </w:r>
-      <w:r>
-        <w:t xml:space="preserve">AI</w:t>
-      </w:r>
-      <w:r>
-        <w:t xml:space="preserve">.”</w:t>
-      </w:r>
-      <w:r>
-        <w:t xml:space="preserve"> </w:t>
-      </w:r>
-      <w:r>
-        <w:rPr>
-          <w:i/>
-          <w:iCs/>
-        </w:rPr>
-        <w:t xml:space="preserve">Policy and Society</w:t>
-      </w:r>
-      <w:r>
-        <w:t xml:space="preserve"> </w:t>
-      </w:r>
-      <w:r>
-        <w:t xml:space="preserve">44 (1): 52–69.</w:t>
-      </w:r>
-      <w:r>
-        <w:t xml:space="preserve"> </w:t>
-      </w:r>
-      <w:hyperlink r:id="rId53">
+        <w:t xml:space="preserve">14.</w:t>
+      </w:r>
+      <w:r>
+        <w:t xml:space="preserve"> </w:t>
+      </w:r>
+      <w:r>
+        <w:t xml:space="preserve">	</w:t>
+      </w:r>
+      <w:r>
+        <w:t xml:space="preserve">Heaven, W.D.: How</w:t>
+      </w:r>
+      <w:r>
+        <w:t xml:space="preserve"> </w:t>
+      </w:r>
+      <w:r>
+        <w:t xml:space="preserve">AGI</w:t>
+      </w:r>
+      <w:r>
+        <w:t xml:space="preserve"> </w:t>
+      </w:r>
+      <w:r>
+        <w:t xml:space="preserve">became the most consequential conspiracy theory of our time, (2025).</w:t>
+      </w:r>
+    </w:p>
+    <w:bookmarkEnd w:id="51"/>
+    <w:bookmarkStart w:id="53" w:name="ref-heyndelsTechnologyNeutrality2023"/>
+    <w:p>
+      <w:pPr>
+        <w:pStyle w:val="Bibliography"/>
+      </w:pPr>
+      <w:r>
+        <w:t xml:space="preserve">15.</w:t>
+      </w:r>
+      <w:r>
+        <w:t xml:space="preserve"> </w:t>
+      </w:r>
+      <w:r>
+        <w:t xml:space="preserve">	</w:t>
+      </w:r>
+      <w:r>
+        <w:t xml:space="preserve">Heyndels, S.: Technology and</w:t>
+      </w:r>
+      <w:r>
+        <w:t xml:space="preserve"> </w:t>
+      </w:r>
+      <w:r>
+        <w:t xml:space="preserve">Neutrality</w:t>
+      </w:r>
+      <w:r>
+        <w:t xml:space="preserve">. Philosophy &amp; Technology. 36, 4, 75 (2023). https://doi.org/</w:t>
+      </w:r>
+      <w:hyperlink r:id="rId52">
         <w:r>
           <w:rPr>
             <w:rStyle w:val="Hyperlink"/>
           </w:rPr>
-          <w:t xml:space="preserve">https://doi.org/10.1093/polsoc/puae012</w:t>
+          <w:t xml:space="preserve">10.1007/s13347-023-00672-1</w:t>
         </w:r>
       </w:hyperlink>
       <w:r>
         <w:t xml:space="preserve">.</w:t>
       </w:r>
     </w:p>
-    <w:bookmarkEnd w:id="54"/>
-    <w:bookmarkStart w:id="56" w:name="ref-leslieFutureShockGenerative2024"/>
+    <w:bookmarkEnd w:id="53"/>
+    <w:bookmarkStart w:id="55" w:name="ref-houAllRoadsLead2025"/>
     <w:p>
       <w:pPr>
         <w:pStyle w:val="Bibliography"/>
       </w:pPr>
       <w:r>
-        <w:t xml:space="preserve">Leslie, David, and Antonella Maia Perini. 2024.</w:t>
-      </w:r>
-      <w:r>
-        <w:t xml:space="preserve"> </w:t>
-      </w:r>
-      <w:r>
-        <w:t xml:space="preserve">“Future</w:t>
-      </w:r>
-      <w:r>
-        <w:t xml:space="preserve"> </w:t>
-      </w:r>
-      <w:r>
-        <w:t xml:space="preserve">Shock</w:t>
-      </w:r>
-      <w:r>
-        <w:t xml:space="preserve">:</w:t>
-      </w:r>
-      <w:r>
-        <w:t xml:space="preserve"> </w:t>
-      </w:r>
-      <w:r>
-        <w:t xml:space="preserve">Generative AI</w:t>
-      </w:r>
-      <w:r>
-        <w:t xml:space="preserve"> </w:t>
-      </w:r>
-      <w:r>
-        <w:t xml:space="preserve">and the</w:t>
-      </w:r>
-      <w:r>
-        <w:t xml:space="preserve"> </w:t>
-      </w:r>
-      <w:r>
-        <w:t xml:space="preserve">International AI Policy</w:t>
+        <w:t xml:space="preserve">16.</w:t>
+      </w:r>
+      <w:r>
+        <w:t xml:space="preserve"> </w:t>
+      </w:r>
+      <w:r>
+        <w:t xml:space="preserve">	</w:t>
+      </w:r>
+      <w:r>
+        <w:t xml:space="preserve">Hou, I. et al.: ’</w:t>
+      </w:r>
+      <w:r>
+        <w:t xml:space="preserve">All Roads Lead</w:t>
+      </w:r>
+      <w:r>
+        <w:t xml:space="preserve"> </w:t>
+      </w:r>
+      <w:r>
+        <w:t xml:space="preserve">to</w:t>
+      </w:r>
+      <w:r>
+        <w:t xml:space="preserve"> </w:t>
+      </w:r>
+      <w:r>
+        <w:t xml:space="preserve">ChatGPT</w:t>
+      </w:r>
+      <w:r>
+        <w:t xml:space="preserve">’:</w:t>
+      </w:r>
+      <w:r>
+        <w:t xml:space="preserve"> </w:t>
+      </w:r>
+      <w:r>
+        <w:t xml:space="preserve">How Generative AI</w:t>
+      </w:r>
+      <w:r>
+        <w:t xml:space="preserve"> </w:t>
+      </w:r>
+      <w:r>
+        <w:t xml:space="preserve">is</w:t>
+      </w:r>
+      <w:r>
+        <w:t xml:space="preserve"> </w:t>
+      </w:r>
+      <w:r>
+        <w:t xml:space="preserve">Eroding Social Interactions</w:t>
       </w:r>
       <w:r>
         <w:t xml:space="preserve"> </w:t>
@@ -1906,237 +1535,282 @@
         <w:t xml:space="preserve"> </w:t>
       </w:r>
       <w:r>
-        <w:t xml:space="preserve">Governance Crisis</w:t>
-      </w:r>
-      <w:r>
-        <w:t xml:space="preserve">.”</w:t>
-      </w:r>
-      <w:r>
-        <w:t xml:space="preserve"> </w:t>
-      </w:r>
-      <w:r>
-        <w:rPr>
-          <w:i/>
-          <w:iCs/>
-        </w:rPr>
-        <w:t xml:space="preserve">Harvard Data Science Review</w:t>
-      </w:r>
-      <w:r>
-        <w:t xml:space="preserve">, no. Special Issue 5 (May).</w:t>
-      </w:r>
-      <w:r>
-        <w:t xml:space="preserve"> </w:t>
-      </w:r>
-      <w:hyperlink r:id="rId55">
+        <w:t xml:space="preserve">Student Learning Communities</w:t>
+      </w:r>
+      <w:r>
+        <w:t xml:space="preserve">. In: Proceedings of the 30th</w:t>
+      </w:r>
+      <w:r>
+        <w:t xml:space="preserve"> </w:t>
+      </w:r>
+      <w:r>
+        <w:t xml:space="preserve">ACM Conference</w:t>
+      </w:r>
+      <w:r>
+        <w:t xml:space="preserve"> </w:t>
+      </w:r>
+      <w:r>
+        <w:t xml:space="preserve">on</w:t>
+      </w:r>
+      <w:r>
+        <w:t xml:space="preserve"> </w:t>
+      </w:r>
+      <w:r>
+        <w:t xml:space="preserve">Innovation</w:t>
+      </w:r>
+      <w:r>
+        <w:t xml:space="preserve"> </w:t>
+      </w:r>
+      <w:r>
+        <w:t xml:space="preserve">and</w:t>
+      </w:r>
+      <w:r>
+        <w:t xml:space="preserve"> </w:t>
+      </w:r>
+      <w:r>
+        <w:t xml:space="preserve">Technology</w:t>
+      </w:r>
+      <w:r>
+        <w:t xml:space="preserve"> </w:t>
+      </w:r>
+      <w:r>
+        <w:t xml:space="preserve">in</w:t>
+      </w:r>
+      <w:r>
+        <w:t xml:space="preserve"> </w:t>
+      </w:r>
+      <w:r>
+        <w:t xml:space="preserve">Computer Science Education V</w:t>
+      </w:r>
+      <w:r>
+        <w:t xml:space="preserve">. 1. pp. 79–85 ACM, Nijmegen Netherlands (2025). https://doi.org/</w:t>
+      </w:r>
+      <w:hyperlink r:id="rId54">
         <w:r>
           <w:rPr>
             <w:rStyle w:val="Hyperlink"/>
           </w:rPr>
-          <w:t xml:space="preserve">https://doi.org/10.1162/99608f92.88b4cc98</w:t>
+          <w:t xml:space="preserve">10.1145/3724363.3729024</w:t>
         </w:r>
       </w:hyperlink>
       <w:r>
         <w:t xml:space="preserve">.</w:t>
       </w:r>
     </w:p>
+    <w:bookmarkEnd w:id="55"/>
+    <w:bookmarkStart w:id="56" w:name="ref-johnsonPowerProgressOur2023"/>
+    <w:p>
+      <w:pPr>
+        <w:pStyle w:val="Bibliography"/>
+      </w:pPr>
+      <w:r>
+        <w:t xml:space="preserve">17.</w:t>
+      </w:r>
+      <w:r>
+        <w:t xml:space="preserve"> </w:t>
+      </w:r>
+      <w:r>
+        <w:t xml:space="preserve">	</w:t>
+      </w:r>
+      <w:r>
+        <w:t xml:space="preserve">Johnson, S., Acemoglu, D.: Power and</w:t>
+      </w:r>
+      <w:r>
+        <w:t xml:space="preserve"> </w:t>
+      </w:r>
+      <w:r>
+        <w:t xml:space="preserve">Progress</w:t>
+      </w:r>
+      <w:r>
+        <w:t xml:space="preserve">:</w:t>
+      </w:r>
+      <w:r>
+        <w:t xml:space="preserve"> </w:t>
+      </w:r>
+      <w:r>
+        <w:t xml:space="preserve">Our Thousand-Year Struggle Over Technology</w:t>
+      </w:r>
+      <w:r>
+        <w:t xml:space="preserve"> </w:t>
+      </w:r>
+      <w:r>
+        <w:t xml:space="preserve">and</w:t>
+      </w:r>
+      <w:r>
+        <w:t xml:space="preserve"> </w:t>
+      </w:r>
+      <w:r>
+        <w:t xml:space="preserve">Prosperity</w:t>
+      </w:r>
+      <w:r>
+        <w:t xml:space="preserve">. Hachette UK (2023).</w:t>
+      </w:r>
+    </w:p>
     <w:bookmarkEnd w:id="56"/>
-    <w:bookmarkStart w:id="58" w:name="ref-liMultistepJailbreakingPrivacy2023"/>
+    <w:bookmarkStart w:id="57" w:name="ref-joshi2025transformative"/>
     <w:p>
       <w:pPr>
         <w:pStyle w:val="Bibliography"/>
       </w:pPr>
       <w:r>
-        <w:t xml:space="preserve">Li, Haoran, Dadi Guo, Wei Fan, Mingshi Xu, Jie Huang, Fanpu Meng, and Yangqiu Song. 2023.</w:t>
-      </w:r>
-      <w:r>
-        <w:t xml:space="preserve"> </w:t>
-      </w:r>
-      <w:r>
-        <w:t xml:space="preserve">“Multi-Step</w:t>
-      </w:r>
-      <w:r>
-        <w:t xml:space="preserve"> </w:t>
-      </w:r>
-      <w:r>
-        <w:t xml:space="preserve">Jailbreaking Privacy Attacks</w:t>
-      </w:r>
-      <w:r>
-        <w:t xml:space="preserve"> </w:t>
-      </w:r>
-      <w:r>
-        <w:t xml:space="preserve">on</w:t>
-      </w:r>
-      <w:r>
-        <w:t xml:space="preserve"> </w:t>
-      </w:r>
-      <w:r>
-        <w:t xml:space="preserve">ChatGPT</w:t>
-      </w:r>
-      <w:r>
-        <w:t xml:space="preserve">.”</w:t>
-      </w:r>
-      <w:r>
-        <w:t xml:space="preserve"> </w:t>
-      </w:r>
-      <w:r>
-        <w:t xml:space="preserve">arXiv.</w:t>
-      </w:r>
-      <w:r>
-        <w:t xml:space="preserve"> </w:t>
-      </w:r>
-      <w:hyperlink r:id="rId57">
+        <w:t xml:space="preserve">18.</w:t>
+      </w:r>
+      <w:r>
+        <w:t xml:space="preserve"> </w:t>
+      </w:r>
+      <w:r>
+        <w:t xml:space="preserve">	</w:t>
+      </w:r>
+      <w:r>
+        <w:t xml:space="preserve">Joshi, S.: The transformative role of agentic</w:t>
+      </w:r>
+      <w:r>
+        <w:t xml:space="preserve"> </w:t>
+      </w:r>
+      <w:r>
+        <w:t xml:space="preserve">GenAI</w:t>
+      </w:r>
+      <w:r>
+        <w:t xml:space="preserve"> </w:t>
+      </w:r>
+      <w:r>
+        <w:t xml:space="preserve">in shaping workforce development and education in the</w:t>
+      </w:r>
+      <w:r>
+        <w:t xml:space="preserve"> </w:t>
+      </w:r>
+      <w:r>
+        <w:t xml:space="preserve">US</w:t>
+      </w:r>
+      <w:r>
+        <w:t xml:space="preserve">. Available at SSRN 5133376. (2025).</w:t>
+      </w:r>
+    </w:p>
+    <w:bookmarkEnd w:id="57"/>
+    <w:bookmarkStart w:id="59" w:name="ref-kapoorAIAgentsThat2024"/>
+    <w:p>
+      <w:pPr>
+        <w:pStyle w:val="Bibliography"/>
+      </w:pPr>
+      <w:r>
+        <w:t xml:space="preserve">19.</w:t>
+      </w:r>
+      <w:r>
+        <w:t xml:space="preserve"> </w:t>
+      </w:r>
+      <w:r>
+        <w:t xml:space="preserve">	</w:t>
+      </w:r>
+      <w:r>
+        <w:t xml:space="preserve">Kapoor, S. et al.:</w:t>
+      </w:r>
+      <w:r>
+        <w:t xml:space="preserve"> </w:t>
+      </w:r>
+      <w:r>
+        <w:t xml:space="preserve">AI Agents That Matter</w:t>
+      </w:r>
+      <w:r>
+        <w:t xml:space="preserve">, (2024). https://doi.org/</w:t>
+      </w:r>
+      <w:hyperlink r:id="rId58">
         <w:r>
           <w:rPr>
             <w:rStyle w:val="Hyperlink"/>
           </w:rPr>
-          <w:t xml:space="preserve">https://doi.org/10.48550/arXiv.2304.05197</w:t>
+          <w:t xml:space="preserve">10.48550/ARXIV.2407.01502</w:t>
         </w:r>
       </w:hyperlink>
       <w:r>
         <w:t xml:space="preserve">.</w:t>
       </w:r>
     </w:p>
-    <w:bookmarkEnd w:id="58"/>
-    <w:bookmarkStart w:id="59" w:name="ref-mathurTechnologyFreedom"/>
+    <w:bookmarkEnd w:id="59"/>
+    <w:bookmarkStart w:id="61" w:name="ref-khanalWhyHowPower2025"/>
     <w:p>
       <w:pPr>
         <w:pStyle w:val="Bibliography"/>
       </w:pPr>
       <w:r>
-        <w:t xml:space="preserve">Mathur, A B. n.d.</w:t>
-      </w:r>
-      <w:r>
-        <w:t xml:space="preserve"> </w:t>
-      </w:r>
-      <w:r>
-        <w:t xml:space="preserve">“Technology and</w:t>
-      </w:r>
-      <w:r>
-        <w:t xml:space="preserve"> </w:t>
-      </w:r>
-      <w:r>
-        <w:t xml:space="preserve">Freedom</w:t>
-      </w:r>
-      <w:r>
-        <w:t xml:space="preserve">.”</w:t>
-      </w:r>
-    </w:p>
-    <w:bookmarkEnd w:id="59"/>
-    <w:bookmarkStart w:id="60" w:name="ref-miklianNewDigitalDivide"/>
+        <w:t xml:space="preserve">20.</w:t>
+      </w:r>
+      <w:r>
+        <w:t xml:space="preserve"> </w:t>
+      </w:r>
+      <w:r>
+        <w:t xml:space="preserve">	</w:t>
+      </w:r>
+      <w:r>
+        <w:t xml:space="preserve">Khanal, S. et al.: Why and how is the power of</w:t>
+      </w:r>
+      <w:r>
+        <w:t xml:space="preserve"> </w:t>
+      </w:r>
+      <w:r>
+        <w:t xml:space="preserve">Big Tech</w:t>
+      </w:r>
+      <w:r>
+        <w:t xml:space="preserve"> </w:t>
+      </w:r>
+      <w:r>
+        <w:t xml:space="preserve">increasing in the policy process?</w:t>
+      </w:r>
+      <w:r>
+        <w:t xml:space="preserve"> </w:t>
+      </w:r>
+      <w:r>
+        <w:t xml:space="preserve">The</w:t>
+      </w:r>
+      <w:r>
+        <w:t xml:space="preserve"> </w:t>
+      </w:r>
+      <w:r>
+        <w:t xml:space="preserve">case of generative</w:t>
+      </w:r>
+      <w:r>
+        <w:t xml:space="preserve"> </w:t>
+      </w:r>
+      <w:r>
+        <w:t xml:space="preserve">AI</w:t>
+      </w:r>
+      <w:r>
+        <w:t xml:space="preserve">. Policy and Society. 44, 1, 52–69 (2025). https://doi.org/</w:t>
+      </w:r>
+      <w:hyperlink r:id="rId60">
+        <w:r>
+          <w:rPr>
+            <w:rStyle w:val="Hyperlink"/>
+          </w:rPr>
+          <w:t xml:space="preserve">10.1093/polsoc/puae012</w:t>
+        </w:r>
+      </w:hyperlink>
+      <w:r>
+        <w:t xml:space="preserve">.</w:t>
+      </w:r>
+    </w:p>
+    <w:bookmarkEnd w:id="61"/>
+    <w:bookmarkStart w:id="63" w:name="ref-leslieFutureShockGenerative2024"/>
     <w:p>
       <w:pPr>
         <w:pStyle w:val="Bibliography"/>
       </w:pPr>
       <w:r>
-        <w:t xml:space="preserve">Miklian, Jason, and Kristian Hoelscher. n.d.</w:t>
-      </w:r>
-      <w:r>
-        <w:t xml:space="preserve"> </w:t>
-      </w:r>
-      <w:r>
-        <w:t xml:space="preserve">“A New Digital Divide?</w:t>
-      </w:r>
-      <w:r>
-        <w:t xml:space="preserve"> </w:t>
-      </w:r>
-      <w:r>
-        <w:t xml:space="preserve">Coder</w:t>
-      </w:r>
-      <w:r>
-        <w:t xml:space="preserve"> </w:t>
-      </w:r>
-      <w:r>
-        <w:t xml:space="preserve">Worldviews, the</w:t>
-      </w:r>
-      <w:r>
-        <w:t xml:space="preserve"> </w:t>
-      </w:r>
-      <w:r>
-        <w:t xml:space="preserve">‘</w:t>
-      </w:r>
-      <w:r>
-        <w:t xml:space="preserve">Slop</w:t>
-      </w:r>
-      <w:r>
-        <w:t xml:space="preserve"> </w:t>
-      </w:r>
-      <w:r>
-        <w:t xml:space="preserve">Economy,’</w:t>
-      </w:r>
-      <w:r>
-        <w:t xml:space="preserve"> </w:t>
-      </w:r>
-      <w:r>
-        <w:t xml:space="preserve">and Democracy in the Age of</w:t>
-      </w:r>
-      <w:r>
-        <w:t xml:space="preserve"> </w:t>
-      </w:r>
-      <w:r>
-        <w:t xml:space="preserve">AI</w:t>
-      </w:r>
-      <w:r>
-        <w:t xml:space="preserve">.”</w:t>
-      </w:r>
-    </w:p>
-    <w:bookmarkEnd w:id="60"/>
-    <w:bookmarkStart w:id="61" w:name="ref-milmoChatGPTReaches1002023"/>
-    <w:p>
-      <w:pPr>
-        <w:pStyle w:val="Bibliography"/>
-      </w:pPr>
-      <w:r>
-        <w:t xml:space="preserve">Milmo, Dan. 2023.</w:t>
-      </w:r>
-      <w:r>
-        <w:t xml:space="preserve"> </w:t>
-      </w:r>
-      <w:r>
-        <w:t xml:space="preserve">“</w:t>
-      </w:r>
-      <w:r>
-        <w:t xml:space="preserve">ChatGPT</w:t>
-      </w:r>
-      <w:r>
-        <w:t xml:space="preserve"> </w:t>
-      </w:r>
-      <w:r>
-        <w:t xml:space="preserve">Reaches 100 Million Users Two Months After Launch.”</w:t>
-      </w:r>
-      <w:r>
-        <w:t xml:space="preserve"> </w:t>
-      </w:r>
-      <w:r>
-        <w:rPr>
-          <w:i/>
-          <w:iCs/>
-        </w:rPr>
-        <w:t xml:space="preserve">The Guardian</w:t>
-      </w:r>
-      <w:r>
-        <w:t xml:space="preserve">, February.</w:t>
-      </w:r>
-    </w:p>
-    <w:bookmarkEnd w:id="61"/>
-    <w:bookmarkStart w:id="63" w:name="ref-morrowWhenTechnologiesMakes2014"/>
-    <w:p>
-      <w:pPr>
-        <w:pStyle w:val="Bibliography"/>
-      </w:pPr>
-      <w:r>
-        <w:t xml:space="preserve">Morrow, David R. 2014.</w:t>
-      </w:r>
-      <w:r>
-        <w:t xml:space="preserve"> </w:t>
-      </w:r>
-      <w:r>
-        <w:t xml:space="preserve">“When</w:t>
-      </w:r>
-      <w:r>
-        <w:t xml:space="preserve"> </w:t>
-      </w:r>
-      <w:r>
-        <w:t xml:space="preserve">Technologies Makes Good People Do Bad Things</w:t>
+        <w:t xml:space="preserve">21.</w:t>
+      </w:r>
+      <w:r>
+        <w:t xml:space="preserve"> </w:t>
+      </w:r>
+      <w:r>
+        <w:t xml:space="preserve">	</w:t>
+      </w:r>
+      <w:r>
+        <w:t xml:space="preserve">Leslie, D., Perini, A.M.: Future</w:t>
+      </w:r>
+      <w:r>
+        <w:t xml:space="preserve"> </w:t>
+      </w:r>
+      <w:r>
+        <w:t xml:space="preserve">Shock</w:t>
       </w:r>
       <w:r>
         <w:t xml:space="preserve">:</w:t>
@@ -2145,60 +1819,41 @@
         <w:t xml:space="preserve"> </w:t>
       </w:r>
       <w:r>
-        <w:t xml:space="preserve">Another Argument Against</w:t>
-      </w:r>
-      <w:r>
-        <w:t xml:space="preserve"> </w:t>
-      </w:r>
-      <w:r>
-        <w:t xml:space="preserve">the</w:t>
-      </w:r>
-      <w:r>
-        <w:t xml:space="preserve"> </w:t>
-      </w:r>
-      <w:r>
-        <w:t xml:space="preserve">Value-Neutrality</w:t>
-      </w:r>
-      <w:r>
-        <w:t xml:space="preserve"> </w:t>
-      </w:r>
-      <w:r>
-        <w:t xml:space="preserve">of</w:t>
-      </w:r>
-      <w:r>
-        <w:t xml:space="preserve"> </w:t>
-      </w:r>
-      <w:r>
-        <w:t xml:space="preserve">Technologies</w:t>
-      </w:r>
-      <w:r>
-        <w:t xml:space="preserve">.”</w:t>
-      </w:r>
-      <w:r>
-        <w:t xml:space="preserve"> </w:t>
-      </w:r>
-      <w:r>
-        <w:rPr>
-          <w:i/>
-          <w:iCs/>
-        </w:rPr>
-        <w:t xml:space="preserve">Science and Engineering Ethics</w:t>
-      </w:r>
-      <w:r>
-        <w:t xml:space="preserve"> </w:t>
-      </w:r>
-      <w:r>
-        <w:t xml:space="preserve">20 (2): 329–43.</w:t>
-      </w:r>
-      <w:r>
-        <w:t xml:space="preserve"> </w:t>
+        <w:t xml:space="preserve">Generative AI</w:t>
+      </w:r>
+      <w:r>
+        <w:t xml:space="preserve"> </w:t>
+      </w:r>
+      <w:r>
+        <w:t xml:space="preserve">and the</w:t>
+      </w:r>
+      <w:r>
+        <w:t xml:space="preserve"> </w:t>
+      </w:r>
+      <w:r>
+        <w:t xml:space="preserve">International AI Policy</w:t>
+      </w:r>
+      <w:r>
+        <w:t xml:space="preserve"> </w:t>
+      </w:r>
+      <w:r>
+        <w:t xml:space="preserve">and</w:t>
+      </w:r>
+      <w:r>
+        <w:t xml:space="preserve"> </w:t>
+      </w:r>
+      <w:r>
+        <w:t xml:space="preserve">Governance Crisis</w:t>
+      </w:r>
+      <w:r>
+        <w:t xml:space="preserve">. Harvard Data Science Review. Special Issue 5, (2024). https://doi.org/</w:t>
       </w:r>
       <w:hyperlink r:id="rId62">
         <w:r>
           <w:rPr>
             <w:rStyle w:val="Hyperlink"/>
           </w:rPr>
-          <w:t xml:space="preserve">https://doi.org/10.1007/s11948-013-9464-1</w:t>
+          <w:t xml:space="preserve">10.1162/99608f92.88b4cc98</w:t>
         </w:r>
       </w:hyperlink>
       <w:r>
@@ -2206,43 +1861,43 @@
       </w:r>
     </w:p>
     <w:bookmarkEnd w:id="63"/>
-    <w:bookmarkStart w:id="65" w:name="ref-perezIgnorePreviousPrompt2022"/>
+    <w:bookmarkStart w:id="66" w:name="ref-liMultistepJailbreakingPrivacy2023"/>
     <w:p>
       <w:pPr>
         <w:pStyle w:val="Bibliography"/>
       </w:pPr>
       <w:r>
-        <w:t xml:space="preserve">Perez, Fábio, and Ian Ribeiro. 2022.</w:t>
-      </w:r>
-      <w:r>
-        <w:t xml:space="preserve"> </w:t>
-      </w:r>
-      <w:r>
-        <w:t xml:space="preserve">“Ignore</w:t>
-      </w:r>
-      <w:r>
-        <w:t xml:space="preserve"> </w:t>
-      </w:r>
-      <w:r>
-        <w:t xml:space="preserve">Previous Prompt</w:t>
-      </w:r>
-      <w:r>
-        <w:t xml:space="preserve">:</w:t>
-      </w:r>
-      <w:r>
-        <w:t xml:space="preserve"> </w:t>
-      </w:r>
-      <w:r>
-        <w:t xml:space="preserve">Attack Techniques For Language Models</w:t>
-      </w:r>
-      <w:r>
-        <w:t xml:space="preserve">.”</w:t>
-      </w:r>
-      <w:r>
-        <w:t xml:space="preserve"> </w:t>
-      </w:r>
-      <w:r>
-        <w:t xml:space="preserve">arXiv.</w:t>
+        <w:t xml:space="preserve">22.</w:t>
+      </w:r>
+      <w:r>
+        <w:t xml:space="preserve"> </w:t>
+      </w:r>
+      <w:r>
+        <w:t xml:space="preserve">	</w:t>
+      </w:r>
+      <w:r>
+        <w:t xml:space="preserve">Li, H. et al.: Multi-step</w:t>
+      </w:r>
+      <w:r>
+        <w:t xml:space="preserve"> </w:t>
+      </w:r>
+      <w:r>
+        <w:t xml:space="preserve">Jailbreaking Privacy Attacks</w:t>
+      </w:r>
+      <w:r>
+        <w:t xml:space="preserve"> </w:t>
+      </w:r>
+      <w:r>
+        <w:t xml:space="preserve">on</w:t>
+      </w:r>
+      <w:r>
+        <w:t xml:space="preserve"> </w:t>
+      </w:r>
+      <w:r>
+        <w:t xml:space="preserve">ChatGPT</w:t>
+      </w:r>
+      <w:r>
+        <w:t xml:space="preserve">,</w:t>
       </w:r>
       <w:r>
         <w:t xml:space="preserve"> </w:t>
@@ -2252,100 +1907,81 @@
           <w:rPr>
             <w:rStyle w:val="Hyperlink"/>
           </w:rPr>
-          <w:t xml:space="preserve">https://doi.org/10.48550/arXiv.2211.09527</w:t>
+          <w:t xml:space="preserve">https://arxiv.org/abs/2304.05197</w:t>
         </w:r>
       </w:hyperlink>
       <w:r>
-        <w:t xml:space="preserve">.</w:t>
-      </w:r>
-    </w:p>
-    <w:bookmarkEnd w:id="65"/>
-    <w:bookmarkStart w:id="67" w:name="ref-perifanouCollaborativeUsesGenAI2025"/>
-    <w:p>
-      <w:pPr>
-        <w:pStyle w:val="Bibliography"/>
-      </w:pPr>
-      <w:r>
-        <w:t xml:space="preserve">Perifanou, Maria, and Anastasios A. Economides. 2025.</w:t>
-      </w:r>
-      <w:r>
-        <w:t xml:space="preserve"> </w:t>
-      </w:r>
-      <w:r>
-        <w:t xml:space="preserve">“Collaborative</w:t>
-      </w:r>
-      <w:r>
-        <w:t xml:space="preserve"> </w:t>
-      </w:r>
-      <w:r>
-        <w:t xml:space="preserve">Uses</w:t>
-      </w:r>
-      <w:r>
-        <w:t xml:space="preserve"> </w:t>
-      </w:r>
-      <w:r>
-        <w:t xml:space="preserve">of</w:t>
-      </w:r>
-      <w:r>
-        <w:t xml:space="preserve"> </w:t>
-      </w:r>
-      <w:r>
-        <w:t xml:space="preserve">GenAI Tools</w:t>
-      </w:r>
-      <w:r>
-        <w:t xml:space="preserve"> </w:t>
-      </w:r>
-      <w:r>
-        <w:t xml:space="preserve">in</w:t>
-      </w:r>
-      <w:r>
-        <w:t xml:space="preserve"> </w:t>
-      </w:r>
-      <w:r>
-        <w:t xml:space="preserve">Project-Based Learning</w:t>
-      </w:r>
-      <w:r>
-        <w:t xml:space="preserve">.”</w:t>
-      </w:r>
-      <w:r>
-        <w:t xml:space="preserve"> </w:t>
-      </w:r>
-      <w:r>
-        <w:rPr>
-          <w:i/>
-          <w:iCs/>
-        </w:rPr>
-        <w:t xml:space="preserve">Education Sciences</w:t>
-      </w:r>
-      <w:r>
-        <w:t xml:space="preserve"> </w:t>
-      </w:r>
-      <w:r>
-        <w:t xml:space="preserve">15 (3): 354.</w:t>
-      </w:r>
-      <w:r>
-        <w:t xml:space="preserve"> </w:t>
-      </w:r>
-      <w:hyperlink r:id="rId66">
+        <w:t xml:space="preserve">, (2023). https://doi.org/</w:t>
+      </w:r>
+      <w:hyperlink r:id="rId65">
         <w:r>
           <w:rPr>
             <w:rStyle w:val="Hyperlink"/>
           </w:rPr>
-          <w:t xml:space="preserve">https://doi.org/10.3390/educsci15030354</w:t>
+          <w:t xml:space="preserve">10.48550/arXiv.2304.05197</w:t>
         </w:r>
       </w:hyperlink>
       <w:r>
         <w:t xml:space="preserve">.</w:t>
       </w:r>
     </w:p>
+    <w:bookmarkEnd w:id="66"/>
+    <w:bookmarkStart w:id="67" w:name="ref-mathurTechnologyFreedom"/>
+    <w:p>
+      <w:pPr>
+        <w:pStyle w:val="Bibliography"/>
+      </w:pPr>
+      <w:r>
+        <w:t xml:space="preserve">23.</w:t>
+      </w:r>
+      <w:r>
+        <w:t xml:space="preserve"> </w:t>
+      </w:r>
+      <w:r>
+        <w:t xml:space="preserve">	</w:t>
+      </w:r>
+      <w:r>
+        <w:t xml:space="preserve">Mathur, A.B.: Technology and</w:t>
+      </w:r>
+      <w:r>
+        <w:t xml:space="preserve"> </w:t>
+      </w:r>
+      <w:r>
+        <w:t xml:space="preserve">Freedom</w:t>
+      </w:r>
+      <w:r>
+        <w:t xml:space="preserve">.</w:t>
+      </w:r>
+    </w:p>
     <w:bookmarkEnd w:id="67"/>
-    <w:bookmarkStart w:id="69" w:name="ref-pinskiAILiteracyUsers2024"/>
+    <w:bookmarkStart w:id="68" w:name="ref-miklianNewDigitalDivide"/>
     <w:p>
       <w:pPr>
         <w:pStyle w:val="Bibliography"/>
       </w:pPr>
       <w:r>
-        <w:t xml:space="preserve">Pinski, Marc, and Alexander Benlian. 2024.</w:t>
+        <w:t xml:space="preserve">24.</w:t>
+      </w:r>
+      <w:r>
+        <w:t xml:space="preserve"> </w:t>
+      </w:r>
+      <w:r>
+        <w:t xml:space="preserve">	</w:t>
+      </w:r>
+      <w:r>
+        <w:t xml:space="preserve">Miklian, J., Hoelscher, K.: A new digital divide?</w:t>
+      </w:r>
+      <w:r>
+        <w:t xml:space="preserve"> </w:t>
+      </w:r>
+      <w:r>
+        <w:t xml:space="preserve">Coder</w:t>
+      </w:r>
+      <w:r>
+        <w:t xml:space="preserve"> </w:t>
+      </w:r>
+      <w:r>
+        <w:t xml:space="preserve">worldviews, the</w:t>
       </w:r>
       <w:r>
         <w:t xml:space="preserve"> </w:t>
@@ -2354,175 +1990,127 @@
         <w:t xml:space="preserve">“</w:t>
       </w:r>
       <w:r>
+        <w:t xml:space="preserve">Slop</w:t>
+      </w:r>
+      <w:r>
+        <w:t xml:space="preserve"> </w:t>
+      </w:r>
+      <w:r>
+        <w:t xml:space="preserve">economy,”</w:t>
+      </w:r>
+      <w:r>
+        <w:t xml:space="preserve"> </w:t>
+      </w:r>
+      <w:r>
+        <w:t xml:space="preserve">and democracy in the age of</w:t>
+      </w:r>
+      <w:r>
+        <w:t xml:space="preserve"> </w:t>
+      </w:r>
+      <w:r>
         <w:t xml:space="preserve">AI</w:t>
       </w:r>
       <w:r>
-        <w:t xml:space="preserve"> </w:t>
-      </w:r>
-      <w:r>
-        <w:t xml:space="preserve">Literacy for Users –</w:t>
-      </w:r>
-      <w:r>
-        <w:t xml:space="preserve"> </w:t>
-      </w:r>
-      <w:r>
-        <w:t xml:space="preserve">A</w:t>
-      </w:r>
-      <w:r>
-        <w:t xml:space="preserve"> </w:t>
-      </w:r>
-      <w:r>
-        <w:t xml:space="preserve">Comprehensive Review and Future Research Directions of Learning Methods, Components, and Effects.”</w:t>
-      </w:r>
-      <w:r>
-        <w:t xml:space="preserve"> </w:t>
-      </w:r>
-      <w:r>
-        <w:rPr>
-          <w:i/>
-          <w:iCs/>
-        </w:rPr>
-        <w:t xml:space="preserve">Computers in Human Behavior: Artificial Humans</w:t>
-      </w:r>
-      <w:r>
-        <w:t xml:space="preserve"> </w:t>
-      </w:r>
-      <w:r>
-        <w:t xml:space="preserve">2 (1): 100062.</w:t>
-      </w:r>
-      <w:r>
-        <w:t xml:space="preserve"> </w:t>
-      </w:r>
-      <w:hyperlink r:id="rId68">
-        <w:r>
-          <w:rPr>
-            <w:rStyle w:val="Hyperlink"/>
-          </w:rPr>
-          <w:t xml:space="preserve">https://doi.org/10.1016/j.chbah.2024.100062</w:t>
-        </w:r>
-      </w:hyperlink>
-      <w:r>
         <w:t xml:space="preserve">.</w:t>
       </w:r>
     </w:p>
+    <w:bookmarkEnd w:id="68"/>
+    <w:bookmarkStart w:id="69" w:name="ref-milmoChatGPTReaches1002023"/>
+    <w:p>
+      <w:pPr>
+        <w:pStyle w:val="Bibliography"/>
+      </w:pPr>
+      <w:r>
+        <w:t xml:space="preserve">25.</w:t>
+      </w:r>
+      <w:r>
+        <w:t xml:space="preserve"> </w:t>
+      </w:r>
+      <w:r>
+        <w:t xml:space="preserve">	</w:t>
+      </w:r>
+      <w:r>
+        <w:t xml:space="preserve">Milmo, D.:</w:t>
+      </w:r>
+      <w:r>
+        <w:t xml:space="preserve"> </w:t>
+      </w:r>
+      <w:r>
+        <w:t xml:space="preserve">ChatGPT</w:t>
+      </w:r>
+      <w:r>
+        <w:t xml:space="preserve"> </w:t>
+      </w:r>
+      <w:r>
+        <w:t xml:space="preserve">reaches 100 million users two months after launch. The Guardian. (2023).</w:t>
+      </w:r>
+    </w:p>
     <w:bookmarkEnd w:id="69"/>
-    <w:bookmarkStart w:id="71" w:name="ref-registerLearningMachineLearning2020"/>
+    <w:bookmarkStart w:id="71" w:name="ref-morrowWhenTechnologiesMakes2014"/>
     <w:p>
       <w:pPr>
         <w:pStyle w:val="Bibliography"/>
       </w:pPr>
       <w:r>
-        <w:t xml:space="preserve">Register, Yim, and Amy J. Ko. 2020.</w:t>
-      </w:r>
-      <w:r>
-        <w:t xml:space="preserve"> </w:t>
-      </w:r>
-      <w:r>
-        <w:t xml:space="preserve">“Learning</w:t>
-      </w:r>
-      <w:r>
-        <w:t xml:space="preserve"> </w:t>
-      </w:r>
-      <w:r>
-        <w:t xml:space="preserve">Machine Learning</w:t>
-      </w:r>
-      <w:r>
-        <w:t xml:space="preserve"> </w:t>
-      </w:r>
-      <w:r>
-        <w:t xml:space="preserve">with</w:t>
-      </w:r>
-      <w:r>
-        <w:t xml:space="preserve"> </w:t>
-      </w:r>
-      <w:r>
-        <w:t xml:space="preserve">Personal Data Helps Stakeholders Ground Advocacy Arguments</w:t>
-      </w:r>
-      <w:r>
-        <w:t xml:space="preserve"> </w:t>
-      </w:r>
-      <w:r>
-        <w:t xml:space="preserve">in</w:t>
-      </w:r>
-      <w:r>
-        <w:t xml:space="preserve"> </w:t>
-      </w:r>
-      <w:r>
-        <w:t xml:space="preserve">Model Mechanics</w:t>
-      </w:r>
-      <w:r>
-        <w:t xml:space="preserve">.”</w:t>
-      </w:r>
-      <w:r>
-        <w:t xml:space="preserve"> </w:t>
-      </w:r>
-      <w:r>
-        <w:t xml:space="preserve">In</w:t>
-      </w:r>
-      <w:r>
-        <w:t xml:space="preserve"> </w:t>
-      </w:r>
-      <w:r>
-        <w:rPr>
-          <w:i/>
-          <w:iCs/>
-        </w:rPr>
-        <w:t xml:space="preserve">Proceedings of the 2020</w:t>
-      </w:r>
-      <w:r>
-        <w:rPr>
-          <w:i/>
-          <w:iCs/>
-        </w:rPr>
-        <w:t xml:space="preserve"> </w:t>
-      </w:r>
-      <w:r>
-        <w:rPr>
-          <w:i/>
-          <w:iCs/>
-        </w:rPr>
-        <w:t xml:space="preserve">ACM Conference</w:t>
-      </w:r>
-      <w:r>
-        <w:rPr>
-          <w:i/>
-          <w:iCs/>
-        </w:rPr>
-        <w:t xml:space="preserve"> </w:t>
-      </w:r>
-      <w:r>
-        <w:rPr>
-          <w:i/>
-          <w:iCs/>
-        </w:rPr>
-        <w:t xml:space="preserve">on</w:t>
-      </w:r>
-      <w:r>
-        <w:rPr>
-          <w:i/>
-          <w:iCs/>
-        </w:rPr>
-        <w:t xml:space="preserve"> </w:t>
-      </w:r>
-      <w:r>
-        <w:rPr>
-          <w:i/>
-          <w:iCs/>
-        </w:rPr>
-        <w:t xml:space="preserve">International Computing Education Research</w:t>
-      </w:r>
-      <w:r>
-        <w:t xml:space="preserve">, 67–78. Virtual Event New Zealand: ACM.</w:t>
-      </w:r>
-      <w:r>
-        <w:t xml:space="preserve"> </w:t>
+        <w:t xml:space="preserve">26.</w:t>
+      </w:r>
+      <w:r>
+        <w:t xml:space="preserve"> </w:t>
+      </w:r>
+      <w:r>
+        <w:t xml:space="preserve">	</w:t>
+      </w:r>
+      <w:r>
+        <w:t xml:space="preserve">Morrow, D.R.: When</w:t>
+      </w:r>
+      <w:r>
+        <w:t xml:space="preserve"> </w:t>
+      </w:r>
+      <w:r>
+        <w:t xml:space="preserve">Technologies Makes Good People Do Bad Things</w:t>
+      </w:r>
+      <w:r>
+        <w:t xml:space="preserve">:</w:t>
+      </w:r>
+      <w:r>
+        <w:t xml:space="preserve"> </w:t>
+      </w:r>
+      <w:r>
+        <w:t xml:space="preserve">Another Argument Against</w:t>
+      </w:r>
+      <w:r>
+        <w:t xml:space="preserve"> </w:t>
+      </w:r>
+      <w:r>
+        <w:t xml:space="preserve">the</w:t>
+      </w:r>
+      <w:r>
+        <w:t xml:space="preserve"> </w:t>
+      </w:r>
+      <w:r>
+        <w:t xml:space="preserve">Value-Neutrality</w:t>
+      </w:r>
+      <w:r>
+        <w:t xml:space="preserve"> </w:t>
+      </w:r>
+      <w:r>
+        <w:t xml:space="preserve">of</w:t>
+      </w:r>
+      <w:r>
+        <w:t xml:space="preserve"> </w:t>
+      </w:r>
+      <w:r>
+        <w:t xml:space="preserve">Technologies</w:t>
+      </w:r>
+      <w:r>
+        <w:t xml:space="preserve">. Science and Engineering Ethics. 20, 2, 329–343 (2014). https://doi.org/</w:t>
       </w:r>
       <w:hyperlink r:id="rId70">
         <w:r>
           <w:rPr>
             <w:rStyle w:val="Hyperlink"/>
           </w:rPr>
-          <w:t xml:space="preserve">https://doi.org/10.1145/3372782.3406252</w:t>
+          <w:t xml:space="preserve">10.1007/s11948-013-9464-1</w:t>
         </w:r>
       </w:hyperlink>
       <w:r>
@@ -2530,47 +2118,40 @@
       </w:r>
     </w:p>
     <w:bookmarkEnd w:id="71"/>
-    <w:bookmarkStart w:id="73" w:name="ref-udehRoleGenerativeAI2025"/>
+    <w:bookmarkStart w:id="74" w:name="ref-perezIgnorePreviousPrompt2022"/>
     <w:p>
       <w:pPr>
         <w:pStyle w:val="Bibliography"/>
       </w:pPr>
       <w:r>
-        <w:t xml:space="preserve">Udeh, Chinemelum Goodness. 2025.</w:t>
-      </w:r>
-      <w:r>
-        <w:t xml:space="preserve"> </w:t>
-      </w:r>
-      <w:r>
-        <w:t xml:space="preserve">“The Role of Generative</w:t>
-      </w:r>
-      <w:r>
-        <w:t xml:space="preserve"> </w:t>
-      </w:r>
-      <w:r>
-        <w:t xml:space="preserve">AI</w:t>
-      </w:r>
-      <w:r>
-        <w:t xml:space="preserve"> </w:t>
-      </w:r>
-      <w:r>
-        <w:t xml:space="preserve">in Personalized Learning for Higher Education.”</w:t>
-      </w:r>
-      <w:r>
-        <w:t xml:space="preserve"> </w:t>
-      </w:r>
-      <w:r>
-        <w:rPr>
-          <w:i/>
-          <w:iCs/>
-        </w:rPr>
-        <w:t xml:space="preserve">World Journal of Advanced Engineering Technology and Sciences</w:t>
-      </w:r>
-      <w:r>
-        <w:t xml:space="preserve"> </w:t>
-      </w:r>
-      <w:r>
-        <w:t xml:space="preserve">14 (2): 205–7.</w:t>
+        <w:t xml:space="preserve">27.</w:t>
+      </w:r>
+      <w:r>
+        <w:t xml:space="preserve"> </w:t>
+      </w:r>
+      <w:r>
+        <w:t xml:space="preserve">	</w:t>
+      </w:r>
+      <w:r>
+        <w:t xml:space="preserve">Perez, F., Ribeiro, I.: Ignore</w:t>
+      </w:r>
+      <w:r>
+        <w:t xml:space="preserve"> </w:t>
+      </w:r>
+      <w:r>
+        <w:t xml:space="preserve">Previous Prompt</w:t>
+      </w:r>
+      <w:r>
+        <w:t xml:space="preserve">:</w:t>
+      </w:r>
+      <w:r>
+        <w:t xml:space="preserve"> </w:t>
+      </w:r>
+      <w:r>
+        <w:t xml:space="preserve">Attack Techniques For Language Models</w:t>
+      </w:r>
+      <w:r>
+        <w:t xml:space="preserve">,</w:t>
       </w:r>
       <w:r>
         <w:t xml:space="preserve"> </w:t>
@@ -2580,62 +2161,47 @@
           <w:rPr>
             <w:rStyle w:val="Hyperlink"/>
           </w:rPr>
-          <w:t xml:space="preserve">https://doi.org/10.30574/wjaets.2025.14.2.0077</w:t>
+          <w:t xml:space="preserve">https://arxiv.org/abs/2211.09527</w:t>
         </w:r>
       </w:hyperlink>
       <w:r>
+        <w:t xml:space="preserve">, (2022). https://doi.org/</w:t>
+      </w:r>
+      <w:hyperlink r:id="rId73">
+        <w:r>
+          <w:rPr>
+            <w:rStyle w:val="Hyperlink"/>
+          </w:rPr>
+          <w:t xml:space="preserve">10.48550/arXiv.2211.09527</w:t>
+        </w:r>
+      </w:hyperlink>
+      <w:r>
         <w:t xml:space="preserve">.</w:t>
       </w:r>
     </w:p>
-    <w:bookmarkEnd w:id="73"/>
-    <w:bookmarkStart w:id="74" w:name="ref-undpHumanDevelopmentReport2025"/>
+    <w:bookmarkEnd w:id="74"/>
+    <w:bookmarkStart w:id="76" w:name="ref-perifanouCollaborativeUsesGenAI2025"/>
     <w:p>
       <w:pPr>
         <w:pStyle w:val="Bibliography"/>
       </w:pPr>
       <w:r>
-        <w:t xml:space="preserve">UNDP. 2025.</w:t>
-      </w:r>
-      <w:r>
-        <w:t xml:space="preserve"> </w:t>
-      </w:r>
-      <w:r>
-        <w:t xml:space="preserve">“Human Development Report 2025.”</w:t>
-      </w:r>
-      <w:r>
-        <w:t xml:space="preserve"> </w:t>
-      </w:r>
-      <w:r>
-        <w:rPr>
-          <w:i/>
-          <w:iCs/>
-        </w:rPr>
-        <w:t xml:space="preserve">UNDP (United Nations Development Programme)</w:t>
-      </w:r>
-      <w:r>
-        <w:t xml:space="preserve">.</w:t>
-      </w:r>
-    </w:p>
-    <w:bookmarkEnd w:id="74"/>
-    <w:bookmarkStart w:id="76" w:name="ref-winnerCultInnovationIts2018"/>
-    <w:p>
-      <w:pPr>
-        <w:pStyle w:val="Bibliography"/>
-      </w:pPr>
-      <w:r>
-        <w:t xml:space="preserve">Winner, Langdon. 2018.</w:t>
-      </w:r>
-      <w:r>
-        <w:t xml:space="preserve"> </w:t>
-      </w:r>
-      <w:r>
-        <w:t xml:space="preserve">“The</w:t>
-      </w:r>
-      <w:r>
-        <w:t xml:space="preserve"> </w:t>
-      </w:r>
-      <w:r>
-        <w:t xml:space="preserve">Cult</w:t>
+        <w:t xml:space="preserve">28.</w:t>
+      </w:r>
+      <w:r>
+        <w:t xml:space="preserve"> </w:t>
+      </w:r>
+      <w:r>
+        <w:t xml:space="preserve">	</w:t>
+      </w:r>
+      <w:r>
+        <w:t xml:space="preserve">Perifanou, M., Economides, A.A.: Collaborative</w:t>
+      </w:r>
+      <w:r>
+        <w:t xml:space="preserve"> </w:t>
+      </w:r>
+      <w:r>
+        <w:t xml:space="preserve">Uses</w:t>
       </w:r>
       <w:r>
         <w:t xml:space="preserve"> </w:t>
@@ -2647,165 +2213,29 @@
         <w:t xml:space="preserve"> </w:t>
       </w:r>
       <w:r>
-        <w:t xml:space="preserve">Innovation</w:t>
-      </w:r>
-      <w:r>
-        <w:t xml:space="preserve">:</w:t>
-      </w:r>
-      <w:r>
-        <w:t xml:space="preserve"> </w:t>
-      </w:r>
-      <w:r>
-        <w:t xml:space="preserve">Its Myths</w:t>
-      </w:r>
-      <w:r>
-        <w:t xml:space="preserve"> </w:t>
-      </w:r>
-      <w:r>
-        <w:t xml:space="preserve">and</w:t>
-      </w:r>
-      <w:r>
-        <w:t xml:space="preserve"> </w:t>
-      </w:r>
-      <w:r>
-        <w:t xml:space="preserve">Rituals</w:t>
-      </w:r>
-      <w:r>
-        <w:t xml:space="preserve">.”</w:t>
-      </w:r>
-      <w:r>
-        <w:t xml:space="preserve"> </w:t>
-      </w:r>
-      <w:r>
-        <w:t xml:space="preserve">In</w:t>
-      </w:r>
-      <w:r>
-        <w:t xml:space="preserve"> </w:t>
-      </w:r>
-      <w:r>
-        <w:rPr>
-          <w:i/>
-          <w:iCs/>
-        </w:rPr>
-        <w:t xml:space="preserve">Engineering a</w:t>
-      </w:r>
-      <w:r>
-        <w:rPr>
-          <w:i/>
-          <w:iCs/>
-        </w:rPr>
-        <w:t xml:space="preserve"> </w:t>
-      </w:r>
-      <w:r>
-        <w:rPr>
-          <w:i/>
-          <w:iCs/>
-        </w:rPr>
-        <w:t xml:space="preserve">Better Future</w:t>
-      </w:r>
-      <w:r>
-        <w:rPr>
-          <w:i/>
-          <w:iCs/>
-        </w:rPr>
-        <w:t xml:space="preserve">:</w:t>
-      </w:r>
-      <w:r>
-        <w:rPr>
-          <w:i/>
-          <w:iCs/>
-        </w:rPr>
-        <w:t xml:space="preserve"> </w:t>
-      </w:r>
-      <w:r>
-        <w:rPr>
-          <w:i/>
-          <w:iCs/>
-        </w:rPr>
-        <w:t xml:space="preserve">Interplay</w:t>
-      </w:r>
-      <w:r>
-        <w:rPr>
-          <w:i/>
-          <w:iCs/>
-        </w:rPr>
-        <w:t xml:space="preserve"> </w:t>
-      </w:r>
-      <w:r>
-        <w:rPr>
-          <w:i/>
-          <w:iCs/>
-        </w:rPr>
-        <w:t xml:space="preserve">Between</w:t>
-      </w:r>
-      <w:r>
-        <w:rPr>
-          <w:i/>
-          <w:iCs/>
-        </w:rPr>
-        <w:t xml:space="preserve"> </w:t>
-      </w:r>
-      <w:r>
-        <w:rPr>
-          <w:i/>
-          <w:iCs/>
-        </w:rPr>
-        <w:t xml:space="preserve">Engineering</w:t>
-      </w:r>
-      <w:r>
-        <w:rPr>
-          <w:i/>
-          <w:iCs/>
-        </w:rPr>
-        <w:t xml:space="preserve">,</w:t>
-      </w:r>
-      <w:r>
-        <w:rPr>
-          <w:i/>
-          <w:iCs/>
-        </w:rPr>
-        <w:t xml:space="preserve"> </w:t>
-      </w:r>
-      <w:r>
-        <w:rPr>
-          <w:i/>
-          <w:iCs/>
-        </w:rPr>
-        <w:t xml:space="preserve">Social Sciences</w:t>
-      </w:r>
-      <w:r>
-        <w:rPr>
-          <w:i/>
-          <w:iCs/>
-        </w:rPr>
-        <w:t xml:space="preserve">, and</w:t>
-      </w:r>
-      <w:r>
-        <w:rPr>
-          <w:i/>
-          <w:iCs/>
-        </w:rPr>
-        <w:t xml:space="preserve"> </w:t>
-      </w:r>
-      <w:r>
-        <w:rPr>
-          <w:i/>
-          <w:iCs/>
-        </w:rPr>
-        <w:t xml:space="preserve">Innovation</w:t>
-      </w:r>
-      <w:r>
-        <w:t xml:space="preserve">, edited by Eswaran Subrahmanian, Toluwalogo Odumosu, and Jeffrey Y. Tsao, 61–73. Cham: Springer International Publishing.</w:t>
-      </w:r>
-      <w:r>
-        <w:t xml:space="preserve"> </w:t>
+        <w:t xml:space="preserve">GenAI Tools</w:t>
+      </w:r>
+      <w:r>
+        <w:t xml:space="preserve"> </w:t>
+      </w:r>
+      <w:r>
+        <w:t xml:space="preserve">in</w:t>
+      </w:r>
+      <w:r>
+        <w:t xml:space="preserve"> </w:t>
+      </w:r>
+      <w:r>
+        <w:t xml:space="preserve">Project-Based Learning</w:t>
+      </w:r>
+      <w:r>
+        <w:t xml:space="preserve">. Education Sciences. 15, 3, 354 (2025). https://doi.org/</w:t>
       </w:r>
       <w:hyperlink r:id="rId75">
         <w:r>
           <w:rPr>
             <w:rStyle w:val="Hyperlink"/>
           </w:rPr>
-          <w:t xml:space="preserve">https://doi.org/10.1007/978-3-319-91134-2_8</w:t>
+          <w:t xml:space="preserve">10.3390/educsci15030354</w:t>
         </w:r>
       </w:hyperlink>
       <w:r>
@@ -2813,77 +2243,53 @@
       </w:r>
     </w:p>
     <w:bookmarkEnd w:id="76"/>
-    <w:bookmarkStart w:id="78" w:name="ref-yangAgenticWebWeaving2025"/>
+    <w:bookmarkStart w:id="78" w:name="ref-pinskiAILiteracyUsers2024"/>
     <w:p>
       <w:pPr>
         <w:pStyle w:val="Bibliography"/>
       </w:pPr>
       <w:r>
-        <w:t xml:space="preserve">Yang, Yingxuan, Mulei Ma, Yuxuan Huang, Huacan Chai, Chenyu Gong, Haoran Geng, Yuanjian Zhou, et al. 2025.</w:t>
-      </w:r>
-      <w:r>
-        <w:t xml:space="preserve"> </w:t>
-      </w:r>
-      <w:r>
-        <w:t xml:space="preserve">“Agentic</w:t>
-      </w:r>
-      <w:r>
-        <w:t xml:space="preserve"> </w:t>
-      </w:r>
-      <w:r>
-        <w:t xml:space="preserve">Web</w:t>
-      </w:r>
-      <w:r>
-        <w:t xml:space="preserve">:</w:t>
-      </w:r>
-      <w:r>
-        <w:t xml:space="preserve"> </w:t>
-      </w:r>
-      <w:r>
-        <w:t xml:space="preserve">Weaving</w:t>
-      </w:r>
-      <w:r>
-        <w:t xml:space="preserve"> </w:t>
-      </w:r>
-      <w:r>
-        <w:t xml:space="preserve">the</w:t>
-      </w:r>
-      <w:r>
-        <w:t xml:space="preserve"> </w:t>
-      </w:r>
-      <w:r>
-        <w:t xml:space="preserve">Next Web</w:t>
-      </w:r>
-      <w:r>
-        <w:t xml:space="preserve"> </w:t>
-      </w:r>
-      <w:r>
-        <w:t xml:space="preserve">with</w:t>
-      </w:r>
-      <w:r>
-        <w:t xml:space="preserve"> </w:t>
-      </w:r>
-      <w:r>
-        <w:t xml:space="preserve">AI Agents</w:t>
-      </w:r>
-      <w:r>
-        <w:t xml:space="preserve">.”</w:t>
-      </w:r>
-      <w:r>
-        <w:t xml:space="preserve"> </w:t>
-      </w:r>
-      <w:r>
-        <w:t xml:space="preserve">arXiv.</w:t>
-      </w:r>
-      <w:r>
-        <w:t xml:space="preserve"> </w:t>
+        <w:t xml:space="preserve">29.</w:t>
+      </w:r>
+      <w:r>
+        <w:t xml:space="preserve"> </w:t>
+      </w:r>
+      <w:r>
+        <w:t xml:space="preserve">	</w:t>
+      </w:r>
+      <w:r>
+        <w:t xml:space="preserve">Pinski, M., Benlian, A.:</w:t>
+      </w:r>
+      <w:r>
+        <w:t xml:space="preserve"> </w:t>
+      </w:r>
+      <w:r>
+        <w:t xml:space="preserve">AI</w:t>
+      </w:r>
+      <w:r>
+        <w:t xml:space="preserve"> </w:t>
+      </w:r>
+      <w:r>
+        <w:t xml:space="preserve">literacy for users –</w:t>
+      </w:r>
+      <w:r>
+        <w:t xml:space="preserve"> </w:t>
+      </w:r>
+      <w:r>
+        <w:t xml:space="preserve">A</w:t>
+      </w:r>
+      <w:r>
+        <w:t xml:space="preserve"> </w:t>
+      </w:r>
+      <w:r>
+        <w:t xml:space="preserve">comprehensive review and future research directions of learning methods, components, and effects. Computers in Human Behavior: Artificial Humans. 2, 1, 100062 (2024). https://doi.org/</w:t>
       </w:r>
       <w:hyperlink r:id="rId77">
         <w:r>
           <w:rPr>
             <w:rStyle w:val="Hyperlink"/>
           </w:rPr>
-          <w:t xml:space="preserve">https://doi.org/10.48550/arXiv.2507.21206</w:t>
+          <w:t xml:space="preserve">10.1016/j.chbah.2024.100062</w:t>
         </w:r>
       </w:hyperlink>
       <w:r>
@@ -2891,19 +2297,376 @@
       </w:r>
     </w:p>
     <w:bookmarkEnd w:id="78"/>
-    <w:bookmarkStart w:id="79" w:name="ref-yaoCAReDiOEnhancingCultural2025"/>
+    <w:bookmarkStart w:id="80" w:name="ref-registerLearningMachineLearning2020"/>
     <w:p>
       <w:pPr>
         <w:pStyle w:val="Bibliography"/>
       </w:pPr>
       <w:r>
-        <w:t xml:space="preserve">Yao, Jing, Xiaoyuan Yi, Jindong Wang, Zhicheng Dou, and Xing Xie. 2025.</w:t>
-      </w:r>
-      <w:r>
-        <w:t xml:space="preserve"> </w:t>
-      </w:r>
-      <w:r>
-        <w:t xml:space="preserve">“</w:t>
+        <w:t xml:space="preserve">30.</w:t>
+      </w:r>
+      <w:r>
+        <w:t xml:space="preserve"> </w:t>
+      </w:r>
+      <w:r>
+        <w:t xml:space="preserve">	</w:t>
+      </w:r>
+      <w:r>
+        <w:t xml:space="preserve">Register, Y., Ko, A.J.: Learning</w:t>
+      </w:r>
+      <w:r>
+        <w:t xml:space="preserve"> </w:t>
+      </w:r>
+      <w:r>
+        <w:t xml:space="preserve">Machine Learning</w:t>
+      </w:r>
+      <w:r>
+        <w:t xml:space="preserve"> </w:t>
+      </w:r>
+      <w:r>
+        <w:t xml:space="preserve">with</w:t>
+      </w:r>
+      <w:r>
+        <w:t xml:space="preserve"> </w:t>
+      </w:r>
+      <w:r>
+        <w:t xml:space="preserve">Personal Data Helps Stakeholders Ground Advocacy Arguments</w:t>
+      </w:r>
+      <w:r>
+        <w:t xml:space="preserve"> </w:t>
+      </w:r>
+      <w:r>
+        <w:t xml:space="preserve">in</w:t>
+      </w:r>
+      <w:r>
+        <w:t xml:space="preserve"> </w:t>
+      </w:r>
+      <w:r>
+        <w:t xml:space="preserve">Model Mechanics</w:t>
+      </w:r>
+      <w:r>
+        <w:t xml:space="preserve">. In: Proceedings of the 2020</w:t>
+      </w:r>
+      <w:r>
+        <w:t xml:space="preserve"> </w:t>
+      </w:r>
+      <w:r>
+        <w:t xml:space="preserve">ACM Conference</w:t>
+      </w:r>
+      <w:r>
+        <w:t xml:space="preserve"> </w:t>
+      </w:r>
+      <w:r>
+        <w:t xml:space="preserve">on</w:t>
+      </w:r>
+      <w:r>
+        <w:t xml:space="preserve"> </w:t>
+      </w:r>
+      <w:r>
+        <w:t xml:space="preserve">International Computing Education Research</w:t>
+      </w:r>
+      <w:r>
+        <w:t xml:space="preserve">. pp. 67–78 ACM, Virtual Event New Zealand (2020). https://doi.org/</w:t>
+      </w:r>
+      <w:hyperlink r:id="rId79">
+        <w:r>
+          <w:rPr>
+            <w:rStyle w:val="Hyperlink"/>
+          </w:rPr>
+          <w:t xml:space="preserve">10.1145/3372782.3406252</w:t>
+        </w:r>
+      </w:hyperlink>
+      <w:r>
+        <w:t xml:space="preserve">.</w:t>
+      </w:r>
+    </w:p>
+    <w:bookmarkEnd w:id="80"/>
+    <w:bookmarkStart w:id="82" w:name="ref-udehRoleGenerativeAI2025"/>
+    <w:p>
+      <w:pPr>
+        <w:pStyle w:val="Bibliography"/>
+      </w:pPr>
+      <w:r>
+        <w:t xml:space="preserve">31.</w:t>
+      </w:r>
+      <w:r>
+        <w:t xml:space="preserve"> </w:t>
+      </w:r>
+      <w:r>
+        <w:t xml:space="preserve">	</w:t>
+      </w:r>
+      <w:r>
+        <w:t xml:space="preserve">Udeh, C.G.: The role of generative</w:t>
+      </w:r>
+      <w:r>
+        <w:t xml:space="preserve"> </w:t>
+      </w:r>
+      <w:r>
+        <w:t xml:space="preserve">AI</w:t>
+      </w:r>
+      <w:r>
+        <w:t xml:space="preserve"> </w:t>
+      </w:r>
+      <w:r>
+        <w:t xml:space="preserve">in personalized learning for higher education. World Journal of Advanced Engineering Technology and Sciences. 14, 2, 205–207 (2025). https://doi.org/</w:t>
+      </w:r>
+      <w:hyperlink r:id="rId81">
+        <w:r>
+          <w:rPr>
+            <w:rStyle w:val="Hyperlink"/>
+          </w:rPr>
+          <w:t xml:space="preserve">10.30574/wjaets.2025.14.2.0077</w:t>
+        </w:r>
+      </w:hyperlink>
+      <w:r>
+        <w:t xml:space="preserve">.</w:t>
+      </w:r>
+    </w:p>
+    <w:bookmarkEnd w:id="82"/>
+    <w:bookmarkStart w:id="83" w:name="ref-undpHumanDevelopmentReport2025"/>
+    <w:p>
+      <w:pPr>
+        <w:pStyle w:val="Bibliography"/>
+      </w:pPr>
+      <w:r>
+        <w:t xml:space="preserve">32.</w:t>
+      </w:r>
+      <w:r>
+        <w:t xml:space="preserve"> </w:t>
+      </w:r>
+      <w:r>
+        <w:t xml:space="preserve">	</w:t>
+      </w:r>
+      <w:r>
+        <w:t xml:space="preserve">UNDP: Human development report 2025. UNDP (United Nations Development Programme). (2025).</w:t>
+      </w:r>
+    </w:p>
+    <w:bookmarkEnd w:id="83"/>
+    <w:bookmarkStart w:id="85" w:name="ref-winnerCultInnovationIts2018"/>
+    <w:p>
+      <w:pPr>
+        <w:pStyle w:val="Bibliography"/>
+      </w:pPr>
+      <w:r>
+        <w:t xml:space="preserve">33.</w:t>
+      </w:r>
+      <w:r>
+        <w:t xml:space="preserve"> </w:t>
+      </w:r>
+      <w:r>
+        <w:t xml:space="preserve">	</w:t>
+      </w:r>
+      <w:r>
+        <w:t xml:space="preserve">Winner, L.: The</w:t>
+      </w:r>
+      <w:r>
+        <w:t xml:space="preserve"> </w:t>
+      </w:r>
+      <w:r>
+        <w:t xml:space="preserve">Cult</w:t>
+      </w:r>
+      <w:r>
+        <w:t xml:space="preserve"> </w:t>
+      </w:r>
+      <w:r>
+        <w:t xml:space="preserve">of</w:t>
+      </w:r>
+      <w:r>
+        <w:t xml:space="preserve"> </w:t>
+      </w:r>
+      <w:r>
+        <w:t xml:space="preserve">Innovation</w:t>
+      </w:r>
+      <w:r>
+        <w:t xml:space="preserve">:</w:t>
+      </w:r>
+      <w:r>
+        <w:t xml:space="preserve"> </w:t>
+      </w:r>
+      <w:r>
+        <w:t xml:space="preserve">Its Myths</w:t>
+      </w:r>
+      <w:r>
+        <w:t xml:space="preserve"> </w:t>
+      </w:r>
+      <w:r>
+        <w:t xml:space="preserve">and</w:t>
+      </w:r>
+      <w:r>
+        <w:t xml:space="preserve"> </w:t>
+      </w:r>
+      <w:r>
+        <w:t xml:space="preserve">Rituals</w:t>
+      </w:r>
+      <w:r>
+        <w:t xml:space="preserve">. In: Subrahmanian, E. et al. (eds.) Engineering a</w:t>
+      </w:r>
+      <w:r>
+        <w:t xml:space="preserve"> </w:t>
+      </w:r>
+      <w:r>
+        <w:t xml:space="preserve">Better Future</w:t>
+      </w:r>
+      <w:r>
+        <w:t xml:space="preserve">:</w:t>
+      </w:r>
+      <w:r>
+        <w:t xml:space="preserve"> </w:t>
+      </w:r>
+      <w:r>
+        <w:t xml:space="preserve">Interplay</w:t>
+      </w:r>
+      <w:r>
+        <w:t xml:space="preserve"> </w:t>
+      </w:r>
+      <w:r>
+        <w:t xml:space="preserve">between</w:t>
+      </w:r>
+      <w:r>
+        <w:t xml:space="preserve"> </w:t>
+      </w:r>
+      <w:r>
+        <w:t xml:space="preserve">Engineering</w:t>
+      </w:r>
+      <w:r>
+        <w:t xml:space="preserve">,</w:t>
+      </w:r>
+      <w:r>
+        <w:t xml:space="preserve"> </w:t>
+      </w:r>
+      <w:r>
+        <w:t xml:space="preserve">Social Sciences</w:t>
+      </w:r>
+      <w:r>
+        <w:t xml:space="preserve">, and</w:t>
+      </w:r>
+      <w:r>
+        <w:t xml:space="preserve"> </w:t>
+      </w:r>
+      <w:r>
+        <w:t xml:space="preserve">Innovation</w:t>
+      </w:r>
+      <w:r>
+        <w:t xml:space="preserve">. pp. 61–73 Springer International Publishing, Cham (2018). https://doi.org/</w:t>
+      </w:r>
+      <w:hyperlink r:id="rId84">
+        <w:r>
+          <w:rPr>
+            <w:rStyle w:val="Hyperlink"/>
+          </w:rPr>
+          <w:t xml:space="preserve">10.1007/978-3-319-91134-2_8</w:t>
+        </w:r>
+      </w:hyperlink>
+      <w:r>
+        <w:t xml:space="preserve">.</w:t>
+      </w:r>
+    </w:p>
+    <w:bookmarkEnd w:id="85"/>
+    <w:bookmarkStart w:id="88" w:name="ref-yangAgenticWebWeaving2025"/>
+    <w:p>
+      <w:pPr>
+        <w:pStyle w:val="Bibliography"/>
+      </w:pPr>
+      <w:r>
+        <w:t xml:space="preserve">34.</w:t>
+      </w:r>
+      <w:r>
+        <w:t xml:space="preserve"> </w:t>
+      </w:r>
+      <w:r>
+        <w:t xml:space="preserve">	</w:t>
+      </w:r>
+      <w:r>
+        <w:t xml:space="preserve">Yang, Y. et al.: Agentic</w:t>
+      </w:r>
+      <w:r>
+        <w:t xml:space="preserve"> </w:t>
+      </w:r>
+      <w:r>
+        <w:t xml:space="preserve">Web</w:t>
+      </w:r>
+      <w:r>
+        <w:t xml:space="preserve">:</w:t>
+      </w:r>
+      <w:r>
+        <w:t xml:space="preserve"> </w:t>
+      </w:r>
+      <w:r>
+        <w:t xml:space="preserve">Weaving</w:t>
+      </w:r>
+      <w:r>
+        <w:t xml:space="preserve"> </w:t>
+      </w:r>
+      <w:r>
+        <w:t xml:space="preserve">the</w:t>
+      </w:r>
+      <w:r>
+        <w:t xml:space="preserve"> </w:t>
+      </w:r>
+      <w:r>
+        <w:t xml:space="preserve">Next Web</w:t>
+      </w:r>
+      <w:r>
+        <w:t xml:space="preserve"> </w:t>
+      </w:r>
+      <w:r>
+        <w:t xml:space="preserve">with</w:t>
+      </w:r>
+      <w:r>
+        <w:t xml:space="preserve"> </w:t>
+      </w:r>
+      <w:r>
+        <w:t xml:space="preserve">AI Agents</w:t>
+      </w:r>
+      <w:r>
+        <w:t xml:space="preserve">,</w:t>
+      </w:r>
+      <w:r>
+        <w:t xml:space="preserve"> </w:t>
+      </w:r>
+      <w:hyperlink r:id="rId86">
+        <w:r>
+          <w:rPr>
+            <w:rStyle w:val="Hyperlink"/>
+          </w:rPr>
+          <w:t xml:space="preserve">https://arxiv.org/abs/2507.21206</w:t>
+        </w:r>
+      </w:hyperlink>
+      <w:r>
+        <w:t xml:space="preserve">, (2025). https://doi.org/</w:t>
+      </w:r>
+      <w:hyperlink r:id="rId87">
+        <w:r>
+          <w:rPr>
+            <w:rStyle w:val="Hyperlink"/>
+          </w:rPr>
+          <w:t xml:space="preserve">10.48550/arXiv.2507.21206</w:t>
+        </w:r>
+      </w:hyperlink>
+      <w:r>
+        <w:t xml:space="preserve">.</w:t>
+      </w:r>
+    </w:p>
+    <w:bookmarkEnd w:id="88"/>
+    <w:bookmarkStart w:id="89" w:name="ref-yaoCAReDiOEnhancingCultural2025"/>
+    <w:p>
+      <w:pPr>
+        <w:pStyle w:val="Bibliography"/>
+      </w:pPr>
+      <w:r>
+        <w:t xml:space="preserve">35.</w:t>
+      </w:r>
+      <w:r>
+        <w:t xml:space="preserve"> </w:t>
+      </w:r>
+      <w:r>
+        <w:t xml:space="preserve">	</w:t>
+      </w:r>
+      <w:r>
+        <w:t xml:space="preserve">Yao, J. et al.:</w:t>
+      </w:r>
+      <w:r>
+        <w:t xml:space="preserve"> </w:t>
       </w:r>
       <w:r>
         <w:t xml:space="preserve">CAReDiO</w:t>
@@ -2954,18 +2717,12 @@
         <w:t xml:space="preserve">Distinctiveness Guided Data Optimization</w:t>
       </w:r>
       <w:r>
-        <w:t xml:space="preserve">,”</w:t>
-      </w:r>
-      <w:r>
-        <w:t xml:space="preserve"> </w:t>
-      </w:r>
-      <w:r>
-        <w:t xml:space="preserve">October.</w:t>
-      </w:r>
-    </w:p>
-    <w:bookmarkEnd w:id="79"/>
-    <w:bookmarkEnd w:id="80"/>
-    <w:bookmarkEnd w:id="81"/>
+        <w:t xml:space="preserve">. (2025).</w:t>
+      </w:r>
+    </w:p>
+    <w:bookmarkEnd w:id="89"/>
+    <w:bookmarkEnd w:id="90"/>
+    <w:bookmarkEnd w:id="91"/>
     <w:sectPr>
       <w:footnotePr>
         <w:numRestart w:val="eachSect"/>
